--- a/Herramientas/Documentación Proyecto Final - Galería Comercial.docx
+++ b/Herramientas/Documentación Proyecto Final - Galería Comercial.docx
@@ -7115,7 +7115,21 @@
             <w:rPr>
               <w:lang w:val="es-ES"/>
             </w:rPr>
-            <w:t xml:space="preserve">la implementación de una Landing Page y un Sistema de Gestión Web, desarrollado para </w:t>
+            <w:t xml:space="preserve">la implementación de una </w:t>
+          </w:r>
+          <w:proofErr w:type="spellStart"/>
+          <w:r>
+            <w:rPr>
+              <w:lang w:val="es-ES"/>
+            </w:rPr>
+            <w:t>Landing</w:t>
+          </w:r>
+          <w:proofErr w:type="spellEnd"/>
+          <w:r>
+            <w:rPr>
+              <w:lang w:val="es-ES"/>
+            </w:rPr>
+            <w:t xml:space="preserve"> Page y un Sistema de Gestión Web, desarrollado para </w:t>
           </w:r>
           <w:r>
             <w:rPr>
@@ -7190,7 +7204,21 @@
             <w:rPr>
               <w:lang w:val="es-ES"/>
             </w:rPr>
-            <w:t>compuesto por un sistema de gestión web y una Landing Page profesional, diseñados como soluciones complementarias para optimizar la operación interna y la presencia digital</w:t>
+            <w:t xml:space="preserve">compuesto por un sistema de gestión web y una </w:t>
+          </w:r>
+          <w:proofErr w:type="spellStart"/>
+          <w:r>
+            <w:rPr>
+              <w:lang w:val="es-ES"/>
+            </w:rPr>
+            <w:t>Landing</w:t>
+          </w:r>
+          <w:proofErr w:type="spellEnd"/>
+          <w:r>
+            <w:rPr>
+              <w:lang w:val="es-ES"/>
+            </w:rPr>
+            <w:t xml:space="preserve"> Page profesional, diseñados como soluciones complementarias para optimizar la operación interna y la presencia digital</w:t>
           </w:r>
           <w:r>
             <w:rPr>
@@ -7327,7 +7355,21 @@
             <w:rPr>
               <w:lang w:val="es-ES"/>
             </w:rPr>
-            <w:t xml:space="preserve"> Se desarrollaron prototipos tanto para el sistema de gestión como para la Landing Page, asegurando un diseño funcional, atractivo y acorde con la identidad de la empresa.</w:t>
+            <w:t xml:space="preserve"> Se desarrollaron prototipos tanto para el sistema de gestión como para la </w:t>
+          </w:r>
+          <w:proofErr w:type="spellStart"/>
+          <w:r>
+            <w:rPr>
+              <w:lang w:val="es-ES"/>
+            </w:rPr>
+            <w:t>Landing</w:t>
+          </w:r>
+          <w:proofErr w:type="spellEnd"/>
+          <w:r>
+            <w:rPr>
+              <w:lang w:val="es-ES"/>
+            </w:rPr>
+            <w:t xml:space="preserve"> Page, asegurando un diseño funcional, atractivo y acorde con la identidad de la empresa.</w:t>
           </w:r>
         </w:p>
         <w:p>
@@ -7454,7 +7496,21 @@
             <w:rPr>
               <w:lang w:val="es-ES"/>
             </w:rPr>
-            <w:t>la Landing Page ha permitido captar nuevos clientes, consolidar la presencia digital de la Galería y posicionarla como una opción profesional y confiable en el mercado local</w:t>
+            <w:t xml:space="preserve">la </w:t>
+          </w:r>
+          <w:proofErr w:type="spellStart"/>
+          <w:r>
+            <w:rPr>
+              <w:lang w:val="es-ES"/>
+            </w:rPr>
+            <w:t>Landing</w:t>
+          </w:r>
+          <w:proofErr w:type="spellEnd"/>
+          <w:r>
+            <w:rPr>
+              <w:lang w:val="es-ES"/>
+            </w:rPr>
+            <w:t xml:space="preserve"> Page ha permitido captar nuevos clientes, consolidar la presencia digital de la Galería y posicionarla como una opción profesional y confiable en el mercado local</w:t>
           </w:r>
           <w:r>
             <w:rPr>
@@ -7774,6 +7830,93 @@
         <w:p>
           <w:pPr>
             <w:rPr>
+              <w:lang w:val="es-ES"/>
+            </w:rPr>
+          </w:pPr>
+          <w:r>
+            <w:rPr>
+              <w:lang w:val="es-ES"/>
+            </w:rPr>
+            <w:t xml:space="preserve">   </w:t>
+          </w:r>
+          <w:r>
+            <w:rPr>
+              <w:lang w:val="es-ES"/>
+            </w:rPr>
+            <w:t>Para reforzar la comprensión espacial del establecimiento, se incluye a continuación un esquema simplificado de la distribución física de la galería, con vista desde arriba. Se observan los locales comerciales, el bar, el pulmón verde, el salón de entrenamiento físico y la piscina terapéutica, ubicada debajo del salón.</w:t>
+          </w:r>
+          <w:bookmarkStart w:id="4" w:name="_Toc211542866"/>
+        </w:p>
+        <w:p>
+          <w:pPr>
+            <w:jc w:val="center"/>
+            <w:rPr>
+              <w:b/>
+              <w:bCs/>
+              <w:lang w:val="es-ES"/>
+            </w:rPr>
+          </w:pPr>
+          <w:r>
+            <w:rPr>
+              <w:b/>
+              <w:bCs/>
+              <w:noProof/>
+              <w:lang w:val="es-ES"/>
+            </w:rPr>
+            <w:lastRenderedPageBreak/>
+            <w:drawing>
+              <wp:inline distT="0" distB="0" distL="0" distR="0" wp14:anchorId="1F4279B4" wp14:editId="4ED84DDB">
+                <wp:extent cx="2851987" cy="3733800"/>
+                <wp:effectExtent l="0" t="0" r="5715" b="0"/>
+                <wp:docPr id="37" name="Imagen 37"/>
+                <wp:cNvGraphicFramePr>
+                  <a:graphicFrameLocks xmlns:a="http://schemas.openxmlformats.org/drawingml/2006/main" noChangeAspect="1"/>
+                </wp:cNvGraphicFramePr>
+                <a:graphic xmlns:a="http://schemas.openxmlformats.org/drawingml/2006/main">
+                  <a:graphicData uri="http://schemas.openxmlformats.org/drawingml/2006/picture">
+                    <pic:pic xmlns:pic="http://schemas.openxmlformats.org/drawingml/2006/picture">
+                      <pic:nvPicPr>
+                        <pic:cNvPr id="0" name="Picture 1"/>
+                        <pic:cNvPicPr>
+                          <a:picLocks noChangeAspect="1" noChangeArrowheads="1"/>
+                        </pic:cNvPicPr>
+                      </pic:nvPicPr>
+                      <pic:blipFill>
+                        <a:blip r:embed="rId10">
+                          <a:extLst>
+                            <a:ext uri="{28A0092B-C50C-407E-A947-70E740481C1C}">
+                              <a14:useLocalDpi xmlns:a14="http://schemas.microsoft.com/office/drawing/2010/main" val="0"/>
+                            </a:ext>
+                          </a:extLst>
+                        </a:blip>
+                        <a:srcRect/>
+                        <a:stretch>
+                          <a:fillRect/>
+                        </a:stretch>
+                      </pic:blipFill>
+                      <pic:spPr bwMode="auto">
+                        <a:xfrm>
+                          <a:off x="0" y="0"/>
+                          <a:ext cx="2864018" cy="3749551"/>
+                        </a:xfrm>
+                        <a:prstGeom prst="rect">
+                          <a:avLst/>
+                        </a:prstGeom>
+                        <a:noFill/>
+                        <a:ln>
+                          <a:noFill/>
+                        </a:ln>
+                      </pic:spPr>
+                    </pic:pic>
+                  </a:graphicData>
+                </a:graphic>
+              </wp:inline>
+            </w:drawing>
+          </w:r>
+        </w:p>
+        <w:p>
+          <w:pPr>
+            <w:rPr>
               <w:b/>
               <w:bCs/>
               <w:lang w:val="es-ES"/>
@@ -7782,26 +7925,154 @@
         </w:p>
         <w:p>
           <w:pPr>
-            <w:pStyle w:val="Ttulo2"/>
+            <w:jc w:val="center"/>
             <w:rPr>
               <w:b/>
               <w:bCs/>
-              <w:color w:val="auto"/>
               <w:lang w:val="es-ES"/>
             </w:rPr>
           </w:pPr>
-          <w:bookmarkStart w:id="4" w:name="_Toc211542866"/>
+          <w:r>
+            <w:rPr>
+              <w:b/>
+              <w:bCs/>
+              <w:lang w:val="es-ES"/>
+            </w:rPr>
+            <w:t>Figura 1. Distribución física simplificada de la Galería Comercial Paseo Tafí.</w:t>
+          </w:r>
         </w:p>
         <w:p>
           <w:pPr>
-            <w:pStyle w:val="Ttulo2"/>
+            <w:rPr>
+              <w:lang w:val="es-ES"/>
+            </w:rPr>
+          </w:pPr>
+          <w:r>
             <w:rPr>
               <w:b/>
               <w:bCs/>
-              <w:color w:val="auto"/>
+              <w:lang w:val="es-ES"/>
+            </w:rPr>
+            <w:t xml:space="preserve">   </w:t>
+          </w:r>
+          <w:r>
+            <w:rPr>
+              <w:lang w:val="es-ES"/>
+            </w:rPr>
+            <w:t>Vista superior esquemática que representa la ubicación relativa de los espacios clave: locales comerciales, bar, pulmón verde, salón de entrenamiento físico y piscina terapéutica.</w:t>
+          </w:r>
+        </w:p>
+        <w:p>
+          <w:pPr>
+            <w:jc w:val="center"/>
+            <w:rPr>
               <w:lang w:val="es-ES"/>
             </w:rPr>
           </w:pPr>
+          <w:r>
+            <w:rPr>
+              <w:noProof/>
+              <w:lang w:val="es-ES"/>
+            </w:rPr>
+            <w:drawing>
+              <wp:inline distT="0" distB="0" distL="0" distR="0" wp14:anchorId="7C14F874" wp14:editId="1EB9DC9A">
+                <wp:extent cx="2895600" cy="3810000"/>
+                <wp:effectExtent l="0" t="0" r="0" b="0"/>
+                <wp:docPr id="38" name="Imagen 38"/>
+                <wp:cNvGraphicFramePr>
+                  <a:graphicFrameLocks xmlns:a="http://schemas.openxmlformats.org/drawingml/2006/main" noChangeAspect="1"/>
+                </wp:cNvGraphicFramePr>
+                <a:graphic xmlns:a="http://schemas.openxmlformats.org/drawingml/2006/main">
+                  <a:graphicData uri="http://schemas.openxmlformats.org/drawingml/2006/picture">
+                    <pic:pic xmlns:pic="http://schemas.openxmlformats.org/drawingml/2006/picture">
+                      <pic:nvPicPr>
+                        <pic:cNvPr id="0" name="Picture 2"/>
+                        <pic:cNvPicPr>
+                          <a:picLocks noChangeAspect="1" noChangeArrowheads="1"/>
+                        </pic:cNvPicPr>
+                      </pic:nvPicPr>
+                      <pic:blipFill>
+                        <a:blip r:embed="rId11">
+                          <a:extLst>
+                            <a:ext uri="{28A0092B-C50C-407E-A947-70E740481C1C}">
+                              <a14:useLocalDpi xmlns:a14="http://schemas.microsoft.com/office/drawing/2010/main" val="0"/>
+                            </a:ext>
+                          </a:extLst>
+                        </a:blip>
+                        <a:srcRect/>
+                        <a:stretch>
+                          <a:fillRect/>
+                        </a:stretch>
+                      </pic:blipFill>
+                      <pic:spPr bwMode="auto">
+                        <a:xfrm>
+                          <a:off x="0" y="0"/>
+                          <a:ext cx="2895600" cy="3810000"/>
+                        </a:xfrm>
+                        <a:prstGeom prst="rect">
+                          <a:avLst/>
+                        </a:prstGeom>
+                        <a:noFill/>
+                        <a:ln>
+                          <a:noFill/>
+                        </a:ln>
+                      </pic:spPr>
+                    </pic:pic>
+                  </a:graphicData>
+                </a:graphic>
+              </wp:inline>
+            </w:drawing>
+          </w:r>
+        </w:p>
+        <w:p>
+          <w:pPr>
+            <w:jc w:val="center"/>
+            <w:rPr>
+              <w:b/>
+              <w:bCs/>
+              <w:lang w:val="es-ES"/>
+            </w:rPr>
+          </w:pPr>
+          <w:r>
+            <w:rPr>
+              <w:b/>
+              <w:bCs/>
+              <w:lang w:val="es-ES"/>
+            </w:rPr>
+            <w:t>Figura 2. Distribución física simplificada del sector posterior de la Galería Comercial Paseo Tafí.</w:t>
+          </w:r>
+        </w:p>
+        <w:p>
+          <w:pPr>
+            <w:rPr>
+              <w:lang w:val="es-ES"/>
+            </w:rPr>
+          </w:pPr>
+          <w:r>
+            <w:rPr>
+              <w:lang w:val="es-ES"/>
+            </w:rPr>
+            <w:lastRenderedPageBreak/>
+            <w:t xml:space="preserve">   </w:t>
+          </w:r>
+          <w:r>
+            <w:rPr>
+              <w:lang w:val="es-ES"/>
+            </w:rPr>
+            <w:t>Vista esquemática que representa el fondo del salón de locales y su continuidad funcional: se observa la mitad posterior del bar</w:t>
+          </w:r>
+          <w:r>
+            <w:rPr>
+              <w:lang w:val="es-ES"/>
+            </w:rPr>
+            <w:t xml:space="preserve"> y d</w:t>
+          </w:r>
+          <w:r>
+            <w:rPr>
+              <w:lang w:val="es-ES"/>
+            </w:rPr>
+            <w:t>el local 7, el baño contiguo al pasillo central, el pulmón verde como espacio de transición, el salón de ejercicios físicos terapéuticos y la piscina ubicada a su lado. Esta disposición permite comprender la lógica espacial del sistema, especialmente en lo referido a validaciones por tipo de actividad, reservas por franja horaria y circulación interna.</w:t>
+          </w:r>
         </w:p>
         <w:p>
           <w:pPr>
@@ -7956,7 +8227,21 @@
         <w:rPr>
           <w:lang w:val="es-ES"/>
         </w:rPr>
-        <w:t>Además, el proyecto contempla el desarrollo de una Landing Page profesional que represente digitalmente a la Galería Comercial Paseo Tafí, facilitando su presentación institucional, la visibilidad de sus servicios y el posicionamiento en el mercado.</w:t>
+        <w:t xml:space="preserve">Además, el proyecto contempla el desarrollo de una </w:t>
+      </w:r>
+      <w:proofErr w:type="spellStart"/>
+      <w:r>
+        <w:rPr>
+          <w:lang w:val="es-ES"/>
+        </w:rPr>
+        <w:t>Landing</w:t>
+      </w:r>
+      <w:proofErr w:type="spellEnd"/>
+      <w:r>
+        <w:rPr>
+          <w:lang w:val="es-ES"/>
+        </w:rPr>
+        <w:t xml:space="preserve"> Page profesional que represente digitalmente a la Galería Comercial Paseo Tafí, facilitando su presentación institucional, la visibilidad de sus servicios y el posicionamiento en el mercado.</w:t>
       </w:r>
     </w:p>
     <w:p>
@@ -8195,7 +8480,21 @@
         <w:rPr>
           <w:lang w:val="es-ES"/>
         </w:rPr>
-        <w:t>Desarrollar una Landing Page profesional que represente digitalmente a la Galería Comercial Paseo Tafí, mostrando sus locales, servicios y espacios especiales, y fortaleciendo su posicionamiento en el mercado</w:t>
+        <w:t xml:space="preserve">Desarrollar una </w:t>
+      </w:r>
+      <w:proofErr w:type="spellStart"/>
+      <w:r>
+        <w:rPr>
+          <w:lang w:val="es-ES"/>
+        </w:rPr>
+        <w:t>Landing</w:t>
+      </w:r>
+      <w:proofErr w:type="spellEnd"/>
+      <w:r>
+        <w:rPr>
+          <w:lang w:val="es-ES"/>
+        </w:rPr>
+        <w:t xml:space="preserve"> Page profesional que represente digitalmente a la Galería Comercial Paseo Tafí, mostrando sus locales, servicios y espacios especiales, y fortaleciendo su posicionamiento en el mercado</w:t>
       </w:r>
       <w:r>
         <w:rPr>
@@ -8214,7 +8513,21 @@
         <w:rPr>
           <w:lang w:val="es-ES"/>
         </w:rPr>
+        <w:lastRenderedPageBreak/>
         <w:t>• Diseñar una arquitectura modular y escalable que permita incorporar nuevos tipos de espacios, actividades, reglas de negocio o funcionalidades sin afectar la estabilidad del sistema, asegurando mantenibilidad y evolución futura.</w:t>
+      </w:r>
+    </w:p>
+    <w:p>
+      <w:pPr>
+        <w:rPr>
+          <w:lang w:val="es-ES"/>
+        </w:rPr>
+      </w:pPr>
+      <w:r>
+        <w:rPr>
+          <w:lang w:val="es-ES"/>
+        </w:rPr>
+        <w:t>• Fortalecer el trabajo colaborativo aplicando prácticas ágiles y metodológicas de desarrollo de software, promoviendo la planificación iterativa, la documentación clara y la toma de decisiones compartida a lo largo del proyecto.</w:t>
       </w:r>
     </w:p>
     <w:p>
@@ -8395,7 +8708,21 @@
         <w:rPr>
           <w:lang w:val="es-ES"/>
         </w:rPr>
-        <w:t>• Desarrollo e implementación de una Landing Page institucional que represente digitalmente a la Galería Comercial Paseo Tafí, mostrando sus locales, servicios, espacios especiales y fortaleciendo su presencia en el mercado.</w:t>
+        <w:t xml:space="preserve">• Desarrollo e implementación de una </w:t>
+      </w:r>
+      <w:proofErr w:type="spellStart"/>
+      <w:r>
+        <w:rPr>
+          <w:lang w:val="es-ES"/>
+        </w:rPr>
+        <w:t>Landing</w:t>
+      </w:r>
+      <w:proofErr w:type="spellEnd"/>
+      <w:r>
+        <w:rPr>
+          <w:lang w:val="es-ES"/>
+        </w:rPr>
+        <w:t xml:space="preserve"> Page institucional que represente digitalmente a la Galería Comercial Paseo Tafí, mostrando sus locales, servicios, espacios especiales y fortaleciendo su presencia en el mercado.</w:t>
       </w:r>
     </w:p>
     <w:p>
@@ -8488,6 +8815,7 @@
           <w:color w:val="auto"/>
           <w:lang w:val="es-ES"/>
         </w:rPr>
+        <w:lastRenderedPageBreak/>
         <w:t xml:space="preserve">   </w:t>
       </w:r>
       <w:bookmarkStart w:id="8" w:name="_Toc211542870"/>
@@ -8538,7 +8866,6 @@
         <w:rPr>
           <w:lang w:val="es-ES"/>
         </w:rPr>
-        <w:lastRenderedPageBreak/>
         <w:t xml:space="preserve">   </w:t>
       </w:r>
       <w:r>
@@ -8719,7 +9046,21 @@
         <w:rPr>
           <w:lang w:val="es-ES"/>
         </w:rPr>
-        <w:t>Representar digitalmente a la galería mediante una Landing Page profesional que fortalezca su presencia institucional y comercial.</w:t>
+        <w:t xml:space="preserve">Representar digitalmente a la galería mediante una </w:t>
+      </w:r>
+      <w:proofErr w:type="spellStart"/>
+      <w:r>
+        <w:rPr>
+          <w:lang w:val="es-ES"/>
+        </w:rPr>
+        <w:t>Landing</w:t>
+      </w:r>
+      <w:proofErr w:type="spellEnd"/>
+      <w:r>
+        <w:rPr>
+          <w:lang w:val="es-ES"/>
+        </w:rPr>
+        <w:t xml:space="preserve"> Page profesional que fortalezca su presencia institucional y comercial.</w:t>
       </w:r>
     </w:p>
     <w:p>
@@ -8745,6 +9086,25 @@
           <w:lang w:val="es-ES"/>
         </w:rPr>
         <w:t>mejorar la experiencia de los inquilinos y profesionales que alquilan espacios, y potenciar el desarrollo comercial de la galería.</w:t>
+      </w:r>
+    </w:p>
+    <w:p>
+      <w:pPr>
+        <w:rPr>
+          <w:lang w:val="es-ES"/>
+        </w:rPr>
+      </w:pPr>
+      <w:r>
+        <w:rPr>
+          <w:lang w:val="es-ES"/>
+        </w:rPr>
+        <w:t xml:space="preserve">   </w:t>
+      </w:r>
+      <w:r>
+        <w:rPr>
+          <w:lang w:val="es-ES"/>
+        </w:rPr>
+        <w:t>El sistema se considerará exitoso si logra reducir en al menos un 80% los errores en la asignación de espacios y vencimientos, y disminuir en un 50% el tiempo promedio de gestión administrativa por contrato, en comparación con el proceso manual anterior.</w:t>
       </w:r>
     </w:p>
     <w:p>
@@ -8849,6 +9209,7 @@
         <w:rPr>
           <w:lang w:val="es-ES"/>
         </w:rPr>
+        <w:lastRenderedPageBreak/>
         <w:t xml:space="preserve">• RF02: </w:t>
       </w:r>
       <w:r>
@@ -8931,7 +9292,6 @@
         <w:rPr>
           <w:lang w:val="es-ES"/>
         </w:rPr>
-        <w:lastRenderedPageBreak/>
         <w:t xml:space="preserve">• RF06: </w:t>
       </w:r>
       <w:r>
@@ -9053,7 +9413,21 @@
         <w:rPr>
           <w:lang w:val="es-ES"/>
         </w:rPr>
-        <w:t>• RF13: Publicar información institucional en la Landing Page, incluyendo presentación de la galería, listado de locales disponibles, descripción de espacios especiales y datos de contacto para consultas o visitas.</w:t>
+        <w:t xml:space="preserve">• RF13: Publicar información institucional en la </w:t>
+      </w:r>
+      <w:proofErr w:type="spellStart"/>
+      <w:r>
+        <w:rPr>
+          <w:lang w:val="es-ES"/>
+        </w:rPr>
+        <w:t>Landing</w:t>
+      </w:r>
+      <w:proofErr w:type="spellEnd"/>
+      <w:r>
+        <w:rPr>
+          <w:lang w:val="es-ES"/>
+        </w:rPr>
+        <w:t xml:space="preserve"> Page, incluyendo presentación de la galería, listado de locales disponibles, descripción de espacios especiales y datos de contacto para consultas o visitas.</w:t>
       </w:r>
     </w:p>
     <w:p>
@@ -9206,6 +9580,7 @@
         <w:rPr>
           <w:lang w:val="es-ES"/>
         </w:rPr>
+        <w:lastRenderedPageBreak/>
         <w:t xml:space="preserve">• RNF05: </w:t>
       </w:r>
       <w:r>
@@ -9282,8 +9657,21 @@
         <w:rPr>
           <w:lang w:val="es-ES"/>
         </w:rPr>
-        <w:lastRenderedPageBreak/>
-        <w:t>• RNF09: La Landing Page debe ser liviana, responsiva y optimizada para motores de búsqueda (SEO</w:t>
+        <w:t xml:space="preserve">• RNF09: La </w:t>
+      </w:r>
+      <w:proofErr w:type="spellStart"/>
+      <w:r>
+        <w:rPr>
+          <w:lang w:val="es-ES"/>
+        </w:rPr>
+        <w:t>Landing</w:t>
+      </w:r>
+      <w:proofErr w:type="spellEnd"/>
+      <w:r>
+        <w:rPr>
+          <w:lang w:val="es-ES"/>
+        </w:rPr>
+        <w:t xml:space="preserve"> Page debe ser liviana, responsiva y optimizada para motores de búsqueda (SEO</w:t>
       </w:r>
       <w:r>
         <w:rPr>
@@ -9291,12 +9679,42 @@
         </w:rPr>
         <w:t xml:space="preserve"> - </w:t>
       </w:r>
-      <w:r>
-        <w:rPr>
-          <w:lang w:val="es-ES"/>
-        </w:rPr>
-        <w:t>Search Engine Optimization</w:t>
-      </w:r>
+      <w:proofErr w:type="spellStart"/>
+      <w:r>
+        <w:rPr>
+          <w:lang w:val="es-ES"/>
+        </w:rPr>
+        <w:t>Search</w:t>
+      </w:r>
+      <w:proofErr w:type="spellEnd"/>
+      <w:r>
+        <w:rPr>
+          <w:lang w:val="es-ES"/>
+        </w:rPr>
+        <w:t xml:space="preserve"> </w:t>
+      </w:r>
+      <w:proofErr w:type="spellStart"/>
+      <w:r>
+        <w:rPr>
+          <w:lang w:val="es-ES"/>
+        </w:rPr>
+        <w:t>Engine</w:t>
+      </w:r>
+      <w:proofErr w:type="spellEnd"/>
+      <w:r>
+        <w:rPr>
+          <w:lang w:val="es-ES"/>
+        </w:rPr>
+        <w:t xml:space="preserve"> </w:t>
+      </w:r>
+      <w:proofErr w:type="spellStart"/>
+      <w:r>
+        <w:rPr>
+          <w:lang w:val="es-ES"/>
+        </w:rPr>
+        <w:t>Optimization</w:t>
+      </w:r>
+      <w:proofErr w:type="spellEnd"/>
       <w:r>
         <w:rPr>
           <w:lang w:val="es-ES"/>
@@ -10151,7 +10569,7 @@
                     <pic:cNvPicPr/>
                   </pic:nvPicPr>
                   <pic:blipFill>
-                    <a:blip r:embed="rId10">
+                    <a:blip r:embed="rId12">
                       <a:extLst>
                         <a:ext uri="{28A0092B-C50C-407E-A947-70E740481C1C}">
                           <a14:useLocalDpi xmlns:a14="http://schemas.microsoft.com/office/drawing/2010/main" val="0"/>
@@ -10277,7 +10695,7 @@
                     <pic:cNvPicPr/>
                   </pic:nvPicPr>
                   <pic:blipFill>
-                    <a:blip r:embed="rId11">
+                    <a:blip r:embed="rId13">
                       <a:extLst>
                         <a:ext uri="{28A0092B-C50C-407E-A947-70E740481C1C}">
                           <a14:useLocalDpi xmlns:a14="http://schemas.microsoft.com/office/drawing/2010/main" val="0"/>
@@ -10424,7 +10842,7 @@
                     <pic:cNvPicPr/>
                   </pic:nvPicPr>
                   <pic:blipFill>
-                    <a:blip r:embed="rId12">
+                    <a:blip r:embed="rId14">
                       <a:extLst>
                         <a:ext uri="{28A0092B-C50C-407E-A947-70E740481C1C}">
                           <a14:useLocalDpi xmlns:a14="http://schemas.microsoft.com/office/drawing/2010/main" val="0"/>
@@ -10500,7 +10918,7 @@
                     <pic:cNvPicPr/>
                   </pic:nvPicPr>
                   <pic:blipFill>
-                    <a:blip r:embed="rId13">
+                    <a:blip r:embed="rId15">
                       <a:extLst>
                         <a:ext uri="{28A0092B-C50C-407E-A947-70E740481C1C}">
                           <a14:useLocalDpi xmlns:a14="http://schemas.microsoft.com/office/drawing/2010/main" val="0"/>
@@ -10717,7 +11135,35 @@
               <w:rPr>
                 <w:lang w:val="es-ES"/>
               </w:rPr>
-              <w:t>Id, nombre, segundoNombre, apellido, segundoApellido, documento, nacimiento</w:t>
+              <w:t xml:space="preserve">Id, nombre, </w:t>
+            </w:r>
+            <w:proofErr w:type="spellStart"/>
+            <w:r>
+              <w:rPr>
+                <w:lang w:val="es-ES"/>
+              </w:rPr>
+              <w:t>segundoNombre</w:t>
+            </w:r>
+            <w:proofErr w:type="spellEnd"/>
+            <w:r>
+              <w:rPr>
+                <w:lang w:val="es-ES"/>
+              </w:rPr>
+              <w:t xml:space="preserve">, apellido, </w:t>
+            </w:r>
+            <w:proofErr w:type="spellStart"/>
+            <w:r>
+              <w:rPr>
+                <w:lang w:val="es-ES"/>
+              </w:rPr>
+              <w:t>segundoApellido</w:t>
+            </w:r>
+            <w:proofErr w:type="spellEnd"/>
+            <w:r>
+              <w:rPr>
+                <w:lang w:val="es-ES"/>
+              </w:rPr>
+              <w:t>, documento, nacimiento</w:t>
             </w:r>
             <w:r>
               <w:rPr>
@@ -10785,7 +11231,21 @@
               <w:rPr>
                 <w:lang w:val="es-ES"/>
               </w:rPr>
-              <w:t>Id, país, cArea, numero, persona</w:t>
+              <w:t xml:space="preserve">Id, país, </w:t>
+            </w:r>
+            <w:proofErr w:type="spellStart"/>
+            <w:r>
+              <w:rPr>
+                <w:lang w:val="es-ES"/>
+              </w:rPr>
+              <w:t>cArea</w:t>
+            </w:r>
+            <w:proofErr w:type="spellEnd"/>
+            <w:r>
+              <w:rPr>
+                <w:lang w:val="es-ES"/>
+              </w:rPr>
+              <w:t>, numero, persona</w:t>
             </w:r>
           </w:p>
         </w:tc>
@@ -10849,6 +11309,8 @@
               </w:rPr>
               <w:t xml:space="preserve">Id, calle, numero, manzana, lote, edificio, piso, departamento, barrio, localidad, ciudad, provincia, </w:t>
             </w:r>
+            <w:proofErr w:type="spellStart"/>
+            <w:proofErr w:type="gramStart"/>
             <w:r>
               <w:rPr>
                 <w:lang w:val="es-ES"/>
@@ -10859,7 +11321,15 @@
               <w:rPr>
                 <w:lang w:val="es-ES"/>
               </w:rPr>
-              <w:t>codigoPostal,</w:t>
+              <w:t>codigoPostal</w:t>
+            </w:r>
+            <w:proofErr w:type="spellEnd"/>
+            <w:proofErr w:type="gramEnd"/>
+            <w:r>
+              <w:rPr>
+                <w:lang w:val="es-ES"/>
+              </w:rPr>
+              <w:t>,</w:t>
             </w:r>
             <w:r>
               <w:rPr>
@@ -10983,18 +11453,28 @@
               </w:rPr>
               <w:t xml:space="preserve"> </w:t>
             </w:r>
+            <w:proofErr w:type="spellStart"/>
             <w:r>
               <w:rPr>
                 <w:lang w:val="es-ES"/>
               </w:rPr>
               <w:t>recargoUbicacion</w:t>
             </w:r>
-            <w:r>
-              <w:rPr>
-                <w:lang w:val="es-ES"/>
-              </w:rPr>
-              <w:t>, descripcion</w:t>
-            </w:r>
+            <w:proofErr w:type="spellEnd"/>
+            <w:r>
+              <w:rPr>
+                <w:lang w:val="es-ES"/>
+              </w:rPr>
+              <w:t xml:space="preserve">, </w:t>
+            </w:r>
+            <w:proofErr w:type="spellStart"/>
+            <w:r>
+              <w:rPr>
+                <w:lang w:val="es-ES"/>
+              </w:rPr>
+              <w:t>descripcion</w:t>
+            </w:r>
+            <w:proofErr w:type="spellEnd"/>
           </w:p>
         </w:tc>
       </w:tr>
@@ -11061,8 +11541,16 @@
               <w:rPr>
                 <w:lang w:val="es-ES"/>
               </w:rPr>
-              <w:t>, descripcion</w:t>
-            </w:r>
+              <w:t xml:space="preserve">, </w:t>
+            </w:r>
+            <w:proofErr w:type="spellStart"/>
+            <w:r>
+              <w:rPr>
+                <w:lang w:val="es-ES"/>
+              </w:rPr>
+              <w:t>descripcion</w:t>
+            </w:r>
+            <w:proofErr w:type="spellEnd"/>
           </w:p>
         </w:tc>
       </w:tr>
@@ -11163,12 +11651,14 @@
                 <w:lang w:val="es-ES"/>
               </w:rPr>
             </w:pPr>
+            <w:proofErr w:type="spellStart"/>
             <w:r>
               <w:rPr>
                 <w:lang w:val="es-ES"/>
               </w:rPr>
               <w:t>documentacion</w:t>
             </w:r>
+            <w:proofErr w:type="spellEnd"/>
           </w:p>
         </w:tc>
         <w:tc>
@@ -11197,8 +11687,16 @@
               <w:rPr>
                 <w:lang w:val="es-ES"/>
               </w:rPr>
-              <w:t>documento, inquilino, descripción, emisión, vencimiento, fechaPresentacion</w:t>
-            </w:r>
+              <w:t xml:space="preserve">documento, inquilino, descripción, emisión, vencimiento, </w:t>
+            </w:r>
+            <w:proofErr w:type="spellStart"/>
+            <w:r>
+              <w:rPr>
+                <w:lang w:val="es-ES"/>
+              </w:rPr>
+              <w:t>fechaPresentacion</w:t>
+            </w:r>
+            <w:proofErr w:type="spellEnd"/>
           </w:p>
         </w:tc>
       </w:tr>
@@ -11253,8 +11751,16 @@
               <w:rPr>
                 <w:lang w:val="es-ES"/>
               </w:rPr>
-              <w:t>Id, documentación, archivo, url</w:t>
-            </w:r>
+              <w:t xml:space="preserve">Id, documentación, archivo, </w:t>
+            </w:r>
+            <w:proofErr w:type="spellStart"/>
+            <w:r>
+              <w:rPr>
+                <w:lang w:val="es-ES"/>
+              </w:rPr>
+              <w:t>url</w:t>
+            </w:r>
+            <w:proofErr w:type="spellEnd"/>
           </w:p>
         </w:tc>
       </w:tr>
@@ -11501,7 +12007,21 @@
               <w:rPr>
                 <w:lang w:val="es-ES"/>
               </w:rPr>
-              <w:t>Id, registro, fecha, usuario, factura, item,</w:t>
+              <w:t xml:space="preserve">Id, registro, fecha, usuario, factura, </w:t>
+            </w:r>
+            <w:proofErr w:type="spellStart"/>
+            <w:r>
+              <w:rPr>
+                <w:lang w:val="es-ES"/>
+              </w:rPr>
+              <w:t>item</w:t>
+            </w:r>
+            <w:proofErr w:type="spellEnd"/>
+            <w:r>
+              <w:rPr>
+                <w:lang w:val="es-ES"/>
+              </w:rPr>
+              <w:t>,</w:t>
             </w:r>
             <w:r>
               <w:rPr>
@@ -11569,8 +12089,16 @@
               <w:rPr>
                 <w:lang w:val="es-ES"/>
               </w:rPr>
-              <w:t>Id, usuario, clave, persona, rol, estado, creación, ultimoAcceso</w:t>
-            </w:r>
+              <w:t xml:space="preserve">Id, usuario, clave, persona, rol, estado, creación, </w:t>
+            </w:r>
+            <w:proofErr w:type="spellStart"/>
+            <w:r>
+              <w:rPr>
+                <w:lang w:val="es-ES"/>
+              </w:rPr>
+              <w:t>ultimoAcceso</w:t>
+            </w:r>
+            <w:proofErr w:type="spellEnd"/>
           </w:p>
         </w:tc>
       </w:tr>
@@ -11749,7 +12277,35 @@
               <w:rPr>
                 <w:lang w:val="es-ES"/>
               </w:rPr>
-              <w:t>Id, registro, fecha, espacio, inquilino, tipo, diaInicio, diaFin, inicio, fin, actividad, adelanto, estado, nota</w:t>
+              <w:t xml:space="preserve">Id, registro, fecha, espacio, inquilino, tipo, </w:t>
+            </w:r>
+            <w:proofErr w:type="spellStart"/>
+            <w:r>
+              <w:rPr>
+                <w:lang w:val="es-ES"/>
+              </w:rPr>
+              <w:t>diaInicio</w:t>
+            </w:r>
+            <w:proofErr w:type="spellEnd"/>
+            <w:r>
+              <w:rPr>
+                <w:lang w:val="es-ES"/>
+              </w:rPr>
+              <w:t xml:space="preserve">, </w:t>
+            </w:r>
+            <w:proofErr w:type="spellStart"/>
+            <w:r>
+              <w:rPr>
+                <w:lang w:val="es-ES"/>
+              </w:rPr>
+              <w:t>diaFin</w:t>
+            </w:r>
+            <w:proofErr w:type="spellEnd"/>
+            <w:r>
+              <w:rPr>
+                <w:lang w:val="es-ES"/>
+              </w:rPr>
+              <w:t>, inicio, fin, actividad, adelanto, estado, nota</w:t>
             </w:r>
           </w:p>
         </w:tc>
@@ -12618,7 +13174,7 @@
                     <pic:cNvPicPr/>
                   </pic:nvPicPr>
                   <pic:blipFill>
-                    <a:blip r:embed="rId14">
+                    <a:blip r:embed="rId16">
                       <a:extLst>
                         <a:ext uri="{28A0092B-C50C-407E-A947-70E740481C1C}">
                           <a14:useLocalDpi xmlns:a14="http://schemas.microsoft.com/office/drawing/2010/main" val="0"/>
@@ -14753,7 +15309,21 @@
               <w:rPr>
                 <w:lang w:val="es-ES"/>
               </w:rPr>
-              <w:t xml:space="preserve"> acceder a la Landing Page institucional, </w:t>
+              <w:t xml:space="preserve"> acceder a la </w:t>
+            </w:r>
+            <w:proofErr w:type="spellStart"/>
+            <w:r>
+              <w:rPr>
+                <w:lang w:val="es-ES"/>
+              </w:rPr>
+              <w:t>Landing</w:t>
+            </w:r>
+            <w:proofErr w:type="spellEnd"/>
+            <w:r>
+              <w:rPr>
+                <w:lang w:val="es-ES"/>
+              </w:rPr>
+              <w:t xml:space="preserve"> Page institucional, </w:t>
             </w:r>
             <w:r>
               <w:rPr>
@@ -14768,6 +15338,104 @@
                 <w:lang w:val="es-ES"/>
               </w:rPr>
               <w:t xml:space="preserve"> conocer los locales disponibles, los espacios especiales y los datos de contacto de la galería antes de realizar una consulta o visita.</w:t>
+            </w:r>
+          </w:p>
+        </w:tc>
+      </w:tr>
+      <w:tr>
+        <w:tc>
+          <w:tcPr>
+            <w:tcW w:w="846" w:type="dxa"/>
+          </w:tcPr>
+          <w:p>
+            <w:pPr>
+              <w:rPr>
+                <w:b/>
+                <w:bCs/>
+                <w:lang w:val="es-ES"/>
+              </w:rPr>
+            </w:pPr>
+            <w:r>
+              <w:rPr>
+                <w:b/>
+                <w:bCs/>
+                <w:lang w:val="es-ES"/>
+              </w:rPr>
+              <w:t>HU19</w:t>
+            </w:r>
+          </w:p>
+        </w:tc>
+        <w:tc>
+          <w:tcPr>
+            <w:tcW w:w="1559" w:type="dxa"/>
+          </w:tcPr>
+          <w:p>
+            <w:pPr>
+              <w:rPr>
+                <w:lang w:val="es-ES"/>
+              </w:rPr>
+            </w:pPr>
+            <w:r>
+              <w:rPr>
+                <w:lang w:val="es-ES"/>
+              </w:rPr>
+              <w:t>Administrador</w:t>
+            </w:r>
+          </w:p>
+        </w:tc>
+        <w:tc>
+          <w:tcPr>
+            <w:tcW w:w="8051" w:type="dxa"/>
+          </w:tcPr>
+          <w:p>
+            <w:pPr>
+              <w:rPr>
+                <w:b/>
+                <w:bCs/>
+                <w:lang w:val="es-ES"/>
+              </w:rPr>
+            </w:pPr>
+            <w:r>
+              <w:rPr>
+                <w:b/>
+                <w:bCs/>
+                <w:lang w:val="es-ES"/>
+              </w:rPr>
+              <w:t>Como</w:t>
+            </w:r>
+            <w:r>
+              <w:rPr>
+                <w:lang w:val="es-ES"/>
+              </w:rPr>
+              <w:t xml:space="preserve"> administrador, </w:t>
+            </w:r>
+            <w:r>
+              <w:rPr>
+                <w:b/>
+                <w:bCs/>
+                <w:lang w:val="es-ES"/>
+              </w:rPr>
+              <w:t>quiero</w:t>
+            </w:r>
+            <w:r>
+              <w:rPr>
+                <w:lang w:val="es-ES"/>
+              </w:rPr>
+              <w:t xml:space="preserve"> visualizar un panel con alertas y estadísticas en tiempo real, </w:t>
+            </w:r>
+            <w:r>
+              <w:rPr>
+                <w:b/>
+                <w:bCs/>
+                <w:lang w:val="es-ES"/>
+              </w:rPr>
+              <w:t>para</w:t>
+            </w:r>
+            <w:r>
+              <w:rPr>
+                <w:lang w:val="es-ES"/>
+              </w:rPr>
+              <w:t xml:space="preserve"> monitorear el estado general del sistema, anticipar vencimientos y tomar decisiones rápidas basadas en datos actualizados.</w:t>
             </w:r>
           </w:p>
         </w:tc>
@@ -14796,27 +15464,6 @@
     </w:p>
     <w:p>
       <w:pPr>
-        <w:rPr>
-          <w:lang w:val="es-ES"/>
-        </w:rPr>
-      </w:pPr>
-    </w:p>
-    <w:p>
-      <w:pPr>
-        <w:rPr>
-          <w:lang w:val="es-ES"/>
-        </w:rPr>
-      </w:pPr>
-    </w:p>
-    <w:p>
-      <w:pPr>
-        <w:rPr>
-          <w:lang w:val="es-ES"/>
-        </w:rPr>
-      </w:pPr>
-    </w:p>
-    <w:p>
-      <w:pPr>
         <w:pStyle w:val="Ttulo2"/>
         <w:rPr>
           <w:b/>
@@ -14832,6 +15479,7 @@
           <w:color w:val="000000" w:themeColor="text1"/>
           <w:lang w:val="es-ES"/>
         </w:rPr>
+        <w:lastRenderedPageBreak/>
         <w:t xml:space="preserve">   </w:t>
       </w:r>
       <w:bookmarkStart w:id="19" w:name="_Toc211542881"/>
@@ -15221,6 +15869,13 @@
     </w:p>
     <w:p>
       <w:pPr>
+        <w:rPr>
+          <w:lang w:val="es-ES"/>
+        </w:rPr>
+      </w:pPr>
+    </w:p>
+    <w:p>
+      <w:pPr>
         <w:pStyle w:val="Ttulo3"/>
         <w:rPr>
           <w:b/>
@@ -16624,20 +17279,48 @@
         <w:rPr>
           <w:lang w:val="es-ES"/>
         </w:rPr>
-        <w:t xml:space="preserve"> HU18 – Visitante accede a la Landing Page institucional</w:t>
-      </w:r>
-    </w:p>
-    <w:p>
-      <w:pPr>
-        <w:rPr>
-          <w:lang w:val="es-ES"/>
-        </w:rPr>
-      </w:pPr>
-      <w:r>
-        <w:rPr>
-          <w:lang w:val="es-ES"/>
-        </w:rPr>
-        <w:t>• El sistema debe permitir acceder públicamente a la Landing Page sin credenciales.</w:t>
+        <w:t xml:space="preserve"> HU18 – Visitante accede a la </w:t>
+      </w:r>
+      <w:proofErr w:type="spellStart"/>
+      <w:r>
+        <w:rPr>
+          <w:lang w:val="es-ES"/>
+        </w:rPr>
+        <w:t>Landing</w:t>
+      </w:r>
+      <w:proofErr w:type="spellEnd"/>
+      <w:r>
+        <w:rPr>
+          <w:lang w:val="es-ES"/>
+        </w:rPr>
+        <w:t xml:space="preserve"> Page institucional</w:t>
+      </w:r>
+    </w:p>
+    <w:p>
+      <w:pPr>
+        <w:rPr>
+          <w:lang w:val="es-ES"/>
+        </w:rPr>
+      </w:pPr>
+      <w:r>
+        <w:rPr>
+          <w:lang w:val="es-ES"/>
+        </w:rPr>
+        <w:t xml:space="preserve">• El sistema debe permitir acceder públicamente a la </w:t>
+      </w:r>
+      <w:proofErr w:type="spellStart"/>
+      <w:r>
+        <w:rPr>
+          <w:lang w:val="es-ES"/>
+        </w:rPr>
+        <w:t>Landing</w:t>
+      </w:r>
+      <w:proofErr w:type="spellEnd"/>
+      <w:r>
+        <w:rPr>
+          <w:lang w:val="es-ES"/>
+        </w:rPr>
+        <w:t xml:space="preserve"> Page sin credenciales.</w:t>
       </w:r>
     </w:p>
     <w:p>
@@ -16677,6 +17360,90 @@
           <w:lang w:val="es-ES"/>
         </w:rPr>
         <w:t>• La navegación debe ser clara, responsiva y compatible con dispositivos móviles.</w:t>
+      </w:r>
+    </w:p>
+    <w:p>
+      <w:pPr>
+        <w:rPr>
+          <w:lang w:val="es-ES"/>
+        </w:rPr>
+      </w:pPr>
+      <w:r>
+        <w:rPr>
+          <w:rFonts w:ascii="Segoe UI Emoji" w:hAnsi="Segoe UI Emoji" w:cs="Segoe UI Emoji"/>
+          <w:lang w:val="es-ES"/>
+        </w:rPr>
+        <w:t>🔹</w:t>
+      </w:r>
+      <w:r>
+        <w:rPr>
+          <w:lang w:val="es-ES"/>
+        </w:rPr>
+        <w:t xml:space="preserve"> HU1</w:t>
+      </w:r>
+      <w:r>
+        <w:rPr>
+          <w:lang w:val="es-ES"/>
+        </w:rPr>
+        <w:t>9</w:t>
+      </w:r>
+      <w:r>
+        <w:rPr>
+          <w:lang w:val="es-ES"/>
+        </w:rPr>
+        <w:t xml:space="preserve"> – Visualizar panel de alertas y estadísticas</w:t>
+      </w:r>
+    </w:p>
+    <w:p>
+      <w:pPr>
+        <w:rPr>
+          <w:lang w:val="es-ES"/>
+        </w:rPr>
+      </w:pPr>
+      <w:r>
+        <w:rPr>
+          <w:lang w:val="es-ES"/>
+        </w:rPr>
+        <w:t>• El sistema debe mostrar un panel con alertas activas, vencimientos próximos y pagos atrasados.</w:t>
+      </w:r>
+    </w:p>
+    <w:p>
+      <w:pPr>
+        <w:rPr>
+          <w:lang w:val="es-ES"/>
+        </w:rPr>
+      </w:pPr>
+      <w:r>
+        <w:rPr>
+          <w:lang w:val="es-ES"/>
+        </w:rPr>
+        <w:t>• Debe incluir estadísticas clave como ocupación actual, ingresos acumulados y reservas por franja horaria.</w:t>
+      </w:r>
+    </w:p>
+    <w:p>
+      <w:pPr>
+        <w:rPr>
+          <w:lang w:val="es-ES"/>
+        </w:rPr>
+      </w:pPr>
+      <w:r>
+        <w:rPr>
+          <w:lang w:val="es-ES"/>
+        </w:rPr>
+        <w:t>• La información debe actualizarse automáticamente sin necesidad de recargar la página.</w:t>
+      </w:r>
+    </w:p>
+    <w:p>
+      <w:pPr>
+        <w:rPr>
+          <w:lang w:val="es-ES"/>
+        </w:rPr>
+      </w:pPr>
+      <w:r>
+        <w:rPr>
+          <w:lang w:val="es-ES"/>
+        </w:rPr>
+        <w:t>• El panel debe ser accesible solo para usuarios con rol de administrador.</w:t>
       </w:r>
     </w:p>
     <w:p>
@@ -16853,11 +17620,19 @@
           <w:lang w:val="es-ES"/>
         </w:rPr>
       </w:pPr>
+    </w:p>
+    <w:p>
+      <w:pPr>
+        <w:rPr>
+          <w:lang w:val="es-ES"/>
+        </w:rPr>
+      </w:pPr>
       <w:r>
         <w:rPr>
           <w:rFonts w:ascii="Segoe UI Emoji" w:hAnsi="Segoe UI Emoji" w:cs="Segoe UI Emoji"/>
           <w:lang w:val="es-ES"/>
         </w:rPr>
+        <w:lastRenderedPageBreak/>
         <w:t>🔹</w:t>
       </w:r>
       <w:r>
@@ -16943,34 +17718,364 @@
         <w:rPr>
           <w:lang w:val="es-ES"/>
         </w:rPr>
+        <w:t>• Condición inicial: Salón reservado el 05/11/2025 de 09:00 a 10:00.</w:t>
+      </w:r>
+    </w:p>
+    <w:p>
+      <w:pPr>
+        <w:rPr>
+          <w:lang w:val="es-ES"/>
+        </w:rPr>
+      </w:pPr>
+      <w:r>
+        <w:rPr>
+          <w:lang w:val="es-ES"/>
+        </w:rPr>
+        <w:t>• Acción: Profesional Y intenta reservar de 09:30 a 10:30.</w:t>
+      </w:r>
+    </w:p>
+    <w:p>
+      <w:pPr>
+        <w:rPr>
+          <w:lang w:val="es-ES"/>
+        </w:rPr>
+      </w:pPr>
+      <w:r>
+        <w:rPr>
+          <w:lang w:val="es-ES"/>
+        </w:rPr>
+        <w:t>• Resultado esperado: El sistema bloquea la reserva y muestra conflicto de horario.</w:t>
+      </w:r>
+    </w:p>
+    <w:p>
+      <w:pPr>
+        <w:rPr>
+          <w:lang w:val="es-ES"/>
+        </w:rPr>
+      </w:pPr>
+    </w:p>
+    <w:p>
+      <w:pPr>
+        <w:rPr>
+          <w:lang w:val="es-ES"/>
+        </w:rPr>
+      </w:pPr>
+      <w:r>
+        <w:rPr>
+          <w:rFonts w:ascii="Segoe UI Emoji" w:hAnsi="Segoe UI Emoji" w:cs="Segoe UI Emoji"/>
+          <w:lang w:val="es-ES"/>
+        </w:rPr>
+        <w:t>🔹</w:t>
+      </w:r>
+      <w:r>
+        <w:rPr>
+          <w:lang w:val="es-ES"/>
+        </w:rPr>
+        <w:t xml:space="preserve"> 5. Reserva que excede capacidad máxima</w:t>
+      </w:r>
+    </w:p>
+    <w:p>
+      <w:pPr>
+        <w:rPr>
+          <w:lang w:val="es-ES"/>
+        </w:rPr>
+      </w:pPr>
+      <w:r>
+        <w:rPr>
+          <w:lang w:val="es-ES"/>
+        </w:rPr>
+        <w:t>• Condición inicial: Piscina tiene capacidad máxima de 6 personas.</w:t>
+      </w:r>
+    </w:p>
+    <w:p>
+      <w:pPr>
+        <w:rPr>
+          <w:lang w:val="es-ES"/>
+        </w:rPr>
+      </w:pPr>
+      <w:r>
+        <w:rPr>
+          <w:lang w:val="es-ES"/>
+        </w:rPr>
+        <w:t>• Acción: Profesional Z intenta reservar para 8 personas.</w:t>
+      </w:r>
+    </w:p>
+    <w:p>
+      <w:pPr>
+        <w:rPr>
+          <w:lang w:val="es-ES"/>
+        </w:rPr>
+      </w:pPr>
+      <w:r>
+        <w:rPr>
+          <w:lang w:val="es-ES"/>
+        </w:rPr>
+        <w:t>• Resultado esperado: El sistema rechaza la reserva por exceder capacidad.</w:t>
+      </w:r>
+    </w:p>
+    <w:p>
+      <w:pPr>
+        <w:rPr>
+          <w:lang w:val="es-ES"/>
+        </w:rPr>
+      </w:pPr>
+    </w:p>
+    <w:p>
+      <w:pPr>
+        <w:rPr>
+          <w:lang w:val="es-ES"/>
+        </w:rPr>
+      </w:pPr>
+      <w:r>
+        <w:rPr>
+          <w:rFonts w:ascii="Segoe UI Emoji" w:hAnsi="Segoe UI Emoji" w:cs="Segoe UI Emoji"/>
+          <w:lang w:val="es-ES"/>
+        </w:rPr>
+        <w:t>🔹</w:t>
+      </w:r>
+      <w:r>
+        <w:rPr>
+          <w:lang w:val="es-ES"/>
+        </w:rPr>
+        <w:t xml:space="preserve"> 6. Actividad no permitida en espacio</w:t>
+      </w:r>
+    </w:p>
+    <w:p>
+      <w:pPr>
+        <w:rPr>
+          <w:lang w:val="es-ES"/>
+        </w:rPr>
+      </w:pPr>
+      <w:r>
+        <w:rPr>
+          <w:lang w:val="es-ES"/>
+        </w:rPr>
+        <w:t>• Condición inicial: Salón configurado solo para entrenamiento físico.</w:t>
+      </w:r>
+    </w:p>
+    <w:p>
+      <w:pPr>
+        <w:rPr>
+          <w:lang w:val="es-ES"/>
+        </w:rPr>
+      </w:pPr>
+      <w:r>
+        <w:rPr>
+          <w:lang w:val="es-ES"/>
+        </w:rPr>
+        <w:t>• Acción: Profesional intenta registrar actividad comercial.</w:t>
+      </w:r>
+    </w:p>
+    <w:p>
+      <w:pPr>
+        <w:rPr>
+          <w:lang w:val="es-ES"/>
+        </w:rPr>
+      </w:pPr>
+      <w:r>
+        <w:rPr>
+          <w:lang w:val="es-ES"/>
+        </w:rPr>
+        <w:t>• Resultado esperado: El sistema bloquea la reserva por tipo de actividad no permitida.</w:t>
+      </w:r>
+    </w:p>
+    <w:p>
+      <w:pPr>
+        <w:rPr>
+          <w:lang w:val="es-ES"/>
+        </w:rPr>
+      </w:pPr>
+    </w:p>
+    <w:p>
+      <w:pPr>
+        <w:rPr>
+          <w:lang w:val="es-ES"/>
+        </w:rPr>
+      </w:pPr>
+      <w:r>
+        <w:rPr>
+          <w:rFonts w:ascii="Segoe UI Emoji" w:hAnsi="Segoe UI Emoji" w:cs="Segoe UI Emoji"/>
+          <w:lang w:val="es-ES"/>
+        </w:rPr>
+        <w:t>🔹</w:t>
+      </w:r>
+      <w:r>
+        <w:rPr>
+          <w:lang w:val="es-ES"/>
+        </w:rPr>
+        <w:t xml:space="preserve"> 7. Documentación incompleta para reserva terapéutica</w:t>
+      </w:r>
+    </w:p>
+    <w:p>
+      <w:pPr>
+        <w:rPr>
+          <w:lang w:val="es-ES"/>
+        </w:rPr>
+      </w:pPr>
+      <w:r>
+        <w:rPr>
+          <w:lang w:val="es-ES"/>
+        </w:rPr>
+        <w:t>• Condición inicial: Profesional no presentó certificado médico vigente.</w:t>
+      </w:r>
+    </w:p>
+    <w:p>
+      <w:pPr>
+        <w:rPr>
+          <w:lang w:val="es-ES"/>
+        </w:rPr>
+      </w:pPr>
+      <w:r>
+        <w:rPr>
+          <w:lang w:val="es-ES"/>
+        </w:rPr>
+        <w:t>• Acción: Intenta reservar piscina para rehabilitación.</w:t>
+      </w:r>
+    </w:p>
+    <w:p>
+      <w:pPr>
+        <w:rPr>
+          <w:lang w:val="es-ES"/>
+        </w:rPr>
+      </w:pPr>
+      <w:r>
+        <w:rPr>
+          <w:lang w:val="es-ES"/>
+        </w:rPr>
+        <w:t>• Resultado esperado: El sistema bloquea la reserva y solicita documentación.</w:t>
+      </w:r>
+    </w:p>
+    <w:p>
+      <w:pPr>
+        <w:rPr>
+          <w:lang w:val="es-ES"/>
+        </w:rPr>
+      </w:pPr>
+    </w:p>
+    <w:p>
+      <w:pPr>
+        <w:rPr>
+          <w:lang w:val="es-ES"/>
+        </w:rPr>
+      </w:pPr>
+      <w:r>
+        <w:rPr>
+          <w:rFonts w:ascii="Segoe UI Emoji" w:hAnsi="Segoe UI Emoji" w:cs="Segoe UI Emoji"/>
+          <w:lang w:val="es-ES"/>
+        </w:rPr>
+        <w:t>🔹</w:t>
+      </w:r>
+      <w:r>
+        <w:rPr>
+          <w:lang w:val="es-ES"/>
+        </w:rPr>
+        <w:t xml:space="preserve"> 8. Generación de alerta por vencimiento</w:t>
+      </w:r>
+    </w:p>
+    <w:p>
+      <w:pPr>
+        <w:rPr>
+          <w:lang w:val="es-ES"/>
+        </w:rPr>
+      </w:pPr>
+      <w:r>
+        <w:rPr>
+          <w:lang w:val="es-ES"/>
+        </w:rPr>
+        <w:t>• Condición inicial: Contrato vence en 3 días.</w:t>
+      </w:r>
+    </w:p>
+    <w:p>
+      <w:pPr>
+        <w:rPr>
+          <w:lang w:val="es-ES"/>
+        </w:rPr>
+      </w:pPr>
+      <w:r>
+        <w:rPr>
+          <w:lang w:val="es-ES"/>
+        </w:rPr>
+        <w:t>• Acción: El sistema realiza verificación automática.</w:t>
+      </w:r>
+    </w:p>
+    <w:p>
+      <w:pPr>
+        <w:rPr>
+          <w:lang w:val="es-ES"/>
+        </w:rPr>
+      </w:pPr>
+      <w:r>
+        <w:rPr>
+          <w:lang w:val="es-ES"/>
+        </w:rPr>
+        <w:t>• Resultado esperado: Se genera alerta en el panel del administrador.</w:t>
+      </w:r>
+    </w:p>
+    <w:p>
+      <w:pPr>
+        <w:rPr>
+          <w:lang w:val="es-ES"/>
+        </w:rPr>
+      </w:pPr>
+    </w:p>
+    <w:p>
+      <w:pPr>
+        <w:rPr>
+          <w:lang w:val="es-ES"/>
+        </w:rPr>
+      </w:pPr>
+      <w:r>
+        <w:rPr>
+          <w:rFonts w:ascii="Segoe UI Emoji" w:hAnsi="Segoe UI Emoji" w:cs="Segoe UI Emoji"/>
+          <w:lang w:val="es-ES"/>
+        </w:rPr>
+        <w:t>🔹</w:t>
+      </w:r>
+      <w:r>
+        <w:rPr>
+          <w:lang w:val="es-ES"/>
+        </w:rPr>
+        <w:t xml:space="preserve"> 9. Registro de pago parcial</w:t>
+      </w:r>
+    </w:p>
+    <w:p>
+      <w:pPr>
+        <w:rPr>
+          <w:lang w:val="es-ES"/>
+        </w:rPr>
+      </w:pPr>
+      <w:r>
+        <w:rPr>
+          <w:lang w:val="es-ES"/>
+        </w:rPr>
+        <w:t>• Condición inicial: Factura de $10.000 asociada al contrato C001.</w:t>
+      </w:r>
+    </w:p>
+    <w:p>
+      <w:pPr>
+        <w:rPr>
+          <w:lang w:val="es-ES"/>
+        </w:rPr>
+      </w:pPr>
+      <w:r>
+        <w:rPr>
+          <w:lang w:val="es-ES"/>
+        </w:rPr>
         <w:lastRenderedPageBreak/>
-        <w:t>• Condición inicial: Salón reservado el 05/11/2025 de 09:00 a 10:00.</w:t>
-      </w:r>
-    </w:p>
-    <w:p>
-      <w:pPr>
-        <w:rPr>
-          <w:lang w:val="es-ES"/>
-        </w:rPr>
-      </w:pPr>
-      <w:r>
-        <w:rPr>
-          <w:lang w:val="es-ES"/>
-        </w:rPr>
-        <w:t>• Acción: Profesional Y intenta reservar de 09:30 a 10:30.</w:t>
-      </w:r>
-    </w:p>
-    <w:p>
-      <w:pPr>
-        <w:rPr>
-          <w:lang w:val="es-ES"/>
-        </w:rPr>
-      </w:pPr>
-      <w:r>
-        <w:rPr>
-          <w:lang w:val="es-ES"/>
-        </w:rPr>
-        <w:t>• Resultado esperado: El sistema bloquea la reserva y muestra conflicto de horario.</w:t>
+        <w:t>• Acción: Inquilino abona $4.000.</w:t>
+      </w:r>
+    </w:p>
+    <w:p>
+      <w:pPr>
+        <w:rPr>
+          <w:lang w:val="es-ES"/>
+        </w:rPr>
+      </w:pPr>
+      <w:r>
+        <w:rPr>
+          <w:lang w:val="es-ES"/>
+        </w:rPr>
+        <w:t>• Resultado esperado: El sistema registra pago parcial y muestra saldo pendiente.</w:t>
       </w:r>
     </w:p>
     <w:p>
@@ -16997,336 +18102,6 @@
         <w:rPr>
           <w:lang w:val="es-ES"/>
         </w:rPr>
-        <w:t xml:space="preserve"> 5. Reserva que excede capacidad máxima</w:t>
-      </w:r>
-    </w:p>
-    <w:p>
-      <w:pPr>
-        <w:rPr>
-          <w:lang w:val="es-ES"/>
-        </w:rPr>
-      </w:pPr>
-      <w:r>
-        <w:rPr>
-          <w:lang w:val="es-ES"/>
-        </w:rPr>
-        <w:t>• Condición inicial: Piscina tiene capacidad máxima de 6 personas.</w:t>
-      </w:r>
-    </w:p>
-    <w:p>
-      <w:pPr>
-        <w:rPr>
-          <w:lang w:val="es-ES"/>
-        </w:rPr>
-      </w:pPr>
-      <w:r>
-        <w:rPr>
-          <w:lang w:val="es-ES"/>
-        </w:rPr>
-        <w:t>• Acción: Profesional Z intenta reservar para 8 personas.</w:t>
-      </w:r>
-    </w:p>
-    <w:p>
-      <w:pPr>
-        <w:rPr>
-          <w:lang w:val="es-ES"/>
-        </w:rPr>
-      </w:pPr>
-      <w:r>
-        <w:rPr>
-          <w:lang w:val="es-ES"/>
-        </w:rPr>
-        <w:t>• Resultado esperado: El sistema rechaza la reserva por exceder capacidad.</w:t>
-      </w:r>
-    </w:p>
-    <w:p>
-      <w:pPr>
-        <w:rPr>
-          <w:lang w:val="es-ES"/>
-        </w:rPr>
-      </w:pPr>
-    </w:p>
-    <w:p>
-      <w:pPr>
-        <w:rPr>
-          <w:lang w:val="es-ES"/>
-        </w:rPr>
-      </w:pPr>
-      <w:r>
-        <w:rPr>
-          <w:rFonts w:ascii="Segoe UI Emoji" w:hAnsi="Segoe UI Emoji" w:cs="Segoe UI Emoji"/>
-          <w:lang w:val="es-ES"/>
-        </w:rPr>
-        <w:t>🔹</w:t>
-      </w:r>
-      <w:r>
-        <w:rPr>
-          <w:lang w:val="es-ES"/>
-        </w:rPr>
-        <w:t xml:space="preserve"> 6. Actividad no permitida en espacio</w:t>
-      </w:r>
-    </w:p>
-    <w:p>
-      <w:pPr>
-        <w:rPr>
-          <w:lang w:val="es-ES"/>
-        </w:rPr>
-      </w:pPr>
-      <w:r>
-        <w:rPr>
-          <w:lang w:val="es-ES"/>
-        </w:rPr>
-        <w:t>• Condición inicial: Salón configurado solo para entrenamiento físico.</w:t>
-      </w:r>
-    </w:p>
-    <w:p>
-      <w:pPr>
-        <w:rPr>
-          <w:lang w:val="es-ES"/>
-        </w:rPr>
-      </w:pPr>
-      <w:r>
-        <w:rPr>
-          <w:lang w:val="es-ES"/>
-        </w:rPr>
-        <w:t>• Acción: Profesional intenta registrar actividad comercial.</w:t>
-      </w:r>
-    </w:p>
-    <w:p>
-      <w:pPr>
-        <w:rPr>
-          <w:lang w:val="es-ES"/>
-        </w:rPr>
-      </w:pPr>
-      <w:r>
-        <w:rPr>
-          <w:lang w:val="es-ES"/>
-        </w:rPr>
-        <w:t>• Resultado esperado: El sistema bloquea la reserva por tipo de actividad no permitida.</w:t>
-      </w:r>
-    </w:p>
-    <w:p>
-      <w:pPr>
-        <w:rPr>
-          <w:lang w:val="es-ES"/>
-        </w:rPr>
-      </w:pPr>
-    </w:p>
-    <w:p>
-      <w:pPr>
-        <w:rPr>
-          <w:lang w:val="es-ES"/>
-        </w:rPr>
-      </w:pPr>
-      <w:r>
-        <w:rPr>
-          <w:rFonts w:ascii="Segoe UI Emoji" w:hAnsi="Segoe UI Emoji" w:cs="Segoe UI Emoji"/>
-          <w:lang w:val="es-ES"/>
-        </w:rPr>
-        <w:t>🔹</w:t>
-      </w:r>
-      <w:r>
-        <w:rPr>
-          <w:lang w:val="es-ES"/>
-        </w:rPr>
-        <w:t xml:space="preserve"> 7. Documentación incompleta para reserva terapéutica</w:t>
-      </w:r>
-    </w:p>
-    <w:p>
-      <w:pPr>
-        <w:rPr>
-          <w:lang w:val="es-ES"/>
-        </w:rPr>
-      </w:pPr>
-      <w:r>
-        <w:rPr>
-          <w:lang w:val="es-ES"/>
-        </w:rPr>
-        <w:t>• Condición inicial: Profesional no presentó certificado médico vigente.</w:t>
-      </w:r>
-    </w:p>
-    <w:p>
-      <w:pPr>
-        <w:rPr>
-          <w:lang w:val="es-ES"/>
-        </w:rPr>
-      </w:pPr>
-      <w:r>
-        <w:rPr>
-          <w:lang w:val="es-ES"/>
-        </w:rPr>
-        <w:t>• Acción: Intenta reservar piscina para rehabilitación.</w:t>
-      </w:r>
-    </w:p>
-    <w:p>
-      <w:pPr>
-        <w:rPr>
-          <w:lang w:val="es-ES"/>
-        </w:rPr>
-      </w:pPr>
-      <w:r>
-        <w:rPr>
-          <w:lang w:val="es-ES"/>
-        </w:rPr>
-        <w:t>• Resultado esperado: El sistema bloquea la reserva y solicita documentación.</w:t>
-      </w:r>
-    </w:p>
-    <w:p>
-      <w:pPr>
-        <w:rPr>
-          <w:lang w:val="es-ES"/>
-        </w:rPr>
-      </w:pPr>
-    </w:p>
-    <w:p>
-      <w:pPr>
-        <w:rPr>
-          <w:lang w:val="es-ES"/>
-        </w:rPr>
-      </w:pPr>
-      <w:r>
-        <w:rPr>
-          <w:rFonts w:ascii="Segoe UI Emoji" w:hAnsi="Segoe UI Emoji" w:cs="Segoe UI Emoji"/>
-          <w:lang w:val="es-ES"/>
-        </w:rPr>
-        <w:t>🔹</w:t>
-      </w:r>
-      <w:r>
-        <w:rPr>
-          <w:lang w:val="es-ES"/>
-        </w:rPr>
-        <w:t xml:space="preserve"> 8. Generación de alerta por vencimiento</w:t>
-      </w:r>
-    </w:p>
-    <w:p>
-      <w:pPr>
-        <w:rPr>
-          <w:lang w:val="es-ES"/>
-        </w:rPr>
-      </w:pPr>
-      <w:r>
-        <w:rPr>
-          <w:lang w:val="es-ES"/>
-        </w:rPr>
-        <w:t>• Condición inicial: Contrato vence en 3 días.</w:t>
-      </w:r>
-    </w:p>
-    <w:p>
-      <w:pPr>
-        <w:rPr>
-          <w:lang w:val="es-ES"/>
-        </w:rPr>
-      </w:pPr>
-      <w:r>
-        <w:rPr>
-          <w:lang w:val="es-ES"/>
-        </w:rPr>
-        <w:t>• Acción: El sistema realiza verificación automática.</w:t>
-      </w:r>
-    </w:p>
-    <w:p>
-      <w:pPr>
-        <w:rPr>
-          <w:lang w:val="es-ES"/>
-        </w:rPr>
-      </w:pPr>
-      <w:r>
-        <w:rPr>
-          <w:lang w:val="es-ES"/>
-        </w:rPr>
-        <w:t>• Resultado esperado: Se genera alerta en el panel del administrador.</w:t>
-      </w:r>
-    </w:p>
-    <w:p>
-      <w:pPr>
-        <w:rPr>
-          <w:lang w:val="es-ES"/>
-        </w:rPr>
-      </w:pPr>
-    </w:p>
-    <w:p>
-      <w:pPr>
-        <w:rPr>
-          <w:lang w:val="es-ES"/>
-        </w:rPr>
-      </w:pPr>
-      <w:r>
-        <w:rPr>
-          <w:rFonts w:ascii="Segoe UI Emoji" w:hAnsi="Segoe UI Emoji" w:cs="Segoe UI Emoji"/>
-          <w:lang w:val="es-ES"/>
-        </w:rPr>
-        <w:t>🔹</w:t>
-      </w:r>
-      <w:r>
-        <w:rPr>
-          <w:lang w:val="es-ES"/>
-        </w:rPr>
-        <w:t xml:space="preserve"> 9. Registro de pago parcial</w:t>
-      </w:r>
-    </w:p>
-    <w:p>
-      <w:pPr>
-        <w:rPr>
-          <w:lang w:val="es-ES"/>
-        </w:rPr>
-      </w:pPr>
-      <w:r>
-        <w:rPr>
-          <w:lang w:val="es-ES"/>
-        </w:rPr>
-        <w:t>• Condición inicial: Factura de $10.000 asociada al contrato C001.</w:t>
-      </w:r>
-    </w:p>
-    <w:p>
-      <w:pPr>
-        <w:rPr>
-          <w:lang w:val="es-ES"/>
-        </w:rPr>
-      </w:pPr>
-      <w:r>
-        <w:rPr>
-          <w:lang w:val="es-ES"/>
-        </w:rPr>
-        <w:t>• Acción: Inquilino abona $4.000.</w:t>
-      </w:r>
-    </w:p>
-    <w:p>
-      <w:pPr>
-        <w:rPr>
-          <w:lang w:val="es-ES"/>
-        </w:rPr>
-      </w:pPr>
-      <w:r>
-        <w:rPr>
-          <w:lang w:val="es-ES"/>
-        </w:rPr>
-        <w:t>• Resultado esperado: El sistema registra pago parcial y muestra saldo pendiente.</w:t>
-      </w:r>
-    </w:p>
-    <w:p>
-      <w:pPr>
-        <w:rPr>
-          <w:lang w:val="es-ES"/>
-        </w:rPr>
-      </w:pPr>
-    </w:p>
-    <w:p>
-      <w:pPr>
-        <w:rPr>
-          <w:lang w:val="es-ES"/>
-        </w:rPr>
-      </w:pPr>
-      <w:r>
-        <w:rPr>
-          <w:rFonts w:ascii="Segoe UI Emoji" w:hAnsi="Segoe UI Emoji" w:cs="Segoe UI Emoji"/>
-          <w:lang w:val="es-ES"/>
-        </w:rPr>
-        <w:t>🔹</w:t>
-      </w:r>
-      <w:r>
-        <w:rPr>
-          <w:lang w:val="es-ES"/>
-        </w:rPr>
         <w:t xml:space="preserve"> 10. Acceso restringido por rol</w:t>
       </w:r>
     </w:p>
@@ -17366,7 +18141,6 @@
         <w:rPr>
           <w:lang w:val="es-ES"/>
         </w:rPr>
-        <w:lastRenderedPageBreak/>
         <w:t>• Resultado esperado: El sistema bloquea el acceso y muestra mensaje de restricción por rol.</w:t>
       </w:r>
     </w:p>
@@ -17406,2042 +18180,2230 @@
           <w:color w:val="auto"/>
           <w:lang w:val="es-ES"/>
         </w:rPr>
-        <w:t>Índice general de rutas del backend</w:t>
-      </w:r>
-    </w:p>
-    <w:p>
-      <w:pPr>
-        <w:rPr>
-          <w:lang w:val="es-ES"/>
-        </w:rPr>
-      </w:pPr>
-    </w:p>
-    <w:p>
-      <w:pPr>
-        <w:pStyle w:val="Ttulo3"/>
+        <w:t xml:space="preserve">Índice general de rutas del </w:t>
+      </w:r>
+      <w:proofErr w:type="spellStart"/>
+      <w:r>
         <w:rPr>
           <w:b/>
           <w:bCs/>
           <w:color w:val="auto"/>
           <w:lang w:val="es-ES"/>
         </w:rPr>
-      </w:pPr>
-      <w:r>
+        <w:t>backend</w:t>
+      </w:r>
+      <w:proofErr w:type="spellEnd"/>
+    </w:p>
+    <w:p>
+      <w:pPr>
+        <w:rPr>
+          <w:lang w:val="es-ES"/>
+        </w:rPr>
+      </w:pPr>
+    </w:p>
+    <w:p>
+      <w:pPr>
+        <w:pStyle w:val="Ttulo3"/>
         <w:rPr>
           <w:b/>
           <w:bCs/>
           <w:color w:val="auto"/>
           <w:lang w:val="es-ES"/>
         </w:rPr>
-        <w:t>Usuario</w:t>
-      </w:r>
-    </w:p>
-    <w:p>
-      <w:pPr>
-        <w:rPr>
-          <w:lang w:val="es-ES"/>
-        </w:rPr>
-      </w:pPr>
-    </w:p>
-    <w:p>
-      <w:pPr>
-        <w:rPr>
-          <w:lang w:val="es-ES"/>
-        </w:rPr>
-      </w:pPr>
-      <w:r>
-        <w:rPr>
-          <w:lang w:val="es-ES"/>
-        </w:rPr>
-        <w:t>- GET /usuarios → Listar todos</w:t>
-      </w:r>
-    </w:p>
-    <w:p>
-      <w:pPr>
-        <w:rPr>
-          <w:lang w:val="es-ES"/>
-        </w:rPr>
-      </w:pPr>
-      <w:r>
-        <w:rPr>
-          <w:lang w:val="es-ES"/>
-        </w:rPr>
-        <w:t>- GET /usuario/:id → Obtener uno</w:t>
-      </w:r>
-    </w:p>
-    <w:p>
-      <w:pPr>
-        <w:rPr>
-          <w:lang w:val="es-ES"/>
-        </w:rPr>
-      </w:pPr>
-      <w:r>
-        <w:rPr>
-          <w:lang w:val="es-ES"/>
-        </w:rPr>
-        <w:t>- POST /usuario → Crear</w:t>
-      </w:r>
-    </w:p>
-    <w:p>
-      <w:pPr>
-        <w:rPr>
-          <w:lang w:val="es-ES"/>
-        </w:rPr>
-      </w:pPr>
-      <w:r>
-        <w:rPr>
-          <w:lang w:val="es-ES"/>
-        </w:rPr>
-        <w:t>- PUT /usuario/:id → Editar</w:t>
-      </w:r>
-    </w:p>
-    <w:p>
-      <w:pPr>
-        <w:rPr>
-          <w:lang w:val="es-ES"/>
-        </w:rPr>
-      </w:pPr>
-      <w:r>
-        <w:rPr>
-          <w:lang w:val="es-ES"/>
-        </w:rPr>
-        <w:t>- DELETE /usuario/:id → Eliminar</w:t>
-      </w:r>
-    </w:p>
-    <w:p>
-      <w:pPr>
-        <w:rPr>
-          <w:lang w:val="es-ES"/>
-        </w:rPr>
-      </w:pPr>
-      <w:r>
-        <w:rPr>
-          <w:lang w:val="es-ES"/>
-        </w:rPr>
-        <w:t>- PUT /usuario-acceso/:id → Actualizar último acceso</w:t>
-      </w:r>
-    </w:p>
-    <w:p>
-      <w:pPr>
-        <w:rPr>
-          <w:lang w:val="es-ES"/>
-        </w:rPr>
-      </w:pPr>
-      <w:r>
-        <w:rPr>
-          <w:lang w:val="es-ES"/>
-        </w:rPr>
-        <w:t>- GET /usuarios-prueba → Prueba</w:t>
-      </w:r>
-    </w:p>
-    <w:p>
-      <w:pPr>
-        <w:rPr>
-          <w:lang w:val="es-ES"/>
-        </w:rPr>
-      </w:pPr>
-    </w:p>
-    <w:p>
-      <w:pPr>
-        <w:pStyle w:val="Ttulo3"/>
+      </w:pPr>
+      <w:r>
         <w:rPr>
           <w:b/>
           <w:bCs/>
           <w:color w:val="auto"/>
           <w:lang w:val="es-ES"/>
         </w:rPr>
-      </w:pPr>
-      <w:r>
+        <w:t>Usuario</w:t>
+      </w:r>
+    </w:p>
+    <w:p>
+      <w:pPr>
+        <w:rPr>
+          <w:lang w:val="es-ES"/>
+        </w:rPr>
+      </w:pPr>
+    </w:p>
+    <w:p>
+      <w:pPr>
+        <w:rPr>
+          <w:lang w:val="es-ES"/>
+        </w:rPr>
+      </w:pPr>
+      <w:r>
+        <w:rPr>
+          <w:lang w:val="es-ES"/>
+        </w:rPr>
+        <w:t>- GET /usuarios → Listar todos</w:t>
+      </w:r>
+    </w:p>
+    <w:p>
+      <w:pPr>
+        <w:rPr>
+          <w:lang w:val="es-ES"/>
+        </w:rPr>
+      </w:pPr>
+      <w:r>
+        <w:rPr>
+          <w:lang w:val="es-ES"/>
+        </w:rPr>
+        <w:t>- GET /usuario/:id → Obtener uno</w:t>
+      </w:r>
+    </w:p>
+    <w:p>
+      <w:pPr>
+        <w:rPr>
+          <w:lang w:val="es-ES"/>
+        </w:rPr>
+      </w:pPr>
+      <w:r>
+        <w:rPr>
+          <w:lang w:val="es-ES"/>
+        </w:rPr>
+        <w:t>- POST /usuario → Crear</w:t>
+      </w:r>
+    </w:p>
+    <w:p>
+      <w:pPr>
+        <w:rPr>
+          <w:lang w:val="es-ES"/>
+        </w:rPr>
+      </w:pPr>
+      <w:r>
+        <w:rPr>
+          <w:lang w:val="es-ES"/>
+        </w:rPr>
+        <w:t>- PUT /usuario/:id → Editar</w:t>
+      </w:r>
+    </w:p>
+    <w:p>
+      <w:pPr>
+        <w:rPr>
+          <w:lang w:val="es-ES"/>
+        </w:rPr>
+      </w:pPr>
+      <w:r>
+        <w:rPr>
+          <w:lang w:val="es-ES"/>
+        </w:rPr>
+        <w:t>- DELETE /usuario/:id → Eliminar</w:t>
+      </w:r>
+    </w:p>
+    <w:p>
+      <w:pPr>
+        <w:rPr>
+          <w:lang w:val="es-ES"/>
+        </w:rPr>
+      </w:pPr>
+      <w:r>
+        <w:rPr>
+          <w:lang w:val="es-ES"/>
+        </w:rPr>
+        <w:t>- PUT /usuario-acceso/:id → Actualizar último acceso</w:t>
+      </w:r>
+    </w:p>
+    <w:p>
+      <w:pPr>
+        <w:rPr>
+          <w:lang w:val="es-ES"/>
+        </w:rPr>
+      </w:pPr>
+      <w:r>
+        <w:rPr>
+          <w:lang w:val="es-ES"/>
+        </w:rPr>
+        <w:t>- GET /usuarios-prueba → Prueba</w:t>
+      </w:r>
+    </w:p>
+    <w:p>
+      <w:pPr>
+        <w:rPr>
+          <w:lang w:val="es-ES"/>
+        </w:rPr>
+      </w:pPr>
+    </w:p>
+    <w:p>
+      <w:pPr>
+        <w:pStyle w:val="Ttulo3"/>
         <w:rPr>
           <w:b/>
           <w:bCs/>
           <w:color w:val="auto"/>
           <w:lang w:val="es-ES"/>
         </w:rPr>
-        <w:t>Persona</w:t>
-      </w:r>
-    </w:p>
-    <w:p>
-      <w:pPr>
-        <w:rPr>
-          <w:lang w:val="es-ES"/>
-        </w:rPr>
-      </w:pPr>
-    </w:p>
-    <w:p>
-      <w:pPr>
-        <w:rPr>
-          <w:lang w:val="es-ES"/>
-        </w:rPr>
-      </w:pPr>
-      <w:r>
-        <w:rPr>
-          <w:lang w:val="es-ES"/>
-        </w:rPr>
-        <w:t>- GET /personas</w:t>
-      </w:r>
-    </w:p>
-    <w:p>
-      <w:pPr>
-        <w:rPr>
-          <w:lang w:val="es-ES"/>
-        </w:rPr>
-      </w:pPr>
-      <w:r>
-        <w:rPr>
-          <w:lang w:val="es-ES"/>
-        </w:rPr>
-        <w:t>- GET /persona/:id</w:t>
-      </w:r>
-    </w:p>
-    <w:p>
-      <w:pPr>
-        <w:rPr>
-          <w:lang w:val="es-ES"/>
-        </w:rPr>
-      </w:pPr>
-      <w:r>
-        <w:rPr>
-          <w:lang w:val="es-ES"/>
-        </w:rPr>
-        <w:t>- POST /persona</w:t>
-      </w:r>
-    </w:p>
-    <w:p>
-      <w:pPr>
-        <w:rPr>
-          <w:lang w:val="es-ES"/>
-        </w:rPr>
-      </w:pPr>
-      <w:r>
-        <w:rPr>
-          <w:lang w:val="es-ES"/>
-        </w:rPr>
-        <w:t>- PUT /persona/:id</w:t>
-      </w:r>
-    </w:p>
-    <w:p>
-      <w:pPr>
-        <w:rPr>
-          <w:lang w:val="es-ES"/>
-        </w:rPr>
-      </w:pPr>
-      <w:r>
-        <w:rPr>
-          <w:lang w:val="es-ES"/>
-        </w:rPr>
-        <w:t>- DELETE /persona/:id</w:t>
-      </w:r>
-    </w:p>
-    <w:p>
-      <w:pPr>
-        <w:rPr>
-          <w:lang w:val="es-ES"/>
-        </w:rPr>
-      </w:pPr>
-      <w:r>
-        <w:rPr>
-          <w:lang w:val="es-ES"/>
-        </w:rPr>
-        <w:t>- GET /personas-prueba</w:t>
-      </w:r>
-    </w:p>
-    <w:p>
-      <w:pPr>
-        <w:rPr>
-          <w:lang w:val="es-ES"/>
-        </w:rPr>
-      </w:pPr>
-    </w:p>
-    <w:p>
-      <w:pPr>
-        <w:pStyle w:val="Ttulo3"/>
+      </w:pPr>
+      <w:r>
         <w:rPr>
           <w:b/>
           <w:bCs/>
           <w:color w:val="auto"/>
           <w:lang w:val="es-ES"/>
         </w:rPr>
-      </w:pPr>
-      <w:r>
+        <w:t>Persona</w:t>
+      </w:r>
+    </w:p>
+    <w:p>
+      <w:pPr>
+        <w:rPr>
+          <w:lang w:val="es-ES"/>
+        </w:rPr>
+      </w:pPr>
+    </w:p>
+    <w:p>
+      <w:pPr>
+        <w:rPr>
+          <w:lang w:val="es-ES"/>
+        </w:rPr>
+      </w:pPr>
+      <w:r>
+        <w:rPr>
+          <w:lang w:val="es-ES"/>
+        </w:rPr>
+        <w:t>- GET /personas</w:t>
+      </w:r>
+    </w:p>
+    <w:p>
+      <w:pPr>
+        <w:rPr>
+          <w:lang w:val="es-ES"/>
+        </w:rPr>
+      </w:pPr>
+      <w:r>
+        <w:rPr>
+          <w:lang w:val="es-ES"/>
+        </w:rPr>
+        <w:t>- GET /persona/:id</w:t>
+      </w:r>
+    </w:p>
+    <w:p>
+      <w:pPr>
+        <w:rPr>
+          <w:lang w:val="es-ES"/>
+        </w:rPr>
+      </w:pPr>
+      <w:r>
+        <w:rPr>
+          <w:lang w:val="es-ES"/>
+        </w:rPr>
+        <w:t>- POST /persona</w:t>
+      </w:r>
+    </w:p>
+    <w:p>
+      <w:pPr>
+        <w:rPr>
+          <w:lang w:val="es-ES"/>
+        </w:rPr>
+      </w:pPr>
+      <w:r>
+        <w:rPr>
+          <w:lang w:val="es-ES"/>
+        </w:rPr>
+        <w:t>- PUT /persona/:id</w:t>
+      </w:r>
+    </w:p>
+    <w:p>
+      <w:pPr>
+        <w:rPr>
+          <w:lang w:val="es-ES"/>
+        </w:rPr>
+      </w:pPr>
+      <w:r>
+        <w:rPr>
+          <w:lang w:val="es-ES"/>
+        </w:rPr>
+        <w:t>- DELETE /persona/:id</w:t>
+      </w:r>
+    </w:p>
+    <w:p>
+      <w:pPr>
+        <w:rPr>
+          <w:lang w:val="es-ES"/>
+        </w:rPr>
+      </w:pPr>
+      <w:r>
+        <w:rPr>
+          <w:lang w:val="es-ES"/>
+        </w:rPr>
+        <w:t>- GET /personas-prueba</w:t>
+      </w:r>
+    </w:p>
+    <w:p>
+      <w:pPr>
+        <w:rPr>
+          <w:lang w:val="es-ES"/>
+        </w:rPr>
+      </w:pPr>
+    </w:p>
+    <w:p>
+      <w:pPr>
+        <w:pStyle w:val="Ttulo3"/>
         <w:rPr>
           <w:b/>
           <w:bCs/>
           <w:color w:val="auto"/>
           <w:lang w:val="es-ES"/>
         </w:rPr>
-        <w:t>Teléfono</w:t>
-      </w:r>
-    </w:p>
-    <w:p>
-      <w:pPr>
-        <w:rPr>
-          <w:lang w:val="es-ES"/>
-        </w:rPr>
-      </w:pPr>
-    </w:p>
-    <w:p>
-      <w:pPr>
-        <w:rPr>
-          <w:lang w:val="es-ES"/>
-        </w:rPr>
-      </w:pPr>
-      <w:r>
-        <w:rPr>
-          <w:lang w:val="es-ES"/>
-        </w:rPr>
-        <w:t>- GET /telefonos</w:t>
-      </w:r>
-    </w:p>
-    <w:p>
-      <w:pPr>
-        <w:rPr>
-          <w:lang w:val="es-ES"/>
-        </w:rPr>
-      </w:pPr>
-      <w:r>
-        <w:rPr>
-          <w:lang w:val="es-ES"/>
-        </w:rPr>
-        <w:t>- GET /telefono/:id</w:t>
-      </w:r>
-    </w:p>
-    <w:p>
-      <w:pPr>
-        <w:rPr>
-          <w:lang w:val="es-ES"/>
-        </w:rPr>
-      </w:pPr>
-      <w:r>
-        <w:rPr>
-          <w:lang w:val="es-ES"/>
-        </w:rPr>
-        <w:t>- POST /telefono</w:t>
-      </w:r>
-    </w:p>
-    <w:p>
-      <w:pPr>
-        <w:rPr>
-          <w:lang w:val="es-ES"/>
-        </w:rPr>
-      </w:pPr>
-      <w:r>
-        <w:rPr>
-          <w:lang w:val="es-ES"/>
-        </w:rPr>
-        <w:t>- PUT /telefono/:id</w:t>
-      </w:r>
-    </w:p>
-    <w:p>
-      <w:pPr>
-        <w:rPr>
-          <w:lang w:val="es-ES"/>
-        </w:rPr>
-      </w:pPr>
-      <w:r>
-        <w:rPr>
-          <w:lang w:val="es-ES"/>
-        </w:rPr>
-        <w:t>- DELETE /telefono/:id</w:t>
-      </w:r>
-    </w:p>
-    <w:p>
-      <w:pPr>
-        <w:rPr>
-          <w:lang w:val="es-ES"/>
-        </w:rPr>
-      </w:pPr>
-      <w:r>
-        <w:rPr>
-          <w:lang w:val="es-ES"/>
-        </w:rPr>
-        <w:t>- GET /telefonos-prueba</w:t>
-      </w:r>
-    </w:p>
-    <w:p>
-      <w:pPr>
-        <w:rPr>
-          <w:lang w:val="es-ES"/>
-        </w:rPr>
-      </w:pPr>
-    </w:p>
-    <w:p>
-      <w:pPr>
-        <w:rPr>
-          <w:lang w:val="es-ES"/>
-        </w:rPr>
-      </w:pPr>
-    </w:p>
-    <w:p>
-      <w:pPr>
-        <w:pStyle w:val="Ttulo3"/>
+      </w:pPr>
+      <w:r>
         <w:rPr>
           <w:b/>
           <w:bCs/>
           <w:color w:val="auto"/>
           <w:lang w:val="es-ES"/>
         </w:rPr>
-      </w:pPr>
-      <w:r>
+        <w:t>Teléfono</w:t>
+      </w:r>
+    </w:p>
+    <w:p>
+      <w:pPr>
+        <w:rPr>
+          <w:lang w:val="es-ES"/>
+        </w:rPr>
+      </w:pPr>
+    </w:p>
+    <w:p>
+      <w:pPr>
+        <w:rPr>
+          <w:lang w:val="es-ES"/>
+        </w:rPr>
+      </w:pPr>
+      <w:r>
+        <w:rPr>
+          <w:lang w:val="es-ES"/>
+        </w:rPr>
+        <w:t>- GET /</w:t>
+      </w:r>
+      <w:proofErr w:type="spellStart"/>
+      <w:r>
+        <w:rPr>
+          <w:lang w:val="es-ES"/>
+        </w:rPr>
+        <w:t>telefonos</w:t>
+      </w:r>
+      <w:proofErr w:type="spellEnd"/>
+    </w:p>
+    <w:p>
+      <w:pPr>
+        <w:rPr>
+          <w:lang w:val="es-ES"/>
+        </w:rPr>
+      </w:pPr>
+      <w:r>
+        <w:rPr>
+          <w:lang w:val="es-ES"/>
+        </w:rPr>
+        <w:t>- GET /</w:t>
+      </w:r>
+      <w:proofErr w:type="spellStart"/>
+      <w:r>
+        <w:rPr>
+          <w:lang w:val="es-ES"/>
+        </w:rPr>
+        <w:t>telefono</w:t>
+      </w:r>
+      <w:proofErr w:type="spellEnd"/>
+      <w:r>
+        <w:rPr>
+          <w:lang w:val="es-ES"/>
+        </w:rPr>
+        <w:t>/:id</w:t>
+      </w:r>
+    </w:p>
+    <w:p>
+      <w:pPr>
+        <w:rPr>
+          <w:lang w:val="es-ES"/>
+        </w:rPr>
+      </w:pPr>
+      <w:r>
+        <w:rPr>
+          <w:lang w:val="es-ES"/>
+        </w:rPr>
+        <w:lastRenderedPageBreak/>
+        <w:t>- POST /</w:t>
+      </w:r>
+      <w:proofErr w:type="spellStart"/>
+      <w:r>
+        <w:rPr>
+          <w:lang w:val="es-ES"/>
+        </w:rPr>
+        <w:t>telefono</w:t>
+      </w:r>
+      <w:proofErr w:type="spellEnd"/>
+    </w:p>
+    <w:p>
+      <w:pPr>
+        <w:rPr>
+          <w:lang w:val="es-ES"/>
+        </w:rPr>
+      </w:pPr>
+      <w:r>
+        <w:rPr>
+          <w:lang w:val="es-ES"/>
+        </w:rPr>
+        <w:t>- PUT /</w:t>
+      </w:r>
+      <w:proofErr w:type="spellStart"/>
+      <w:r>
+        <w:rPr>
+          <w:lang w:val="es-ES"/>
+        </w:rPr>
+        <w:t>telefono</w:t>
+      </w:r>
+      <w:proofErr w:type="spellEnd"/>
+      <w:r>
+        <w:rPr>
+          <w:lang w:val="es-ES"/>
+        </w:rPr>
+        <w:t>/:id</w:t>
+      </w:r>
+    </w:p>
+    <w:p>
+      <w:pPr>
+        <w:rPr>
+          <w:lang w:val="es-ES"/>
+        </w:rPr>
+      </w:pPr>
+      <w:r>
+        <w:rPr>
+          <w:lang w:val="es-ES"/>
+        </w:rPr>
+        <w:t>- DELETE /</w:t>
+      </w:r>
+      <w:proofErr w:type="spellStart"/>
+      <w:r>
+        <w:rPr>
+          <w:lang w:val="es-ES"/>
+        </w:rPr>
+        <w:t>telefono</w:t>
+      </w:r>
+      <w:proofErr w:type="spellEnd"/>
+      <w:r>
+        <w:rPr>
+          <w:lang w:val="es-ES"/>
+        </w:rPr>
+        <w:t>/:id</w:t>
+      </w:r>
+    </w:p>
+    <w:p>
+      <w:pPr>
+        <w:rPr>
+          <w:lang w:val="es-ES"/>
+        </w:rPr>
+      </w:pPr>
+      <w:r>
+        <w:rPr>
+          <w:lang w:val="es-ES"/>
+        </w:rPr>
+        <w:t>- GET /</w:t>
+      </w:r>
+      <w:proofErr w:type="spellStart"/>
+      <w:r>
+        <w:rPr>
+          <w:lang w:val="es-ES"/>
+        </w:rPr>
+        <w:t>telefonos</w:t>
+      </w:r>
+      <w:proofErr w:type="spellEnd"/>
+      <w:r>
+        <w:rPr>
+          <w:lang w:val="es-ES"/>
+        </w:rPr>
+        <w:t>-prueba</w:t>
+      </w:r>
+    </w:p>
+    <w:p>
+      <w:pPr>
+        <w:rPr>
+          <w:lang w:val="es-ES"/>
+        </w:rPr>
+      </w:pPr>
+    </w:p>
+    <w:p>
+      <w:pPr>
+        <w:rPr>
+          <w:lang w:val="es-ES"/>
+        </w:rPr>
+      </w:pPr>
+    </w:p>
+    <w:p>
+      <w:pPr>
+        <w:pStyle w:val="Ttulo3"/>
         <w:rPr>
           <w:b/>
           <w:bCs/>
           <w:color w:val="auto"/>
           <w:lang w:val="es-ES"/>
         </w:rPr>
-        <w:lastRenderedPageBreak/>
-        <w:t>Dirección</w:t>
-      </w:r>
-    </w:p>
-    <w:p>
-      <w:pPr>
-        <w:rPr>
-          <w:lang w:val="es-ES"/>
-        </w:rPr>
-      </w:pPr>
-    </w:p>
-    <w:p>
-      <w:pPr>
-        <w:rPr>
-          <w:lang w:val="es-ES"/>
-        </w:rPr>
-      </w:pPr>
-      <w:r>
-        <w:rPr>
-          <w:lang w:val="es-ES"/>
-        </w:rPr>
-        <w:t>- GET /direcciones</w:t>
-      </w:r>
-    </w:p>
-    <w:p>
-      <w:pPr>
-        <w:rPr>
-          <w:lang w:val="es-ES"/>
-        </w:rPr>
-      </w:pPr>
-      <w:r>
-        <w:rPr>
-          <w:lang w:val="es-ES"/>
-        </w:rPr>
-        <w:t>- GET /direccion/:id</w:t>
-      </w:r>
-    </w:p>
-    <w:p>
-      <w:pPr>
-        <w:rPr>
-          <w:lang w:val="es-ES"/>
-        </w:rPr>
-      </w:pPr>
-      <w:r>
-        <w:rPr>
-          <w:lang w:val="es-ES"/>
-        </w:rPr>
-        <w:t>- POST /direccion</w:t>
-      </w:r>
-    </w:p>
-    <w:p>
-      <w:pPr>
-        <w:rPr>
-          <w:lang w:val="es-ES"/>
-        </w:rPr>
-      </w:pPr>
-      <w:r>
-        <w:rPr>
-          <w:lang w:val="es-ES"/>
-        </w:rPr>
-        <w:t>- PUT /direccion/:id</w:t>
-      </w:r>
-    </w:p>
-    <w:p>
-      <w:pPr>
-        <w:rPr>
-          <w:lang w:val="es-ES"/>
-        </w:rPr>
-      </w:pPr>
-      <w:r>
-        <w:rPr>
-          <w:lang w:val="es-ES"/>
-        </w:rPr>
-        <w:t>- DELETE /direccion/:id</w:t>
-      </w:r>
-    </w:p>
-    <w:p>
-      <w:pPr>
-        <w:rPr>
-          <w:lang w:val="es-ES"/>
-        </w:rPr>
-      </w:pPr>
-      <w:r>
-        <w:rPr>
-          <w:lang w:val="es-ES"/>
-        </w:rPr>
-        <w:t>- GET /direcciones-prueba</w:t>
-      </w:r>
-    </w:p>
-    <w:p>
-      <w:pPr>
-        <w:rPr>
-          <w:lang w:val="es-ES"/>
-        </w:rPr>
-      </w:pPr>
-    </w:p>
-    <w:p>
-      <w:pPr>
-        <w:pStyle w:val="Ttulo3"/>
+      </w:pPr>
+      <w:r>
         <w:rPr>
           <w:b/>
           <w:bCs/>
           <w:color w:val="auto"/>
           <w:lang w:val="es-ES"/>
         </w:rPr>
-      </w:pPr>
-      <w:r>
+        <w:t>Dirección</w:t>
+      </w:r>
+    </w:p>
+    <w:p>
+      <w:pPr>
+        <w:rPr>
+          <w:lang w:val="es-ES"/>
+        </w:rPr>
+      </w:pPr>
+    </w:p>
+    <w:p>
+      <w:pPr>
+        <w:rPr>
+          <w:lang w:val="es-ES"/>
+        </w:rPr>
+      </w:pPr>
+      <w:r>
+        <w:rPr>
+          <w:lang w:val="es-ES"/>
+        </w:rPr>
+        <w:t>- GET /direcciones</w:t>
+      </w:r>
+    </w:p>
+    <w:p>
+      <w:pPr>
+        <w:rPr>
+          <w:lang w:val="es-ES"/>
+        </w:rPr>
+      </w:pPr>
+      <w:r>
+        <w:rPr>
+          <w:lang w:val="es-ES"/>
+        </w:rPr>
+        <w:t>- GET /</w:t>
+      </w:r>
+      <w:proofErr w:type="spellStart"/>
+      <w:r>
+        <w:rPr>
+          <w:lang w:val="es-ES"/>
+        </w:rPr>
+        <w:t>direccion</w:t>
+      </w:r>
+      <w:proofErr w:type="spellEnd"/>
+      <w:r>
+        <w:rPr>
+          <w:lang w:val="es-ES"/>
+        </w:rPr>
+        <w:t>/:id</w:t>
+      </w:r>
+    </w:p>
+    <w:p>
+      <w:pPr>
+        <w:rPr>
+          <w:lang w:val="es-ES"/>
+        </w:rPr>
+      </w:pPr>
+      <w:r>
+        <w:rPr>
+          <w:lang w:val="es-ES"/>
+        </w:rPr>
+        <w:t>- POST /</w:t>
+      </w:r>
+      <w:proofErr w:type="spellStart"/>
+      <w:r>
+        <w:rPr>
+          <w:lang w:val="es-ES"/>
+        </w:rPr>
+        <w:t>direccion</w:t>
+      </w:r>
+      <w:proofErr w:type="spellEnd"/>
+    </w:p>
+    <w:p>
+      <w:pPr>
+        <w:rPr>
+          <w:lang w:val="es-ES"/>
+        </w:rPr>
+      </w:pPr>
+      <w:r>
+        <w:rPr>
+          <w:lang w:val="es-ES"/>
+        </w:rPr>
+        <w:t>- PUT /</w:t>
+      </w:r>
+      <w:proofErr w:type="spellStart"/>
+      <w:r>
+        <w:rPr>
+          <w:lang w:val="es-ES"/>
+        </w:rPr>
+        <w:t>direccion</w:t>
+      </w:r>
+      <w:proofErr w:type="spellEnd"/>
+      <w:r>
+        <w:rPr>
+          <w:lang w:val="es-ES"/>
+        </w:rPr>
+        <w:t>/:id</w:t>
+      </w:r>
+    </w:p>
+    <w:p>
+      <w:pPr>
+        <w:rPr>
+          <w:lang w:val="es-ES"/>
+        </w:rPr>
+      </w:pPr>
+      <w:r>
+        <w:rPr>
+          <w:lang w:val="es-ES"/>
+        </w:rPr>
+        <w:t>- DELETE /</w:t>
+      </w:r>
+      <w:proofErr w:type="spellStart"/>
+      <w:r>
+        <w:rPr>
+          <w:lang w:val="es-ES"/>
+        </w:rPr>
+        <w:t>direccion</w:t>
+      </w:r>
+      <w:proofErr w:type="spellEnd"/>
+      <w:r>
+        <w:rPr>
+          <w:lang w:val="es-ES"/>
+        </w:rPr>
+        <w:t>/:id</w:t>
+      </w:r>
+    </w:p>
+    <w:p>
+      <w:pPr>
+        <w:rPr>
+          <w:lang w:val="es-ES"/>
+        </w:rPr>
+      </w:pPr>
+      <w:r>
+        <w:rPr>
+          <w:lang w:val="es-ES"/>
+        </w:rPr>
+        <w:t>- GET /direcciones-prueba</w:t>
+      </w:r>
+    </w:p>
+    <w:p>
+      <w:pPr>
+        <w:rPr>
+          <w:lang w:val="es-ES"/>
+        </w:rPr>
+      </w:pPr>
+    </w:p>
+    <w:p>
+      <w:pPr>
+        <w:pStyle w:val="Ttulo3"/>
         <w:rPr>
           <w:b/>
           <w:bCs/>
           <w:color w:val="auto"/>
           <w:lang w:val="es-ES"/>
         </w:rPr>
-        <w:t>Rubro</w:t>
-      </w:r>
-    </w:p>
-    <w:p>
-      <w:pPr>
-        <w:rPr>
-          <w:lang w:val="es-ES"/>
-        </w:rPr>
-      </w:pPr>
-    </w:p>
-    <w:p>
-      <w:pPr>
-        <w:rPr>
-          <w:lang w:val="es-ES"/>
-        </w:rPr>
-      </w:pPr>
-      <w:r>
-        <w:rPr>
-          <w:lang w:val="es-ES"/>
-        </w:rPr>
-        <w:t>- GET /rubros</w:t>
-      </w:r>
-    </w:p>
-    <w:p>
-      <w:pPr>
-        <w:rPr>
-          <w:lang w:val="es-ES"/>
-        </w:rPr>
-      </w:pPr>
-      <w:r>
-        <w:rPr>
-          <w:lang w:val="es-ES"/>
-        </w:rPr>
-        <w:t>- GET /rubro/:id</w:t>
-      </w:r>
-    </w:p>
-    <w:p>
-      <w:pPr>
-        <w:rPr>
-          <w:lang w:val="es-ES"/>
-        </w:rPr>
-      </w:pPr>
-      <w:r>
-        <w:rPr>
-          <w:lang w:val="es-ES"/>
-        </w:rPr>
-        <w:t>- POST /rubro</w:t>
-      </w:r>
-    </w:p>
-    <w:p>
-      <w:pPr>
-        <w:rPr>
-          <w:lang w:val="es-ES"/>
-        </w:rPr>
-      </w:pPr>
-      <w:r>
-        <w:rPr>
-          <w:lang w:val="es-ES"/>
-        </w:rPr>
-        <w:t>- PUT /rubro/:id</w:t>
-      </w:r>
-    </w:p>
-    <w:p>
-      <w:pPr>
-        <w:rPr>
-          <w:lang w:val="es-ES"/>
-        </w:rPr>
-      </w:pPr>
-      <w:r>
-        <w:rPr>
-          <w:lang w:val="es-ES"/>
-        </w:rPr>
-        <w:t>- DELETE /rubro/:id</w:t>
-      </w:r>
-    </w:p>
-    <w:p>
-      <w:pPr>
-        <w:rPr>
-          <w:lang w:val="es-ES"/>
-        </w:rPr>
-      </w:pPr>
-      <w:r>
-        <w:rPr>
-          <w:lang w:val="es-ES"/>
-        </w:rPr>
-        <w:t>- GET /rubros-prueba</w:t>
-      </w:r>
-    </w:p>
-    <w:p>
-      <w:pPr>
-        <w:rPr>
-          <w:lang w:val="es-ES"/>
-        </w:rPr>
-      </w:pPr>
-    </w:p>
-    <w:p>
-      <w:pPr>
-        <w:pStyle w:val="Ttulo3"/>
+      </w:pPr>
+      <w:r>
         <w:rPr>
           <w:b/>
           <w:bCs/>
           <w:color w:val="auto"/>
           <w:lang w:val="es-ES"/>
         </w:rPr>
-      </w:pPr>
-      <w:r>
+        <w:t>Rubro</w:t>
+      </w:r>
+    </w:p>
+    <w:p>
+      <w:pPr>
+        <w:rPr>
+          <w:lang w:val="es-ES"/>
+        </w:rPr>
+      </w:pPr>
+    </w:p>
+    <w:p>
+      <w:pPr>
+        <w:rPr>
+          <w:lang w:val="es-ES"/>
+        </w:rPr>
+      </w:pPr>
+      <w:r>
+        <w:rPr>
+          <w:lang w:val="es-ES"/>
+        </w:rPr>
+        <w:t>- GET /rubros</w:t>
+      </w:r>
+    </w:p>
+    <w:p>
+      <w:pPr>
+        <w:rPr>
+          <w:lang w:val="es-ES"/>
+        </w:rPr>
+      </w:pPr>
+      <w:r>
+        <w:rPr>
+          <w:lang w:val="es-ES"/>
+        </w:rPr>
+        <w:t>- GET /rubro/:id</w:t>
+      </w:r>
+    </w:p>
+    <w:p>
+      <w:pPr>
+        <w:rPr>
+          <w:lang w:val="es-ES"/>
+        </w:rPr>
+      </w:pPr>
+      <w:r>
+        <w:rPr>
+          <w:lang w:val="es-ES"/>
+        </w:rPr>
+        <w:t>- POST /rubro</w:t>
+      </w:r>
+    </w:p>
+    <w:p>
+      <w:pPr>
+        <w:rPr>
+          <w:lang w:val="es-ES"/>
+        </w:rPr>
+      </w:pPr>
+      <w:r>
+        <w:rPr>
+          <w:lang w:val="es-ES"/>
+        </w:rPr>
+        <w:t>- PUT /rubro/:id</w:t>
+      </w:r>
+    </w:p>
+    <w:p>
+      <w:pPr>
+        <w:rPr>
+          <w:lang w:val="es-ES"/>
+        </w:rPr>
+      </w:pPr>
+      <w:r>
+        <w:rPr>
+          <w:lang w:val="es-ES"/>
+        </w:rPr>
+        <w:t>- DELETE /rubro/:id</w:t>
+      </w:r>
+    </w:p>
+    <w:p>
+      <w:pPr>
+        <w:rPr>
+          <w:lang w:val="es-ES"/>
+        </w:rPr>
+      </w:pPr>
+      <w:r>
+        <w:rPr>
+          <w:lang w:val="es-ES"/>
+        </w:rPr>
+        <w:t>- GET /rubros-prueba</w:t>
+      </w:r>
+    </w:p>
+    <w:p>
+      <w:pPr>
+        <w:rPr>
+          <w:lang w:val="es-ES"/>
+        </w:rPr>
+      </w:pPr>
+    </w:p>
+    <w:p>
+      <w:pPr>
+        <w:pStyle w:val="Ttulo3"/>
         <w:rPr>
           <w:b/>
           <w:bCs/>
           <w:color w:val="auto"/>
           <w:lang w:val="es-ES"/>
         </w:rPr>
-        <w:t>Inquilino</w:t>
-      </w:r>
-    </w:p>
-    <w:p>
-      <w:pPr>
-        <w:rPr>
-          <w:lang w:val="es-ES"/>
-        </w:rPr>
-      </w:pPr>
-    </w:p>
-    <w:p>
-      <w:pPr>
-        <w:rPr>
-          <w:lang w:val="es-ES"/>
-        </w:rPr>
-      </w:pPr>
-      <w:r>
-        <w:rPr>
-          <w:lang w:val="es-ES"/>
-        </w:rPr>
-        <w:t>- GET /inquilinos</w:t>
-      </w:r>
-    </w:p>
-    <w:p>
-      <w:pPr>
-        <w:rPr>
-          <w:lang w:val="es-ES"/>
-        </w:rPr>
-      </w:pPr>
-      <w:r>
-        <w:rPr>
-          <w:lang w:val="es-ES"/>
-        </w:rPr>
-        <w:t>- GET /inquilino/:id</w:t>
-      </w:r>
-    </w:p>
-    <w:p>
-      <w:pPr>
-        <w:rPr>
-          <w:lang w:val="es-ES"/>
-        </w:rPr>
-      </w:pPr>
-      <w:r>
-        <w:rPr>
-          <w:lang w:val="es-ES"/>
-        </w:rPr>
-        <w:t>- POST /inquilino</w:t>
-      </w:r>
-    </w:p>
-    <w:p>
-      <w:pPr>
-        <w:rPr>
-          <w:lang w:val="es-ES"/>
-        </w:rPr>
-      </w:pPr>
-      <w:r>
-        <w:rPr>
-          <w:lang w:val="es-ES"/>
-        </w:rPr>
-        <w:t>- PUT /inquilino/:id</w:t>
-      </w:r>
-    </w:p>
-    <w:p>
-      <w:pPr>
-        <w:rPr>
-          <w:lang w:val="es-ES"/>
-        </w:rPr>
-      </w:pPr>
-      <w:r>
-        <w:rPr>
-          <w:lang w:val="es-ES"/>
-        </w:rPr>
-        <w:t>- DELETE /inquilino/:id</w:t>
-      </w:r>
-    </w:p>
-    <w:p>
-      <w:pPr>
-        <w:rPr>
-          <w:lang w:val="es-ES"/>
-        </w:rPr>
-      </w:pPr>
-      <w:r>
-        <w:rPr>
-          <w:lang w:val="es-ES"/>
-        </w:rPr>
-        <w:t>- GET /inquilinos-prueba</w:t>
-      </w:r>
-    </w:p>
-    <w:p>
-      <w:pPr>
-        <w:rPr>
-          <w:lang w:val="es-ES"/>
-        </w:rPr>
-      </w:pPr>
-    </w:p>
-    <w:p>
-      <w:pPr>
-        <w:pStyle w:val="Ttulo3"/>
+      </w:pPr>
+      <w:r>
         <w:rPr>
           <w:b/>
           <w:bCs/>
           <w:color w:val="auto"/>
           <w:lang w:val="es-ES"/>
         </w:rPr>
-      </w:pPr>
-      <w:r>
+        <w:t>Inquilino</w:t>
+      </w:r>
+    </w:p>
+    <w:p>
+      <w:pPr>
+        <w:rPr>
+          <w:lang w:val="es-ES"/>
+        </w:rPr>
+      </w:pPr>
+    </w:p>
+    <w:p>
+      <w:pPr>
+        <w:rPr>
+          <w:lang w:val="es-ES"/>
+        </w:rPr>
+      </w:pPr>
+      <w:r>
+        <w:rPr>
+          <w:lang w:val="es-ES"/>
+        </w:rPr>
+        <w:t>- GET /inquilinos</w:t>
+      </w:r>
+    </w:p>
+    <w:p>
+      <w:pPr>
+        <w:rPr>
+          <w:lang w:val="es-ES"/>
+        </w:rPr>
+      </w:pPr>
+      <w:r>
+        <w:rPr>
+          <w:lang w:val="es-ES"/>
+        </w:rPr>
+        <w:t>- GET /inquilino/:id</w:t>
+      </w:r>
+    </w:p>
+    <w:p>
+      <w:pPr>
+        <w:rPr>
+          <w:lang w:val="es-ES"/>
+        </w:rPr>
+      </w:pPr>
+      <w:r>
+        <w:rPr>
+          <w:lang w:val="es-ES"/>
+        </w:rPr>
+        <w:t>- POST /inquilino</w:t>
+      </w:r>
+    </w:p>
+    <w:p>
+      <w:pPr>
+        <w:rPr>
+          <w:lang w:val="es-ES"/>
+        </w:rPr>
+      </w:pPr>
+      <w:r>
+        <w:rPr>
+          <w:lang w:val="es-ES"/>
+        </w:rPr>
+        <w:t>- PUT /inquilino/:id</w:t>
+      </w:r>
+    </w:p>
+    <w:p>
+      <w:pPr>
+        <w:rPr>
+          <w:lang w:val="es-ES"/>
+        </w:rPr>
+      </w:pPr>
+      <w:r>
+        <w:rPr>
+          <w:lang w:val="es-ES"/>
+        </w:rPr>
+        <w:t>- DELETE /inquilino/:id</w:t>
+      </w:r>
+    </w:p>
+    <w:p>
+      <w:pPr>
+        <w:rPr>
+          <w:lang w:val="es-ES"/>
+        </w:rPr>
+      </w:pPr>
+      <w:r>
+        <w:rPr>
+          <w:lang w:val="es-ES"/>
+        </w:rPr>
+        <w:t>- GET /inquilinos-prueba</w:t>
+      </w:r>
+    </w:p>
+    <w:p>
+      <w:pPr>
+        <w:rPr>
+          <w:lang w:val="es-ES"/>
+        </w:rPr>
+      </w:pPr>
+    </w:p>
+    <w:p>
+      <w:pPr>
+        <w:pStyle w:val="Ttulo3"/>
         <w:rPr>
           <w:b/>
           <w:bCs/>
           <w:color w:val="auto"/>
           <w:lang w:val="es-ES"/>
         </w:rPr>
-        <w:t>Espacio</w:t>
-      </w:r>
-    </w:p>
-    <w:p>
-      <w:pPr>
-        <w:rPr>
-          <w:lang w:val="es-ES"/>
-        </w:rPr>
-      </w:pPr>
-    </w:p>
-    <w:p>
-      <w:pPr>
-        <w:rPr>
-          <w:lang w:val="es-ES"/>
-        </w:rPr>
-      </w:pPr>
-      <w:r>
-        <w:rPr>
-          <w:lang w:val="es-ES"/>
-        </w:rPr>
-        <w:t>- GET /espacios</w:t>
-      </w:r>
-    </w:p>
-    <w:p>
-      <w:pPr>
-        <w:rPr>
-          <w:lang w:val="es-ES"/>
-        </w:rPr>
-      </w:pPr>
-      <w:r>
-        <w:rPr>
-          <w:lang w:val="es-ES"/>
-        </w:rPr>
-        <w:t>- GET /espacio/:id</w:t>
-      </w:r>
-    </w:p>
-    <w:p>
-      <w:pPr>
-        <w:rPr>
-          <w:lang w:val="es-ES"/>
-        </w:rPr>
-      </w:pPr>
-      <w:r>
-        <w:rPr>
-          <w:lang w:val="es-ES"/>
-        </w:rPr>
-        <w:t>- POST /espacio</w:t>
-      </w:r>
-    </w:p>
-    <w:p>
-      <w:pPr>
-        <w:rPr>
-          <w:lang w:val="es-ES"/>
-        </w:rPr>
-      </w:pPr>
-      <w:r>
-        <w:rPr>
-          <w:lang w:val="es-ES"/>
-        </w:rPr>
-        <w:t>- PUT /espacio/:id</w:t>
-      </w:r>
-    </w:p>
-    <w:p>
-      <w:pPr>
-        <w:rPr>
-          <w:lang w:val="es-ES"/>
-        </w:rPr>
-      </w:pPr>
-      <w:r>
-        <w:rPr>
-          <w:lang w:val="es-ES"/>
-        </w:rPr>
-        <w:t>- DELETE /espacio/:id</w:t>
-      </w:r>
-    </w:p>
-    <w:p>
-      <w:pPr>
-        <w:rPr>
-          <w:lang w:val="es-ES"/>
-        </w:rPr>
-      </w:pPr>
-      <w:r>
-        <w:rPr>
-          <w:lang w:val="es-ES"/>
-        </w:rPr>
-        <w:lastRenderedPageBreak/>
-        <w:t>- GET /espacios-prueba</w:t>
-      </w:r>
-    </w:p>
-    <w:p>
-      <w:pPr>
-        <w:rPr>
-          <w:lang w:val="es-ES"/>
-        </w:rPr>
-      </w:pPr>
-    </w:p>
-    <w:p>
-      <w:pPr>
-        <w:pStyle w:val="Ttulo3"/>
+      </w:pPr>
+      <w:r>
         <w:rPr>
           <w:b/>
           <w:bCs/>
           <w:color w:val="auto"/>
           <w:lang w:val="es-ES"/>
         </w:rPr>
-      </w:pPr>
-      <w:r>
+        <w:lastRenderedPageBreak/>
+        <w:t>Espacio</w:t>
+      </w:r>
+    </w:p>
+    <w:p>
+      <w:pPr>
+        <w:rPr>
+          <w:lang w:val="es-ES"/>
+        </w:rPr>
+      </w:pPr>
+    </w:p>
+    <w:p>
+      <w:pPr>
+        <w:rPr>
+          <w:lang w:val="es-ES"/>
+        </w:rPr>
+      </w:pPr>
+      <w:r>
+        <w:rPr>
+          <w:lang w:val="es-ES"/>
+        </w:rPr>
+        <w:t>- GET /espacios</w:t>
+      </w:r>
+    </w:p>
+    <w:p>
+      <w:pPr>
+        <w:rPr>
+          <w:lang w:val="es-ES"/>
+        </w:rPr>
+      </w:pPr>
+      <w:r>
+        <w:rPr>
+          <w:lang w:val="es-ES"/>
+        </w:rPr>
+        <w:t>- GET /espacio/:id</w:t>
+      </w:r>
+    </w:p>
+    <w:p>
+      <w:pPr>
+        <w:rPr>
+          <w:lang w:val="es-ES"/>
+        </w:rPr>
+      </w:pPr>
+      <w:r>
+        <w:rPr>
+          <w:lang w:val="es-ES"/>
+        </w:rPr>
+        <w:t>- POST /espacio</w:t>
+      </w:r>
+    </w:p>
+    <w:p>
+      <w:pPr>
+        <w:rPr>
+          <w:lang w:val="es-ES"/>
+        </w:rPr>
+      </w:pPr>
+      <w:r>
+        <w:rPr>
+          <w:lang w:val="es-ES"/>
+        </w:rPr>
+        <w:t>- PUT /espacio/:id</w:t>
+      </w:r>
+    </w:p>
+    <w:p>
+      <w:pPr>
+        <w:rPr>
+          <w:lang w:val="es-ES"/>
+        </w:rPr>
+      </w:pPr>
+      <w:r>
+        <w:rPr>
+          <w:lang w:val="es-ES"/>
+        </w:rPr>
+        <w:t>- DELETE /espacio/:id</w:t>
+      </w:r>
+    </w:p>
+    <w:p>
+      <w:pPr>
+        <w:rPr>
+          <w:lang w:val="es-ES"/>
+        </w:rPr>
+      </w:pPr>
+      <w:r>
+        <w:rPr>
+          <w:lang w:val="es-ES"/>
+        </w:rPr>
+        <w:t>- GET /espacios-prueba</w:t>
+      </w:r>
+    </w:p>
+    <w:p>
+      <w:pPr>
+        <w:rPr>
+          <w:lang w:val="es-ES"/>
+        </w:rPr>
+      </w:pPr>
+    </w:p>
+    <w:p>
+      <w:pPr>
+        <w:pStyle w:val="Ttulo3"/>
         <w:rPr>
           <w:b/>
           <w:bCs/>
           <w:color w:val="auto"/>
           <w:lang w:val="es-ES"/>
         </w:rPr>
-        <w:t>Documentación</w:t>
-      </w:r>
-    </w:p>
-    <w:p>
-      <w:pPr>
-        <w:rPr>
-          <w:lang w:val="es-ES"/>
-        </w:rPr>
-      </w:pPr>
-    </w:p>
-    <w:p>
-      <w:pPr>
-        <w:rPr>
-          <w:lang w:val="es-ES"/>
-        </w:rPr>
-      </w:pPr>
-      <w:r>
-        <w:rPr>
-          <w:lang w:val="es-ES"/>
-        </w:rPr>
-        <w:t>- GET /documentaciones</w:t>
-      </w:r>
-    </w:p>
-    <w:p>
-      <w:pPr>
-        <w:rPr>
-          <w:lang w:val="es-ES"/>
-        </w:rPr>
-      </w:pPr>
-      <w:r>
-        <w:rPr>
-          <w:lang w:val="es-ES"/>
-        </w:rPr>
-        <w:t>- GET /documentacion/:id</w:t>
-      </w:r>
-    </w:p>
-    <w:p>
-      <w:pPr>
-        <w:rPr>
-          <w:lang w:val="es-ES"/>
-        </w:rPr>
-      </w:pPr>
-      <w:r>
-        <w:rPr>
-          <w:lang w:val="es-ES"/>
-        </w:rPr>
-        <w:t>- POST /documentacion</w:t>
-      </w:r>
-    </w:p>
-    <w:p>
-      <w:pPr>
-        <w:rPr>
-          <w:lang w:val="es-ES"/>
-        </w:rPr>
-      </w:pPr>
-      <w:r>
-        <w:rPr>
-          <w:lang w:val="es-ES"/>
-        </w:rPr>
-        <w:t>- PUT /documentacion/:id</w:t>
-      </w:r>
-    </w:p>
-    <w:p>
-      <w:pPr>
-        <w:rPr>
-          <w:lang w:val="es-ES"/>
-        </w:rPr>
-      </w:pPr>
-      <w:r>
-        <w:rPr>
-          <w:lang w:val="es-ES"/>
-        </w:rPr>
-        <w:t>- DELETE /documentacion/:id</w:t>
-      </w:r>
-    </w:p>
-    <w:p>
-      <w:pPr>
-        <w:rPr>
-          <w:lang w:val="es-ES"/>
-        </w:rPr>
-      </w:pPr>
-      <w:r>
-        <w:rPr>
-          <w:lang w:val="es-ES"/>
-        </w:rPr>
-        <w:t>- GET /documentaciones-prueba</w:t>
-      </w:r>
-    </w:p>
-    <w:p>
-      <w:pPr>
-        <w:rPr>
-          <w:lang w:val="es-ES"/>
-        </w:rPr>
-      </w:pPr>
-    </w:p>
-    <w:p>
-      <w:pPr>
-        <w:pStyle w:val="Ttulo3"/>
+      </w:pPr>
+      <w:r>
         <w:rPr>
           <w:b/>
           <w:bCs/>
           <w:color w:val="auto"/>
           <w:lang w:val="es-ES"/>
         </w:rPr>
-      </w:pPr>
-      <w:r>
+        <w:t>Documentación</w:t>
+      </w:r>
+    </w:p>
+    <w:p>
+      <w:pPr>
+        <w:rPr>
+          <w:lang w:val="es-ES"/>
+        </w:rPr>
+      </w:pPr>
+    </w:p>
+    <w:p>
+      <w:pPr>
+        <w:rPr>
+          <w:lang w:val="es-ES"/>
+        </w:rPr>
+      </w:pPr>
+      <w:r>
+        <w:rPr>
+          <w:lang w:val="es-ES"/>
+        </w:rPr>
+        <w:t>- GET /documentaciones</w:t>
+      </w:r>
+    </w:p>
+    <w:p>
+      <w:pPr>
+        <w:rPr>
+          <w:lang w:val="es-ES"/>
+        </w:rPr>
+      </w:pPr>
+      <w:r>
+        <w:rPr>
+          <w:lang w:val="es-ES"/>
+        </w:rPr>
+        <w:t>- GET /</w:t>
+      </w:r>
+      <w:proofErr w:type="spellStart"/>
+      <w:r>
+        <w:rPr>
+          <w:lang w:val="es-ES"/>
+        </w:rPr>
+        <w:t>documentacion</w:t>
+      </w:r>
+      <w:proofErr w:type="spellEnd"/>
+      <w:r>
+        <w:rPr>
+          <w:lang w:val="es-ES"/>
+        </w:rPr>
+        <w:t>/:id</w:t>
+      </w:r>
+    </w:p>
+    <w:p>
+      <w:pPr>
+        <w:rPr>
+          <w:lang w:val="es-ES"/>
+        </w:rPr>
+      </w:pPr>
+      <w:r>
+        <w:rPr>
+          <w:lang w:val="es-ES"/>
+        </w:rPr>
+        <w:t>- POST /</w:t>
+      </w:r>
+      <w:proofErr w:type="spellStart"/>
+      <w:r>
+        <w:rPr>
+          <w:lang w:val="es-ES"/>
+        </w:rPr>
+        <w:t>documentacion</w:t>
+      </w:r>
+      <w:proofErr w:type="spellEnd"/>
+    </w:p>
+    <w:p>
+      <w:pPr>
+        <w:rPr>
+          <w:lang w:val="es-ES"/>
+        </w:rPr>
+      </w:pPr>
+      <w:r>
+        <w:rPr>
+          <w:lang w:val="es-ES"/>
+        </w:rPr>
+        <w:t>- PUT /</w:t>
+      </w:r>
+      <w:proofErr w:type="spellStart"/>
+      <w:r>
+        <w:rPr>
+          <w:lang w:val="es-ES"/>
+        </w:rPr>
+        <w:t>documentacion</w:t>
+      </w:r>
+      <w:proofErr w:type="spellEnd"/>
+      <w:r>
+        <w:rPr>
+          <w:lang w:val="es-ES"/>
+        </w:rPr>
+        <w:t>/:id</w:t>
+      </w:r>
+    </w:p>
+    <w:p>
+      <w:pPr>
+        <w:rPr>
+          <w:lang w:val="es-ES"/>
+        </w:rPr>
+      </w:pPr>
+      <w:r>
+        <w:rPr>
+          <w:lang w:val="es-ES"/>
+        </w:rPr>
+        <w:t>- DELETE /</w:t>
+      </w:r>
+      <w:proofErr w:type="spellStart"/>
+      <w:r>
+        <w:rPr>
+          <w:lang w:val="es-ES"/>
+        </w:rPr>
+        <w:t>documentacion</w:t>
+      </w:r>
+      <w:proofErr w:type="spellEnd"/>
+      <w:r>
+        <w:rPr>
+          <w:lang w:val="es-ES"/>
+        </w:rPr>
+        <w:t>/:id</w:t>
+      </w:r>
+    </w:p>
+    <w:p>
+      <w:pPr>
+        <w:rPr>
+          <w:lang w:val="es-ES"/>
+        </w:rPr>
+      </w:pPr>
+      <w:r>
+        <w:rPr>
+          <w:lang w:val="es-ES"/>
+        </w:rPr>
+        <w:t>- GET /documentaciones-prueba</w:t>
+      </w:r>
+    </w:p>
+    <w:p>
+      <w:pPr>
+        <w:rPr>
+          <w:lang w:val="es-ES"/>
+        </w:rPr>
+      </w:pPr>
+    </w:p>
+    <w:p>
+      <w:pPr>
+        <w:pStyle w:val="Ttulo3"/>
         <w:rPr>
           <w:b/>
           <w:bCs/>
           <w:color w:val="auto"/>
           <w:lang w:val="es-ES"/>
         </w:rPr>
-        <w:t>Archivo</w:t>
-      </w:r>
-    </w:p>
-    <w:p>
-      <w:pPr>
-        <w:rPr>
-          <w:lang w:val="es-ES"/>
-        </w:rPr>
-      </w:pPr>
-    </w:p>
-    <w:p>
-      <w:pPr>
-        <w:rPr>
-          <w:lang w:val="es-ES"/>
-        </w:rPr>
-      </w:pPr>
-      <w:r>
-        <w:rPr>
-          <w:lang w:val="es-ES"/>
-        </w:rPr>
-        <w:t>- GET /archivos</w:t>
-      </w:r>
-    </w:p>
-    <w:p>
-      <w:pPr>
-        <w:rPr>
-          <w:lang w:val="es-ES"/>
-        </w:rPr>
-      </w:pPr>
-      <w:r>
-        <w:rPr>
-          <w:lang w:val="es-ES"/>
-        </w:rPr>
-        <w:t>- GET /archivo/:id</w:t>
-      </w:r>
-    </w:p>
-    <w:p>
-      <w:pPr>
-        <w:rPr>
-          <w:lang w:val="es-ES"/>
-        </w:rPr>
-      </w:pPr>
-      <w:r>
-        <w:rPr>
-          <w:lang w:val="es-ES"/>
-        </w:rPr>
-        <w:t>- POST /archivo</w:t>
-      </w:r>
-    </w:p>
-    <w:p>
-      <w:pPr>
-        <w:rPr>
-          <w:lang w:val="es-ES"/>
-        </w:rPr>
-      </w:pPr>
-      <w:r>
-        <w:rPr>
-          <w:lang w:val="es-ES"/>
-        </w:rPr>
-        <w:t>- PUT /archivo/:id</w:t>
-      </w:r>
-    </w:p>
-    <w:p>
-      <w:pPr>
-        <w:rPr>
-          <w:lang w:val="es-ES"/>
-        </w:rPr>
-      </w:pPr>
-      <w:r>
-        <w:rPr>
-          <w:lang w:val="es-ES"/>
-        </w:rPr>
-        <w:t>- DELETE /archivo/:id</w:t>
-      </w:r>
-    </w:p>
-    <w:p>
-      <w:pPr>
-        <w:rPr>
-          <w:lang w:val="es-ES"/>
-        </w:rPr>
-      </w:pPr>
-      <w:r>
-        <w:rPr>
-          <w:lang w:val="es-ES"/>
-        </w:rPr>
-        <w:t>- GET /archivos-prueba</w:t>
-      </w:r>
-    </w:p>
-    <w:p>
-      <w:pPr>
-        <w:rPr>
-          <w:lang w:val="es-ES"/>
-        </w:rPr>
-      </w:pPr>
-    </w:p>
-    <w:p>
-      <w:pPr>
-        <w:pStyle w:val="Ttulo3"/>
+      </w:pPr>
+      <w:r>
         <w:rPr>
           <w:b/>
           <w:bCs/>
           <w:color w:val="auto"/>
           <w:lang w:val="es-ES"/>
         </w:rPr>
-      </w:pPr>
-      <w:r>
+        <w:t>Archivo</w:t>
+      </w:r>
+    </w:p>
+    <w:p>
+      <w:pPr>
+        <w:rPr>
+          <w:lang w:val="es-ES"/>
+        </w:rPr>
+      </w:pPr>
+    </w:p>
+    <w:p>
+      <w:pPr>
+        <w:rPr>
+          <w:lang w:val="es-ES"/>
+        </w:rPr>
+      </w:pPr>
+      <w:r>
+        <w:rPr>
+          <w:lang w:val="es-ES"/>
+        </w:rPr>
+        <w:t>- GET /archivos</w:t>
+      </w:r>
+    </w:p>
+    <w:p>
+      <w:pPr>
+        <w:rPr>
+          <w:lang w:val="es-ES"/>
+        </w:rPr>
+      </w:pPr>
+      <w:r>
+        <w:rPr>
+          <w:lang w:val="es-ES"/>
+        </w:rPr>
+        <w:t>- GET /archivo/:id</w:t>
+      </w:r>
+    </w:p>
+    <w:p>
+      <w:pPr>
+        <w:rPr>
+          <w:lang w:val="es-ES"/>
+        </w:rPr>
+      </w:pPr>
+      <w:r>
+        <w:rPr>
+          <w:lang w:val="es-ES"/>
+        </w:rPr>
+        <w:t>- POST /archivo</w:t>
+      </w:r>
+    </w:p>
+    <w:p>
+      <w:pPr>
+        <w:rPr>
+          <w:lang w:val="es-ES"/>
+        </w:rPr>
+      </w:pPr>
+      <w:r>
+        <w:rPr>
+          <w:lang w:val="es-ES"/>
+        </w:rPr>
+        <w:t>- PUT /archivo/:id</w:t>
+      </w:r>
+    </w:p>
+    <w:p>
+      <w:pPr>
+        <w:rPr>
+          <w:lang w:val="es-ES"/>
+        </w:rPr>
+      </w:pPr>
+      <w:r>
+        <w:rPr>
+          <w:lang w:val="es-ES"/>
+        </w:rPr>
+        <w:t>- DELETE /archivo/:id</w:t>
+      </w:r>
+    </w:p>
+    <w:p>
+      <w:pPr>
+        <w:rPr>
+          <w:lang w:val="es-ES"/>
+        </w:rPr>
+      </w:pPr>
+      <w:r>
+        <w:rPr>
+          <w:lang w:val="es-ES"/>
+        </w:rPr>
+        <w:t>- GET /archivos-prueba</w:t>
+      </w:r>
+    </w:p>
+    <w:p>
+      <w:pPr>
+        <w:rPr>
+          <w:lang w:val="es-ES"/>
+        </w:rPr>
+      </w:pPr>
+    </w:p>
+    <w:p>
+      <w:pPr>
+        <w:pStyle w:val="Ttulo3"/>
         <w:rPr>
           <w:b/>
           <w:bCs/>
           <w:color w:val="auto"/>
           <w:lang w:val="es-ES"/>
         </w:rPr>
-        <w:t>Contrato</w:t>
-      </w:r>
-    </w:p>
-    <w:p>
-      <w:pPr>
-        <w:rPr>
-          <w:lang w:val="es-ES"/>
-        </w:rPr>
-      </w:pPr>
-    </w:p>
-    <w:p>
-      <w:pPr>
-        <w:rPr>
-          <w:lang w:val="es-ES"/>
-        </w:rPr>
-      </w:pPr>
-      <w:r>
-        <w:rPr>
-          <w:lang w:val="es-ES"/>
-        </w:rPr>
-        <w:t>- GET /contratos</w:t>
-      </w:r>
-    </w:p>
-    <w:p>
-      <w:pPr>
-        <w:rPr>
-          <w:lang w:val="es-ES"/>
-        </w:rPr>
-      </w:pPr>
-      <w:r>
-        <w:rPr>
-          <w:lang w:val="es-ES"/>
-        </w:rPr>
-        <w:t>- GET /contrato/:id</w:t>
-      </w:r>
-    </w:p>
-    <w:p>
-      <w:pPr>
-        <w:rPr>
-          <w:lang w:val="es-ES"/>
-        </w:rPr>
-      </w:pPr>
-      <w:r>
-        <w:rPr>
-          <w:lang w:val="es-ES"/>
-        </w:rPr>
-        <w:t>- POST /contrato</w:t>
-      </w:r>
-    </w:p>
-    <w:p>
-      <w:pPr>
-        <w:rPr>
-          <w:lang w:val="es-ES"/>
-        </w:rPr>
-      </w:pPr>
-      <w:r>
-        <w:rPr>
-          <w:lang w:val="es-ES"/>
-        </w:rPr>
-        <w:t>- PUT /contrato/:id</w:t>
-      </w:r>
-    </w:p>
-    <w:p>
-      <w:pPr>
-        <w:rPr>
-          <w:lang w:val="es-ES"/>
-        </w:rPr>
-      </w:pPr>
-      <w:r>
-        <w:rPr>
-          <w:lang w:val="es-ES"/>
-        </w:rPr>
-        <w:t>- DELETE /contrato/:id</w:t>
-      </w:r>
-    </w:p>
-    <w:p>
-      <w:pPr>
-        <w:rPr>
-          <w:lang w:val="es-ES"/>
-        </w:rPr>
-      </w:pPr>
-      <w:r>
-        <w:rPr>
-          <w:lang w:val="es-ES"/>
-        </w:rPr>
-        <w:t>- GET /contratos-prueba</w:t>
-      </w:r>
-    </w:p>
-    <w:p>
-      <w:pPr>
-        <w:rPr>
-          <w:lang w:val="es-ES"/>
-        </w:rPr>
-      </w:pPr>
-    </w:p>
-    <w:p>
-      <w:pPr>
-        <w:pStyle w:val="Ttulo3"/>
+      </w:pPr>
+      <w:r>
         <w:rPr>
           <w:b/>
           <w:bCs/>
           <w:color w:val="auto"/>
           <w:lang w:val="es-ES"/>
         </w:rPr>
-      </w:pPr>
-      <w:r>
+        <w:t>Contrato</w:t>
+      </w:r>
+    </w:p>
+    <w:p>
+      <w:pPr>
+        <w:rPr>
+          <w:lang w:val="es-ES"/>
+        </w:rPr>
+      </w:pPr>
+    </w:p>
+    <w:p>
+      <w:pPr>
+        <w:rPr>
+          <w:lang w:val="es-ES"/>
+        </w:rPr>
+      </w:pPr>
+      <w:r>
+        <w:rPr>
+          <w:lang w:val="es-ES"/>
+        </w:rPr>
+        <w:t>- GET /contratos</w:t>
+      </w:r>
+    </w:p>
+    <w:p>
+      <w:pPr>
+        <w:rPr>
+          <w:lang w:val="es-ES"/>
+        </w:rPr>
+      </w:pPr>
+      <w:r>
+        <w:rPr>
+          <w:lang w:val="es-ES"/>
+        </w:rPr>
+        <w:t>- GET /contrato/:id</w:t>
+      </w:r>
+    </w:p>
+    <w:p>
+      <w:pPr>
+        <w:rPr>
+          <w:lang w:val="es-ES"/>
+        </w:rPr>
+      </w:pPr>
+      <w:r>
+        <w:rPr>
+          <w:lang w:val="es-ES"/>
+        </w:rPr>
+        <w:t>- POST /contrato</w:t>
+      </w:r>
+    </w:p>
+    <w:p>
+      <w:pPr>
+        <w:rPr>
+          <w:lang w:val="es-ES"/>
+        </w:rPr>
+      </w:pPr>
+      <w:r>
+        <w:rPr>
+          <w:lang w:val="es-ES"/>
+        </w:rPr>
+        <w:t>- PUT /contrato/:id</w:t>
+      </w:r>
+    </w:p>
+    <w:p>
+      <w:pPr>
+        <w:rPr>
+          <w:lang w:val="es-ES"/>
+        </w:rPr>
+      </w:pPr>
+      <w:r>
+        <w:rPr>
+          <w:lang w:val="es-ES"/>
+        </w:rPr>
+        <w:t>- DELETE /contrato/:id</w:t>
+      </w:r>
+    </w:p>
+    <w:p>
+      <w:pPr>
+        <w:rPr>
+          <w:lang w:val="es-ES"/>
+        </w:rPr>
+      </w:pPr>
+      <w:r>
+        <w:rPr>
+          <w:lang w:val="es-ES"/>
+        </w:rPr>
+        <w:lastRenderedPageBreak/>
+        <w:t>- GET /contratos-prueba</w:t>
+      </w:r>
+    </w:p>
+    <w:p>
+      <w:pPr>
+        <w:rPr>
+          <w:lang w:val="es-ES"/>
+        </w:rPr>
+      </w:pPr>
+    </w:p>
+    <w:p>
+      <w:pPr>
+        <w:pStyle w:val="Ttulo3"/>
         <w:rPr>
           <w:b/>
           <w:bCs/>
           <w:color w:val="auto"/>
           <w:lang w:val="es-ES"/>
         </w:rPr>
-        <w:t>Factura</w:t>
-      </w:r>
-    </w:p>
-    <w:p>
-      <w:pPr>
-        <w:rPr>
-          <w:lang w:val="es-ES"/>
-        </w:rPr>
-      </w:pPr>
-    </w:p>
-    <w:p>
-      <w:pPr>
-        <w:rPr>
-          <w:lang w:val="es-ES"/>
-        </w:rPr>
-      </w:pPr>
-      <w:r>
-        <w:rPr>
-          <w:lang w:val="es-ES"/>
-        </w:rPr>
-        <w:t>- GET /facturas</w:t>
-      </w:r>
-    </w:p>
-    <w:p>
-      <w:pPr>
-        <w:rPr>
-          <w:lang w:val="es-ES"/>
-        </w:rPr>
-      </w:pPr>
-      <w:r>
-        <w:rPr>
-          <w:lang w:val="es-ES"/>
-        </w:rPr>
-        <w:t>- GET /factura/:id</w:t>
-      </w:r>
-    </w:p>
-    <w:p>
-      <w:pPr>
-        <w:rPr>
-          <w:lang w:val="es-ES"/>
-        </w:rPr>
-      </w:pPr>
-      <w:r>
-        <w:rPr>
-          <w:lang w:val="es-ES"/>
-        </w:rPr>
-        <w:t>- POST /factura</w:t>
-      </w:r>
-    </w:p>
-    <w:p>
-      <w:pPr>
-        <w:rPr>
-          <w:lang w:val="es-ES"/>
-        </w:rPr>
-      </w:pPr>
-      <w:r>
-        <w:rPr>
-          <w:lang w:val="es-ES"/>
-        </w:rPr>
-        <w:lastRenderedPageBreak/>
-        <w:t>- PUT /factura/:id</w:t>
-      </w:r>
-    </w:p>
-    <w:p>
-      <w:pPr>
-        <w:rPr>
-          <w:lang w:val="es-ES"/>
-        </w:rPr>
-      </w:pPr>
-      <w:r>
-        <w:rPr>
-          <w:lang w:val="es-ES"/>
-        </w:rPr>
-        <w:t>- DELETE /factura/:id</w:t>
-      </w:r>
-    </w:p>
-    <w:p>
-      <w:pPr>
-        <w:rPr>
-          <w:lang w:val="es-ES"/>
-        </w:rPr>
-      </w:pPr>
-      <w:r>
-        <w:rPr>
-          <w:lang w:val="es-ES"/>
-        </w:rPr>
-        <w:t>- GET /facturas-prueba</w:t>
-      </w:r>
-    </w:p>
-    <w:p>
-      <w:pPr>
-        <w:rPr>
-          <w:lang w:val="es-ES"/>
-        </w:rPr>
-      </w:pPr>
-    </w:p>
-    <w:p>
-      <w:pPr>
-        <w:pStyle w:val="Ttulo3"/>
+      </w:pPr>
+      <w:r>
         <w:rPr>
           <w:b/>
           <w:bCs/>
           <w:color w:val="auto"/>
           <w:lang w:val="es-ES"/>
         </w:rPr>
-      </w:pPr>
-      <w:r>
+        <w:t>Factura</w:t>
+      </w:r>
+    </w:p>
+    <w:p>
+      <w:pPr>
+        <w:rPr>
+          <w:lang w:val="es-ES"/>
+        </w:rPr>
+      </w:pPr>
+    </w:p>
+    <w:p>
+      <w:pPr>
+        <w:rPr>
+          <w:lang w:val="es-ES"/>
+        </w:rPr>
+      </w:pPr>
+      <w:r>
+        <w:rPr>
+          <w:lang w:val="es-ES"/>
+        </w:rPr>
+        <w:t>- GET /facturas</w:t>
+      </w:r>
+    </w:p>
+    <w:p>
+      <w:pPr>
+        <w:rPr>
+          <w:lang w:val="es-ES"/>
+        </w:rPr>
+      </w:pPr>
+      <w:r>
+        <w:rPr>
+          <w:lang w:val="es-ES"/>
+        </w:rPr>
+        <w:t>- GET /factura/:id</w:t>
+      </w:r>
+    </w:p>
+    <w:p>
+      <w:pPr>
+        <w:rPr>
+          <w:lang w:val="es-ES"/>
+        </w:rPr>
+      </w:pPr>
+      <w:r>
+        <w:rPr>
+          <w:lang w:val="es-ES"/>
+        </w:rPr>
+        <w:t>- POST /factura</w:t>
+      </w:r>
+    </w:p>
+    <w:p>
+      <w:pPr>
+        <w:rPr>
+          <w:lang w:val="es-ES"/>
+        </w:rPr>
+      </w:pPr>
+      <w:r>
+        <w:rPr>
+          <w:lang w:val="es-ES"/>
+        </w:rPr>
+        <w:t>- PUT /factura/:id</w:t>
+      </w:r>
+    </w:p>
+    <w:p>
+      <w:pPr>
+        <w:rPr>
+          <w:lang w:val="es-ES"/>
+        </w:rPr>
+      </w:pPr>
+      <w:r>
+        <w:rPr>
+          <w:lang w:val="es-ES"/>
+        </w:rPr>
+        <w:t>- DELETE /factura/:id</w:t>
+      </w:r>
+    </w:p>
+    <w:p>
+      <w:pPr>
+        <w:rPr>
+          <w:lang w:val="es-ES"/>
+        </w:rPr>
+      </w:pPr>
+      <w:r>
+        <w:rPr>
+          <w:lang w:val="es-ES"/>
+        </w:rPr>
+        <w:t>- GET /facturas-prueba</w:t>
+      </w:r>
+    </w:p>
+    <w:p>
+      <w:pPr>
+        <w:rPr>
+          <w:lang w:val="es-ES"/>
+        </w:rPr>
+      </w:pPr>
+    </w:p>
+    <w:p>
+      <w:pPr>
+        <w:pStyle w:val="Ttulo3"/>
         <w:rPr>
           <w:b/>
           <w:bCs/>
           <w:color w:val="auto"/>
           <w:lang w:val="es-ES"/>
         </w:rPr>
-        <w:t>Servicio</w:t>
-      </w:r>
-    </w:p>
-    <w:p>
-      <w:pPr>
-        <w:rPr>
-          <w:lang w:val="es-ES"/>
-        </w:rPr>
-      </w:pPr>
-    </w:p>
-    <w:p>
-      <w:pPr>
-        <w:rPr>
-          <w:lang w:val="es-ES"/>
-        </w:rPr>
-      </w:pPr>
-      <w:r>
-        <w:rPr>
-          <w:lang w:val="es-ES"/>
-        </w:rPr>
-        <w:t>- GET /servicios</w:t>
-      </w:r>
-    </w:p>
-    <w:p>
-      <w:pPr>
-        <w:rPr>
-          <w:lang w:val="es-ES"/>
-        </w:rPr>
-      </w:pPr>
-      <w:r>
-        <w:rPr>
-          <w:lang w:val="es-ES"/>
-        </w:rPr>
-        <w:t>- GET /servicio/:id</w:t>
-      </w:r>
-    </w:p>
-    <w:p>
-      <w:pPr>
-        <w:rPr>
-          <w:lang w:val="es-ES"/>
-        </w:rPr>
-      </w:pPr>
-      <w:r>
-        <w:rPr>
-          <w:lang w:val="es-ES"/>
-        </w:rPr>
-        <w:t>- POST /servicio</w:t>
-      </w:r>
-    </w:p>
-    <w:p>
-      <w:pPr>
-        <w:rPr>
-          <w:lang w:val="es-ES"/>
-        </w:rPr>
-      </w:pPr>
-      <w:r>
-        <w:rPr>
-          <w:lang w:val="es-ES"/>
-        </w:rPr>
-        <w:t>- PUT /servicio/:id</w:t>
-      </w:r>
-    </w:p>
-    <w:p>
-      <w:pPr>
-        <w:rPr>
-          <w:lang w:val="es-ES"/>
-        </w:rPr>
-      </w:pPr>
-      <w:r>
-        <w:rPr>
-          <w:lang w:val="es-ES"/>
-        </w:rPr>
-        <w:t>- DELETE /servicio/:id</w:t>
-      </w:r>
-    </w:p>
-    <w:p>
-      <w:pPr>
-        <w:rPr>
-          <w:lang w:val="es-ES"/>
-        </w:rPr>
-      </w:pPr>
-      <w:r>
-        <w:rPr>
-          <w:lang w:val="es-ES"/>
-        </w:rPr>
-        <w:t>- GET /servicios-prueba</w:t>
-      </w:r>
-    </w:p>
-    <w:p>
-      <w:pPr>
-        <w:rPr>
-          <w:lang w:val="es-ES"/>
-        </w:rPr>
-      </w:pPr>
-    </w:p>
-    <w:p>
-      <w:pPr>
-        <w:pStyle w:val="Ttulo3"/>
+      </w:pPr>
+      <w:r>
         <w:rPr>
           <w:b/>
           <w:bCs/>
           <w:color w:val="auto"/>
           <w:lang w:val="es-ES"/>
         </w:rPr>
-      </w:pPr>
-      <w:r>
+        <w:t>Servicio</w:t>
+      </w:r>
+    </w:p>
+    <w:p>
+      <w:pPr>
+        <w:rPr>
+          <w:lang w:val="es-ES"/>
+        </w:rPr>
+      </w:pPr>
+    </w:p>
+    <w:p>
+      <w:pPr>
+        <w:rPr>
+          <w:lang w:val="es-ES"/>
+        </w:rPr>
+      </w:pPr>
+      <w:r>
+        <w:rPr>
+          <w:lang w:val="es-ES"/>
+        </w:rPr>
+        <w:t>- GET /servicios</w:t>
+      </w:r>
+    </w:p>
+    <w:p>
+      <w:pPr>
+        <w:rPr>
+          <w:lang w:val="es-ES"/>
+        </w:rPr>
+      </w:pPr>
+      <w:r>
+        <w:rPr>
+          <w:lang w:val="es-ES"/>
+        </w:rPr>
+        <w:t>- GET /servicio/:id</w:t>
+      </w:r>
+    </w:p>
+    <w:p>
+      <w:pPr>
+        <w:rPr>
+          <w:lang w:val="es-ES"/>
+        </w:rPr>
+      </w:pPr>
+      <w:r>
+        <w:rPr>
+          <w:lang w:val="es-ES"/>
+        </w:rPr>
+        <w:t>- POST /servicio</w:t>
+      </w:r>
+    </w:p>
+    <w:p>
+      <w:pPr>
+        <w:rPr>
+          <w:lang w:val="es-ES"/>
+        </w:rPr>
+      </w:pPr>
+      <w:r>
+        <w:rPr>
+          <w:lang w:val="es-ES"/>
+        </w:rPr>
+        <w:t>- PUT /servicio/:id</w:t>
+      </w:r>
+    </w:p>
+    <w:p>
+      <w:pPr>
+        <w:rPr>
+          <w:lang w:val="es-ES"/>
+        </w:rPr>
+      </w:pPr>
+      <w:r>
+        <w:rPr>
+          <w:lang w:val="es-ES"/>
+        </w:rPr>
+        <w:t>- DELETE /servicio/:id</w:t>
+      </w:r>
+    </w:p>
+    <w:p>
+      <w:pPr>
+        <w:rPr>
+          <w:lang w:val="es-ES"/>
+        </w:rPr>
+      </w:pPr>
+      <w:r>
+        <w:rPr>
+          <w:lang w:val="es-ES"/>
+        </w:rPr>
+        <w:t>- GET /servicios-prueba</w:t>
+      </w:r>
+    </w:p>
+    <w:p>
+      <w:pPr>
+        <w:rPr>
+          <w:lang w:val="es-ES"/>
+        </w:rPr>
+      </w:pPr>
+    </w:p>
+    <w:p>
+      <w:pPr>
+        <w:pStyle w:val="Ttulo3"/>
         <w:rPr>
           <w:b/>
           <w:bCs/>
           <w:color w:val="auto"/>
           <w:lang w:val="es-ES"/>
         </w:rPr>
-        <w:t>Pago</w:t>
-      </w:r>
-    </w:p>
-    <w:p>
-      <w:pPr>
-        <w:rPr>
-          <w:lang w:val="es-ES"/>
-        </w:rPr>
-      </w:pPr>
-    </w:p>
-    <w:p>
-      <w:pPr>
-        <w:rPr>
-          <w:lang w:val="es-ES"/>
-        </w:rPr>
-      </w:pPr>
-      <w:r>
-        <w:rPr>
-          <w:lang w:val="es-ES"/>
-        </w:rPr>
-        <w:t>- GET /pagos</w:t>
-      </w:r>
-    </w:p>
-    <w:p>
-      <w:pPr>
-        <w:rPr>
-          <w:lang w:val="es-ES"/>
-        </w:rPr>
-      </w:pPr>
-      <w:r>
-        <w:rPr>
-          <w:lang w:val="es-ES"/>
-        </w:rPr>
-        <w:t>- GET /pago/:id</w:t>
-      </w:r>
-    </w:p>
-    <w:p>
-      <w:pPr>
-        <w:rPr>
-          <w:lang w:val="es-ES"/>
-        </w:rPr>
-      </w:pPr>
-      <w:r>
-        <w:rPr>
-          <w:lang w:val="es-ES"/>
-        </w:rPr>
-        <w:t>- POST /pago</w:t>
-      </w:r>
-    </w:p>
-    <w:p>
-      <w:pPr>
-        <w:rPr>
-          <w:lang w:val="es-ES"/>
-        </w:rPr>
-      </w:pPr>
-      <w:r>
-        <w:rPr>
-          <w:lang w:val="es-ES"/>
-        </w:rPr>
-        <w:t>- PUT /pago/:id</w:t>
-      </w:r>
-    </w:p>
-    <w:p>
-      <w:pPr>
-        <w:rPr>
-          <w:lang w:val="es-ES"/>
-        </w:rPr>
-      </w:pPr>
-      <w:r>
-        <w:rPr>
-          <w:lang w:val="es-ES"/>
-        </w:rPr>
-        <w:t>- DELETE /pago/:id</w:t>
-      </w:r>
-    </w:p>
-    <w:p>
-      <w:pPr>
-        <w:rPr>
-          <w:lang w:val="es-ES"/>
-        </w:rPr>
-      </w:pPr>
-      <w:r>
-        <w:rPr>
-          <w:lang w:val="es-ES"/>
-        </w:rPr>
-        <w:t>- GET /pagos-prueba</w:t>
-      </w:r>
-    </w:p>
-    <w:p>
-      <w:pPr>
-        <w:rPr>
-          <w:lang w:val="es-ES"/>
-        </w:rPr>
-      </w:pPr>
-    </w:p>
-    <w:p>
-      <w:pPr>
-        <w:pStyle w:val="Ttulo3"/>
+      </w:pPr>
+      <w:r>
         <w:rPr>
           <w:b/>
           <w:bCs/>
           <w:color w:val="auto"/>
           <w:lang w:val="es-ES"/>
         </w:rPr>
-      </w:pPr>
-      <w:r>
+        <w:t>Pago</w:t>
+      </w:r>
+    </w:p>
+    <w:p>
+      <w:pPr>
+        <w:rPr>
+          <w:lang w:val="es-ES"/>
+        </w:rPr>
+      </w:pPr>
+    </w:p>
+    <w:p>
+      <w:pPr>
+        <w:rPr>
+          <w:lang w:val="es-ES"/>
+        </w:rPr>
+      </w:pPr>
+      <w:r>
+        <w:rPr>
+          <w:lang w:val="es-ES"/>
+        </w:rPr>
+        <w:t>- GET /pagos</w:t>
+      </w:r>
+    </w:p>
+    <w:p>
+      <w:pPr>
+        <w:rPr>
+          <w:lang w:val="es-ES"/>
+        </w:rPr>
+      </w:pPr>
+      <w:r>
+        <w:rPr>
+          <w:lang w:val="es-ES"/>
+        </w:rPr>
+        <w:t>- GET /pago/:id</w:t>
+      </w:r>
+    </w:p>
+    <w:p>
+      <w:pPr>
+        <w:rPr>
+          <w:lang w:val="es-ES"/>
+        </w:rPr>
+      </w:pPr>
+      <w:r>
+        <w:rPr>
+          <w:lang w:val="es-ES"/>
+        </w:rPr>
+        <w:t>- POST /pago</w:t>
+      </w:r>
+    </w:p>
+    <w:p>
+      <w:pPr>
+        <w:rPr>
+          <w:lang w:val="es-ES"/>
+        </w:rPr>
+      </w:pPr>
+      <w:r>
+        <w:rPr>
+          <w:lang w:val="es-ES"/>
+        </w:rPr>
+        <w:t>- PUT /pago/:id</w:t>
+      </w:r>
+    </w:p>
+    <w:p>
+      <w:pPr>
+        <w:rPr>
+          <w:lang w:val="es-ES"/>
+        </w:rPr>
+      </w:pPr>
+      <w:r>
+        <w:rPr>
+          <w:lang w:val="es-ES"/>
+        </w:rPr>
+        <w:t>- DELETE /pago/:id</w:t>
+      </w:r>
+    </w:p>
+    <w:p>
+      <w:pPr>
+        <w:rPr>
+          <w:lang w:val="es-ES"/>
+        </w:rPr>
+      </w:pPr>
+      <w:r>
+        <w:rPr>
+          <w:lang w:val="es-ES"/>
+        </w:rPr>
+        <w:t>- GET /pagos-prueba</w:t>
+      </w:r>
+    </w:p>
+    <w:p>
+      <w:pPr>
+        <w:rPr>
+          <w:lang w:val="es-ES"/>
+        </w:rPr>
+      </w:pPr>
+    </w:p>
+    <w:p>
+      <w:pPr>
+        <w:pStyle w:val="Ttulo3"/>
         <w:rPr>
           <w:b/>
           <w:bCs/>
           <w:color w:val="auto"/>
           <w:lang w:val="es-ES"/>
         </w:rPr>
-        <w:t>Alquiler</w:t>
-      </w:r>
-    </w:p>
-    <w:p>
-      <w:pPr>
-        <w:rPr>
-          <w:lang w:val="es-ES"/>
-        </w:rPr>
-      </w:pPr>
-    </w:p>
-    <w:p>
-      <w:pPr>
-        <w:rPr>
-          <w:lang w:val="es-ES"/>
-        </w:rPr>
-      </w:pPr>
-      <w:r>
-        <w:rPr>
-          <w:lang w:val="es-ES"/>
-        </w:rPr>
-        <w:t>- GET /alquileres</w:t>
-      </w:r>
-    </w:p>
-    <w:p>
-      <w:pPr>
-        <w:rPr>
-          <w:lang w:val="es-ES"/>
-        </w:rPr>
-      </w:pPr>
-      <w:r>
-        <w:rPr>
-          <w:lang w:val="es-ES"/>
-        </w:rPr>
-        <w:t>- GET /alquiler/:id</w:t>
-      </w:r>
-    </w:p>
-    <w:p>
-      <w:pPr>
-        <w:rPr>
-          <w:lang w:val="es-ES"/>
-        </w:rPr>
-      </w:pPr>
-      <w:r>
-        <w:rPr>
-          <w:lang w:val="es-ES"/>
-        </w:rPr>
-        <w:t>- POST /alquiler</w:t>
-      </w:r>
-    </w:p>
-    <w:p>
-      <w:pPr>
-        <w:rPr>
-          <w:lang w:val="es-ES"/>
-        </w:rPr>
-      </w:pPr>
-      <w:r>
-        <w:rPr>
-          <w:lang w:val="es-ES"/>
-        </w:rPr>
-        <w:t>- PUT /alquiler/:id</w:t>
-      </w:r>
-    </w:p>
-    <w:p>
-      <w:pPr>
-        <w:rPr>
-          <w:lang w:val="es-ES"/>
-        </w:rPr>
-      </w:pPr>
-      <w:r>
-        <w:rPr>
-          <w:lang w:val="es-ES"/>
-        </w:rPr>
-        <w:t>- DELETE /alquiler/:id</w:t>
-      </w:r>
-    </w:p>
-    <w:p>
-      <w:pPr>
-        <w:rPr>
-          <w:lang w:val="es-ES"/>
-        </w:rPr>
-      </w:pPr>
-      <w:r>
-        <w:rPr>
-          <w:lang w:val="es-ES"/>
-        </w:rPr>
-        <w:t>- GET /alquileres-prueba</w:t>
-      </w:r>
-    </w:p>
-    <w:p>
-      <w:pPr>
-        <w:rPr>
-          <w:lang w:val="es-ES"/>
-        </w:rPr>
-      </w:pPr>
-    </w:p>
-    <w:p>
-      <w:pPr>
-        <w:rPr>
-          <w:lang w:val="es-ES"/>
-        </w:rPr>
-      </w:pPr>
-    </w:p>
-    <w:p>
-      <w:pPr>
-        <w:rPr>
-          <w:lang w:val="es-ES"/>
-        </w:rPr>
-      </w:pPr>
-    </w:p>
-    <w:p>
-      <w:pPr>
-        <w:pStyle w:val="Ttulo3"/>
+      </w:pPr>
+      <w:r>
         <w:rPr>
           <w:b/>
           <w:bCs/>
           <w:color w:val="auto"/>
           <w:lang w:val="es-ES"/>
         </w:rPr>
-      </w:pPr>
-      <w:r>
+        <w:t>Alquiler</w:t>
+      </w:r>
+    </w:p>
+    <w:p>
+      <w:pPr>
+        <w:rPr>
+          <w:lang w:val="es-ES"/>
+        </w:rPr>
+      </w:pPr>
+    </w:p>
+    <w:p>
+      <w:pPr>
+        <w:rPr>
+          <w:lang w:val="es-ES"/>
+        </w:rPr>
+      </w:pPr>
+      <w:r>
+        <w:rPr>
+          <w:lang w:val="es-ES"/>
+        </w:rPr>
+        <w:t>- GET /alquileres</w:t>
+      </w:r>
+    </w:p>
+    <w:p>
+      <w:pPr>
+        <w:rPr>
+          <w:lang w:val="es-ES"/>
+        </w:rPr>
+      </w:pPr>
+      <w:r>
+        <w:rPr>
+          <w:lang w:val="es-ES"/>
+        </w:rPr>
+        <w:t>- GET /alquiler/:id</w:t>
+      </w:r>
+    </w:p>
+    <w:p>
+      <w:pPr>
+        <w:rPr>
+          <w:lang w:val="es-ES"/>
+        </w:rPr>
+      </w:pPr>
+      <w:r>
+        <w:rPr>
+          <w:lang w:val="es-ES"/>
+        </w:rPr>
+        <w:t>- POST /alquiler</w:t>
+      </w:r>
+    </w:p>
+    <w:p>
+      <w:pPr>
+        <w:rPr>
+          <w:lang w:val="es-ES"/>
+        </w:rPr>
+      </w:pPr>
+      <w:r>
+        <w:rPr>
+          <w:lang w:val="es-ES"/>
+        </w:rPr>
+        <w:lastRenderedPageBreak/>
+        <w:t>- PUT /alquiler/:id</w:t>
+      </w:r>
+    </w:p>
+    <w:p>
+      <w:pPr>
+        <w:rPr>
+          <w:lang w:val="es-ES"/>
+        </w:rPr>
+      </w:pPr>
+      <w:r>
+        <w:rPr>
+          <w:lang w:val="es-ES"/>
+        </w:rPr>
+        <w:t>- DELETE /alquiler/:id</w:t>
+      </w:r>
+    </w:p>
+    <w:p>
+      <w:pPr>
+        <w:rPr>
+          <w:lang w:val="es-ES"/>
+        </w:rPr>
+      </w:pPr>
+      <w:r>
+        <w:rPr>
+          <w:lang w:val="es-ES"/>
+        </w:rPr>
+        <w:t>- GET /alquileres-prueba</w:t>
+      </w:r>
+    </w:p>
+    <w:p>
+      <w:pPr>
+        <w:rPr>
+          <w:lang w:val="es-ES"/>
+        </w:rPr>
+      </w:pPr>
+    </w:p>
+    <w:p>
+      <w:pPr>
+        <w:rPr>
+          <w:lang w:val="es-ES"/>
+        </w:rPr>
+      </w:pPr>
+    </w:p>
+    <w:p>
+      <w:pPr>
+        <w:rPr>
+          <w:lang w:val="es-ES"/>
+        </w:rPr>
+      </w:pPr>
+    </w:p>
+    <w:p>
+      <w:pPr>
+        <w:pStyle w:val="Ttulo3"/>
         <w:rPr>
           <w:b/>
           <w:bCs/>
           <w:color w:val="auto"/>
           <w:lang w:val="es-ES"/>
         </w:rPr>
-        <w:lastRenderedPageBreak/>
-        <w:t>Reserva</w:t>
-      </w:r>
-    </w:p>
-    <w:p>
-      <w:pPr>
-        <w:rPr>
-          <w:lang w:val="es-ES"/>
-        </w:rPr>
-      </w:pPr>
-    </w:p>
-    <w:p>
-      <w:pPr>
-        <w:rPr>
-          <w:lang w:val="es-ES"/>
-        </w:rPr>
-      </w:pPr>
-      <w:r>
-        <w:rPr>
-          <w:lang w:val="es-ES"/>
-        </w:rPr>
-        <w:t>- GET /reservas</w:t>
-      </w:r>
-    </w:p>
-    <w:p>
-      <w:pPr>
-        <w:rPr>
-          <w:lang w:val="es-ES"/>
-        </w:rPr>
-      </w:pPr>
-      <w:r>
-        <w:rPr>
-          <w:lang w:val="es-ES"/>
-        </w:rPr>
-        <w:t>- GET /reserva/:id</w:t>
-      </w:r>
-    </w:p>
-    <w:p>
-      <w:pPr>
-        <w:rPr>
-          <w:lang w:val="es-ES"/>
-        </w:rPr>
-      </w:pPr>
-      <w:r>
-        <w:rPr>
-          <w:lang w:val="es-ES"/>
-        </w:rPr>
-        <w:t>- POST /reserva</w:t>
-      </w:r>
-    </w:p>
-    <w:p>
-      <w:pPr>
-        <w:rPr>
-          <w:lang w:val="es-ES"/>
-        </w:rPr>
-      </w:pPr>
-      <w:r>
-        <w:rPr>
-          <w:lang w:val="es-ES"/>
-        </w:rPr>
-        <w:t>- PUT /reserva/:id</w:t>
-      </w:r>
-    </w:p>
-    <w:p>
-      <w:pPr>
-        <w:rPr>
-          <w:lang w:val="es-ES"/>
-        </w:rPr>
-      </w:pPr>
-      <w:r>
-        <w:rPr>
-          <w:lang w:val="es-ES"/>
-        </w:rPr>
-        <w:t>- DELETE /reserva/:id</w:t>
-      </w:r>
-    </w:p>
-    <w:p>
-      <w:pPr>
-        <w:rPr>
-          <w:lang w:val="es-ES"/>
-        </w:rPr>
-      </w:pPr>
-      <w:r>
-        <w:rPr>
-          <w:lang w:val="es-ES"/>
-        </w:rPr>
-        <w:t>- GET /reservas-prueba</w:t>
-      </w:r>
-    </w:p>
-    <w:p>
-      <w:pPr>
-        <w:rPr>
-          <w:lang w:val="es-ES"/>
-        </w:rPr>
-      </w:pPr>
-    </w:p>
-    <w:p>
-      <w:pPr>
-        <w:pStyle w:val="Ttulo3"/>
+      </w:pPr>
+      <w:r>
         <w:rPr>
           <w:b/>
           <w:bCs/>
           <w:color w:val="auto"/>
           <w:lang w:val="es-ES"/>
         </w:rPr>
-      </w:pPr>
-      <w:r>
+        <w:t>Reserva</w:t>
+      </w:r>
+    </w:p>
+    <w:p>
+      <w:pPr>
+        <w:rPr>
+          <w:lang w:val="es-ES"/>
+        </w:rPr>
+      </w:pPr>
+    </w:p>
+    <w:p>
+      <w:pPr>
+        <w:rPr>
+          <w:lang w:val="es-ES"/>
+        </w:rPr>
+      </w:pPr>
+      <w:r>
+        <w:rPr>
+          <w:lang w:val="es-ES"/>
+        </w:rPr>
+        <w:t>- GET /reservas</w:t>
+      </w:r>
+    </w:p>
+    <w:p>
+      <w:pPr>
+        <w:rPr>
+          <w:lang w:val="es-ES"/>
+        </w:rPr>
+      </w:pPr>
+      <w:r>
+        <w:rPr>
+          <w:lang w:val="es-ES"/>
+        </w:rPr>
+        <w:t>- GET /reserva/:id</w:t>
+      </w:r>
+    </w:p>
+    <w:p>
+      <w:pPr>
+        <w:rPr>
+          <w:lang w:val="es-ES"/>
+        </w:rPr>
+      </w:pPr>
+      <w:r>
+        <w:rPr>
+          <w:lang w:val="es-ES"/>
+        </w:rPr>
+        <w:t>- POST /reserva</w:t>
+      </w:r>
+    </w:p>
+    <w:p>
+      <w:pPr>
+        <w:rPr>
+          <w:lang w:val="es-ES"/>
+        </w:rPr>
+      </w:pPr>
+      <w:r>
+        <w:rPr>
+          <w:lang w:val="es-ES"/>
+        </w:rPr>
+        <w:t>- PUT /reserva/:id</w:t>
+      </w:r>
+    </w:p>
+    <w:p>
+      <w:pPr>
+        <w:rPr>
+          <w:lang w:val="es-ES"/>
+        </w:rPr>
+      </w:pPr>
+      <w:r>
+        <w:rPr>
+          <w:lang w:val="es-ES"/>
+        </w:rPr>
+        <w:t>- DELETE /reserva/:id</w:t>
+      </w:r>
+    </w:p>
+    <w:p>
+      <w:pPr>
+        <w:rPr>
+          <w:lang w:val="es-ES"/>
+        </w:rPr>
+      </w:pPr>
+      <w:r>
+        <w:rPr>
+          <w:lang w:val="es-ES"/>
+        </w:rPr>
+        <w:t>- GET /reservas-prueba</w:t>
+      </w:r>
+    </w:p>
+    <w:p>
+      <w:pPr>
+        <w:rPr>
+          <w:lang w:val="es-ES"/>
+        </w:rPr>
+      </w:pPr>
+    </w:p>
+    <w:p>
+      <w:pPr>
+        <w:pStyle w:val="Ttulo3"/>
         <w:rPr>
           <w:b/>
           <w:bCs/>
           <w:color w:val="auto"/>
           <w:lang w:val="es-ES"/>
         </w:rPr>
-        <w:t>Rol</w:t>
-      </w:r>
-    </w:p>
-    <w:p>
-      <w:pPr>
-        <w:rPr>
-          <w:lang w:val="es-ES"/>
-        </w:rPr>
-      </w:pPr>
-    </w:p>
-    <w:p>
-      <w:pPr>
-        <w:rPr>
-          <w:lang w:val="es-ES"/>
-        </w:rPr>
-      </w:pPr>
-      <w:r>
-        <w:rPr>
-          <w:lang w:val="es-ES"/>
-        </w:rPr>
-        <w:t>- GET /roles</w:t>
-      </w:r>
-    </w:p>
-    <w:p>
-      <w:pPr>
-        <w:rPr>
-          <w:lang w:val="es-ES"/>
-        </w:rPr>
-      </w:pPr>
-      <w:r>
-        <w:rPr>
-          <w:lang w:val="es-ES"/>
-        </w:rPr>
-        <w:t>- GET /rol/:id</w:t>
-      </w:r>
-    </w:p>
-    <w:p>
-      <w:pPr>
-        <w:rPr>
-          <w:lang w:val="es-ES"/>
-        </w:rPr>
-      </w:pPr>
-      <w:r>
-        <w:rPr>
-          <w:lang w:val="es-ES"/>
-        </w:rPr>
-        <w:t>- POST /rol</w:t>
-      </w:r>
-    </w:p>
-    <w:p>
-      <w:pPr>
-        <w:rPr>
-          <w:lang w:val="es-ES"/>
-        </w:rPr>
-      </w:pPr>
-      <w:r>
-        <w:rPr>
-          <w:lang w:val="es-ES"/>
-        </w:rPr>
-        <w:t>- PUT /rol/:id</w:t>
-      </w:r>
-    </w:p>
-    <w:p>
-      <w:pPr>
-        <w:rPr>
-          <w:lang w:val="es-ES"/>
-        </w:rPr>
-      </w:pPr>
-      <w:r>
-        <w:rPr>
-          <w:lang w:val="es-ES"/>
-        </w:rPr>
-        <w:t>- DELETE /rol/:id</w:t>
-      </w:r>
-    </w:p>
-    <w:p>
-      <w:pPr>
-        <w:rPr>
-          <w:lang w:val="es-ES"/>
-        </w:rPr>
-      </w:pPr>
-      <w:r>
-        <w:rPr>
-          <w:lang w:val="es-ES"/>
-        </w:rPr>
-        <w:t>- GET /roles-prueba</w:t>
-      </w:r>
-    </w:p>
-    <w:p>
-      <w:pPr>
-        <w:rPr>
-          <w:lang w:val="es-ES"/>
-        </w:rPr>
-      </w:pPr>
-    </w:p>
-    <w:p>
-      <w:pPr>
-        <w:pStyle w:val="Ttulo1"/>
+      </w:pPr>
+      <w:r>
         <w:rPr>
           <w:b/>
           <w:bCs/>
           <w:color w:val="auto"/>
           <w:lang w:val="es-ES"/>
         </w:rPr>
-      </w:pPr>
-      <w:bookmarkStart w:id="23" w:name="_Toc211542885"/>
-      <w:r>
+        <w:t>Rol</w:t>
+      </w:r>
+    </w:p>
+    <w:p>
+      <w:pPr>
+        <w:rPr>
+          <w:lang w:val="es-ES"/>
+        </w:rPr>
+      </w:pPr>
+    </w:p>
+    <w:p>
+      <w:pPr>
+        <w:rPr>
+          <w:lang w:val="es-ES"/>
+        </w:rPr>
+      </w:pPr>
+      <w:r>
+        <w:rPr>
+          <w:lang w:val="es-ES"/>
+        </w:rPr>
+        <w:t>- GET /roles</w:t>
+      </w:r>
+    </w:p>
+    <w:p>
+      <w:pPr>
+        <w:rPr>
+          <w:lang w:val="es-ES"/>
+        </w:rPr>
+      </w:pPr>
+      <w:r>
+        <w:rPr>
+          <w:lang w:val="es-ES"/>
+        </w:rPr>
+        <w:t>- GET /rol/:id</w:t>
+      </w:r>
+    </w:p>
+    <w:p>
+      <w:pPr>
+        <w:rPr>
+          <w:lang w:val="es-ES"/>
+        </w:rPr>
+      </w:pPr>
+      <w:r>
+        <w:rPr>
+          <w:lang w:val="es-ES"/>
+        </w:rPr>
+        <w:t>- POST /rol</w:t>
+      </w:r>
+    </w:p>
+    <w:p>
+      <w:pPr>
+        <w:rPr>
+          <w:lang w:val="es-ES"/>
+        </w:rPr>
+      </w:pPr>
+      <w:r>
+        <w:rPr>
+          <w:lang w:val="es-ES"/>
+        </w:rPr>
+        <w:t>- PUT /rol/:id</w:t>
+      </w:r>
+    </w:p>
+    <w:p>
+      <w:pPr>
+        <w:rPr>
+          <w:lang w:val="es-ES"/>
+        </w:rPr>
+      </w:pPr>
+      <w:r>
+        <w:rPr>
+          <w:lang w:val="es-ES"/>
+        </w:rPr>
+        <w:t>- DELETE /rol/:id</w:t>
+      </w:r>
+    </w:p>
+    <w:p>
+      <w:pPr>
+        <w:rPr>
+          <w:lang w:val="es-ES"/>
+        </w:rPr>
+      </w:pPr>
+      <w:r>
+        <w:rPr>
+          <w:lang w:val="es-ES"/>
+        </w:rPr>
+        <w:t>- GET /roles-prueba</w:t>
+      </w:r>
+    </w:p>
+    <w:p>
+      <w:pPr>
+        <w:rPr>
+          <w:lang w:val="es-ES"/>
+        </w:rPr>
+      </w:pPr>
+    </w:p>
+    <w:p>
+      <w:pPr>
+        <w:pStyle w:val="Ttulo1"/>
         <w:rPr>
           <w:b/>
           <w:bCs/>
           <w:color w:val="auto"/>
           <w:lang w:val="es-ES"/>
         </w:rPr>
-        <w:t>Evaluación del Proyecto</w:t>
-      </w:r>
-      <w:bookmarkEnd w:id="23"/>
-    </w:p>
-    <w:p>
-      <w:pPr>
-        <w:rPr>
-          <w:lang w:val="es-ES"/>
-        </w:rPr>
-      </w:pPr>
-    </w:p>
-    <w:p>
-      <w:pPr>
-        <w:rPr>
-          <w:lang w:val="es-ES"/>
-        </w:rPr>
-      </w:pPr>
-      <w:r>
-        <w:rPr>
-          <w:lang w:val="es-ES"/>
-        </w:rPr>
-        <w:t xml:space="preserve">   </w:t>
-      </w:r>
-      <w:r>
-        <w:rPr>
-          <w:lang w:val="es-ES"/>
-        </w:rPr>
-        <w:t>El desarrollo del sistema de gestión de alquileres para la Galería Comercial Paseo Tafí permitió abordar con éxito los desafíos operativos que presentaba la administración manual. A lo largo del proyecto se logró:</w:t>
-      </w:r>
-    </w:p>
-    <w:p>
-      <w:pPr>
-        <w:rPr>
-          <w:lang w:val="es-ES"/>
-        </w:rPr>
-      </w:pPr>
-    </w:p>
-    <w:p>
-      <w:pPr>
-        <w:pStyle w:val="Ttulo2"/>
+      </w:pPr>
+      <w:bookmarkStart w:id="23" w:name="_Toc211542885"/>
+      <w:r>
         <w:rPr>
           <w:b/>
           <w:bCs/>
           <w:color w:val="auto"/>
           <w:lang w:val="es-ES"/>
         </w:rPr>
-      </w:pPr>
-      <w:r>
-        <w:rPr>
-          <w:rFonts w:ascii="Segoe UI Emoji" w:hAnsi="Segoe UI Emoji" w:cs="Segoe UI Emoji"/>
+        <w:t>Evaluación del Proyecto</w:t>
+      </w:r>
+      <w:bookmarkEnd w:id="23"/>
+    </w:p>
+    <w:p>
+      <w:pPr>
+        <w:rPr>
+          <w:lang w:val="es-ES"/>
+        </w:rPr>
+      </w:pPr>
+    </w:p>
+    <w:p>
+      <w:pPr>
+        <w:rPr>
+          <w:lang w:val="es-ES"/>
+        </w:rPr>
+      </w:pPr>
+      <w:r>
+        <w:rPr>
           <w:lang w:val="es-ES"/>
         </w:rPr>
         <w:t xml:space="preserve">   </w:t>
       </w:r>
-      <w:bookmarkStart w:id="24" w:name="_Toc211542886"/>
-      <w:r>
+      <w:r>
+        <w:rPr>
+          <w:lang w:val="es-ES"/>
+        </w:rPr>
+        <w:t>El desarrollo del sistema de gestión de alquileres para la Galería Comercial Paseo Tafí permitió abordar con éxito los desafíos operativos que presentaba la administración manual. A lo largo del proyecto se logró:</w:t>
+      </w:r>
+    </w:p>
+    <w:p>
+      <w:pPr>
+        <w:rPr>
+          <w:lang w:val="es-ES"/>
+        </w:rPr>
+      </w:pPr>
+    </w:p>
+    <w:p>
+      <w:pPr>
+        <w:pStyle w:val="Ttulo2"/>
         <w:rPr>
           <w:b/>
           <w:bCs/>
           <w:color w:val="auto"/>
           <w:lang w:val="es-ES"/>
         </w:rPr>
-        <w:t>Resultados alcanzados</w:t>
-      </w:r>
-      <w:bookmarkEnd w:id="24"/>
-    </w:p>
-    <w:p>
-      <w:pPr>
-        <w:rPr>
-          <w:lang w:val="es-ES"/>
-        </w:rPr>
-      </w:pPr>
-    </w:p>
-    <w:p>
-      <w:pPr>
-        <w:rPr>
-          <w:lang w:val="es-ES"/>
-        </w:rPr>
-      </w:pPr>
-      <w:r>
-        <w:rPr>
-          <w:lang w:val="es-ES"/>
-        </w:rPr>
-        <w:t>• Centralización de la información: Todos los contratos, pagos, reservas y documentación quedaron integrados en una única plataforma, eliminando registros dispersos y mejorando la trazabilidad.</w:t>
-      </w:r>
-    </w:p>
-    <w:p>
-      <w:pPr>
-        <w:rPr>
-          <w:lang w:val="es-ES"/>
-        </w:rPr>
-      </w:pPr>
-      <w:r>
-        <w:rPr>
-          <w:lang w:val="es-ES"/>
-        </w:rPr>
-        <w:t>• Gestión diferenciada por tipo de espacio: Se incorporó una lógica específica para el salón y la piscina, permitiendo reservas por franja horaria, validaciones por tipo de actividad y control de capacidad.</w:t>
-      </w:r>
-    </w:p>
-    <w:p>
-      <w:pPr>
-        <w:rPr>
-          <w:lang w:val="es-ES"/>
-        </w:rPr>
-      </w:pPr>
-      <w:r>
-        <w:rPr>
-          <w:lang w:val="es-ES"/>
-        </w:rPr>
-        <w:t>• Aplicación de reglas de negocio: El sistema permite validar incompatibilidad de rubros, aplicar recargos por ubicación privilegiada y exigir documentación según el tipo de actividad (comercial, física o terapéutica).</w:t>
-      </w:r>
-    </w:p>
-    <w:p>
-      <w:pPr>
-        <w:rPr>
-          <w:lang w:val="es-ES"/>
-        </w:rPr>
-      </w:pPr>
-      <w:r>
-        <w:rPr>
-          <w:lang w:val="es-ES"/>
-        </w:rPr>
-        <w:t>• Automatización de alertas y reportes: Se implementaron alertas por vencimientos y pagos atrasados, y reportes administrativos que facilitan la toma de decisiones.</w:t>
-      </w:r>
-    </w:p>
-    <w:p>
-      <w:pPr>
-        <w:rPr>
-          <w:lang w:val="es-ES"/>
-        </w:rPr>
-      </w:pPr>
-      <w:r>
-        <w:rPr>
-          <w:lang w:val="es-ES"/>
-        </w:rPr>
-        <w:t>• Seguridad y control de acceso: Se definieron roles de usuario con permisos diferenciados, protegiendo la información sensible y asegurando trazabilidad de acciones.</w:t>
-      </w:r>
-    </w:p>
-    <w:p>
-      <w:pPr>
-        <w:rPr>
-          <w:lang w:val="es-ES"/>
-        </w:rPr>
-      </w:pPr>
-      <w:r>
-        <w:rPr>
-          <w:lang w:val="es-ES"/>
-        </w:rPr>
-        <w:lastRenderedPageBreak/>
-        <w:t>• Optimización de la presencia digital: La Landing Page institucional permitió representar visualmente la galería, sus servicios y espacios especiales, mejorando su posicionamiento comercial.</w:t>
-      </w:r>
-    </w:p>
-    <w:p>
-      <w:pPr>
-        <w:rPr>
-          <w:lang w:val="es-ES"/>
-        </w:rPr>
-      </w:pPr>
-    </w:p>
-    <w:p>
-      <w:pPr>
-        <w:pStyle w:val="Ttulo2"/>
+      </w:pPr>
+      <w:r>
+        <w:rPr>
+          <w:rFonts w:ascii="Segoe UI Emoji" w:hAnsi="Segoe UI Emoji" w:cs="Segoe UI Emoji"/>
+          <w:lang w:val="es-ES"/>
+        </w:rPr>
+        <w:t xml:space="preserve">   </w:t>
+      </w:r>
+      <w:bookmarkStart w:id="24" w:name="_Toc211542886"/>
+      <w:r>
         <w:rPr>
           <w:b/>
           <w:bCs/>
           <w:color w:val="auto"/>
           <w:lang w:val="es-ES"/>
         </w:rPr>
-      </w:pPr>
-      <w:r>
+        <w:t>Resultados alcanzados</w:t>
+      </w:r>
+      <w:bookmarkEnd w:id="24"/>
+    </w:p>
+    <w:p>
+      <w:pPr>
+        <w:rPr>
+          <w:lang w:val="es-ES"/>
+        </w:rPr>
+      </w:pPr>
+    </w:p>
+    <w:p>
+      <w:pPr>
+        <w:rPr>
+          <w:lang w:val="es-ES"/>
+        </w:rPr>
+      </w:pPr>
+      <w:r>
+        <w:rPr>
+          <w:lang w:val="es-ES"/>
+        </w:rPr>
+        <w:t>• Centralización de la información: Todos los contratos, pagos, reservas y documentación quedaron integrados en una única plataforma, eliminando registros dispersos y mejorando la trazabilidad.</w:t>
+      </w:r>
+    </w:p>
+    <w:p>
+      <w:pPr>
+        <w:rPr>
+          <w:lang w:val="es-ES"/>
+        </w:rPr>
+      </w:pPr>
+      <w:r>
+        <w:rPr>
+          <w:lang w:val="es-ES"/>
+        </w:rPr>
+        <w:lastRenderedPageBreak/>
+        <w:t>• Gestión diferenciada por tipo de espacio: Se incorporó una lógica específica para el salón y la piscina, permitiendo reservas por franja horaria, validaciones por tipo de actividad y control de capacidad.</w:t>
+      </w:r>
+    </w:p>
+    <w:p>
+      <w:pPr>
+        <w:rPr>
+          <w:lang w:val="es-ES"/>
+        </w:rPr>
+      </w:pPr>
+      <w:r>
+        <w:rPr>
+          <w:lang w:val="es-ES"/>
+        </w:rPr>
+        <w:t>• Aplicación de reglas de negocio: El sistema permite validar incompatibilidad de rubros, aplicar recargos por ubicación privilegiada y exigir documentación según el tipo de actividad (comercial, física o terapéutica).</w:t>
+      </w:r>
+    </w:p>
+    <w:p>
+      <w:pPr>
+        <w:rPr>
+          <w:lang w:val="es-ES"/>
+        </w:rPr>
+      </w:pPr>
+      <w:r>
+        <w:rPr>
+          <w:lang w:val="es-ES"/>
+        </w:rPr>
+        <w:t>• Automatización de alertas y reportes: Se implementaron alertas por vencimientos y pagos atrasados, y reportes administrativos que facilitan la toma de decisiones.</w:t>
+      </w:r>
+    </w:p>
+    <w:p>
+      <w:pPr>
+        <w:rPr>
+          <w:lang w:val="es-ES"/>
+        </w:rPr>
+      </w:pPr>
+      <w:r>
+        <w:rPr>
+          <w:lang w:val="es-ES"/>
+        </w:rPr>
+        <w:t>• Seguridad y control de acceso: Se definieron roles de usuario con permisos diferenciados, protegiendo la información sensible y asegurando trazabilidad de acciones.</w:t>
+      </w:r>
+    </w:p>
+    <w:p>
+      <w:pPr>
+        <w:rPr>
+          <w:lang w:val="es-ES"/>
+        </w:rPr>
+      </w:pPr>
+      <w:r>
+        <w:rPr>
+          <w:lang w:val="es-ES"/>
+        </w:rPr>
+        <w:t xml:space="preserve">• Optimización de la presencia digital: La </w:t>
+      </w:r>
+      <w:proofErr w:type="spellStart"/>
+      <w:r>
+        <w:rPr>
+          <w:lang w:val="es-ES"/>
+        </w:rPr>
+        <w:t>Landing</w:t>
+      </w:r>
+      <w:proofErr w:type="spellEnd"/>
+      <w:r>
+        <w:rPr>
+          <w:lang w:val="es-ES"/>
+        </w:rPr>
+        <w:t xml:space="preserve"> Page institucional permitió representar visualmente la galería, sus servicios y espacios especiales, mejorando su posicionamiento comercial.</w:t>
+      </w:r>
+    </w:p>
+    <w:p>
+      <w:pPr>
+        <w:rPr>
+          <w:lang w:val="es-ES"/>
+        </w:rPr>
+      </w:pPr>
+    </w:p>
+    <w:p>
+      <w:pPr>
+        <w:pStyle w:val="Ttulo2"/>
         <w:rPr>
           <w:b/>
           <w:bCs/>
           <w:color w:val="auto"/>
           <w:lang w:val="es-ES"/>
         </w:rPr>
-        <w:t xml:space="preserve">   </w:t>
-      </w:r>
+      </w:pPr>
       <w:r>
         <w:rPr>
           <w:b/>
@@ -19449,179 +20411,102 @@
           <w:color w:val="auto"/>
           <w:lang w:val="es-ES"/>
         </w:rPr>
-        <w:t>Indicadores medibles de éxito</w:t>
-      </w:r>
-    </w:p>
-    <w:p>
-      <w:pPr>
-        <w:rPr>
-          <w:lang w:val="es-ES"/>
-        </w:rPr>
-      </w:pPr>
-    </w:p>
-    <w:p>
-      <w:pPr>
-        <w:rPr>
-          <w:lang w:val="es-ES"/>
-        </w:rPr>
-      </w:pPr>
-      <w:r>
-        <w:rPr>
-          <w:lang w:val="es-ES"/>
-        </w:rPr>
-        <w:t>• Reducción estimada del 80% en errores de asignación de espacios y vencimientos respecto al sistema manual anterior.</w:t>
-      </w:r>
-    </w:p>
-    <w:p>
-      <w:pPr>
-        <w:rPr>
-          <w:lang w:val="es-ES"/>
-        </w:rPr>
-      </w:pPr>
-      <w:r>
-        <w:rPr>
-          <w:lang w:val="es-ES"/>
-        </w:rPr>
-        <w:t>• Disminución del tiempo administrativo promedio por contrato de 45 minutos a menos de 15 minutos.</w:t>
-      </w:r>
-    </w:p>
-    <w:p>
-      <w:pPr>
-        <w:rPr>
-          <w:lang w:val="es-ES"/>
-        </w:rPr>
-      </w:pPr>
-      <w:r>
-        <w:rPr>
-          <w:lang w:val="es-ES"/>
-        </w:rPr>
-        <w:t>• Incremento del 30% en la velocidad de respuesta ante consultas de disponibilidad.</w:t>
-      </w:r>
-    </w:p>
-    <w:p>
-      <w:pPr>
-        <w:rPr>
-          <w:lang w:val="es-ES"/>
-        </w:rPr>
-      </w:pPr>
-      <w:r>
-        <w:rPr>
-          <w:lang w:val="es-ES"/>
-        </w:rPr>
-        <w:t>• Mejora en la trazabilidad documental, con validación automática del 100% de los requisitos antes de activar contratos o reservas.</w:t>
-      </w:r>
-    </w:p>
-    <w:p>
-      <w:pPr>
-        <w:rPr>
-          <w:lang w:val="es-ES"/>
-        </w:rPr>
-      </w:pPr>
-    </w:p>
-    <w:p>
-      <w:pPr>
-        <w:pStyle w:val="Ttulo2"/>
+        <w:t xml:space="preserve">   </w:t>
+      </w:r>
+      <w:r>
         <w:rPr>
           <w:b/>
           <w:bCs/>
           <w:color w:val="auto"/>
           <w:lang w:val="es-ES"/>
         </w:rPr>
-      </w:pPr>
-      <w:r>
-        <w:rPr>
-          <w:rFonts w:ascii="Segoe UI Emoji" w:hAnsi="Segoe UI Emoji" w:cs="Segoe UI Emoji"/>
-          <w:lang w:val="es-ES"/>
-        </w:rPr>
-        <w:t xml:space="preserve">   </w:t>
-      </w:r>
-      <w:bookmarkStart w:id="25" w:name="_Toc211542887"/>
-      <w:r>
+        <w:t>Indicadores medibles de éxito</w:t>
+      </w:r>
+    </w:p>
+    <w:p>
+      <w:pPr>
+        <w:rPr>
+          <w:lang w:val="es-ES"/>
+        </w:rPr>
+      </w:pPr>
+    </w:p>
+    <w:p>
+      <w:pPr>
+        <w:rPr>
+          <w:lang w:val="es-ES"/>
+        </w:rPr>
+      </w:pPr>
+      <w:r>
+        <w:rPr>
+          <w:lang w:val="es-ES"/>
+        </w:rPr>
+        <w:t>• Reducción estimada del 80% en errores de asignación de espacios y vencimientos respecto al sistema manual anterior.</w:t>
+      </w:r>
+    </w:p>
+    <w:p>
+      <w:pPr>
+        <w:rPr>
+          <w:lang w:val="es-ES"/>
+        </w:rPr>
+      </w:pPr>
+      <w:r>
+        <w:rPr>
+          <w:lang w:val="es-ES"/>
+        </w:rPr>
+        <w:t>• Disminución del tiempo administrativo promedio por contrato de 45 minutos a menos de 15 minutos.</w:t>
+      </w:r>
+    </w:p>
+    <w:p>
+      <w:pPr>
+        <w:rPr>
+          <w:lang w:val="es-ES"/>
+        </w:rPr>
+      </w:pPr>
+      <w:r>
+        <w:rPr>
+          <w:lang w:val="es-ES"/>
+        </w:rPr>
+        <w:t>• Incremento del 30% en la velocidad de respuesta ante consultas de disponibilidad.</w:t>
+      </w:r>
+    </w:p>
+    <w:p>
+      <w:pPr>
+        <w:rPr>
+          <w:lang w:val="es-ES"/>
+        </w:rPr>
+      </w:pPr>
+      <w:r>
+        <w:rPr>
+          <w:lang w:val="es-ES"/>
+        </w:rPr>
+        <w:t>• Mejora en la trazabilidad documental, con validación automática del 100% de los requisitos antes de activar contratos o reservas.</w:t>
+      </w:r>
+    </w:p>
+    <w:p>
+      <w:pPr>
+        <w:rPr>
+          <w:lang w:val="es-ES"/>
+        </w:rPr>
+      </w:pPr>
+    </w:p>
+    <w:p>
+      <w:pPr>
+        <w:pStyle w:val="Ttulo2"/>
         <w:rPr>
           <w:b/>
           <w:bCs/>
           <w:color w:val="auto"/>
           <w:lang w:val="es-ES"/>
         </w:rPr>
-        <w:t>Impacto operativo</w:t>
-      </w:r>
-      <w:bookmarkEnd w:id="25"/>
-    </w:p>
-    <w:p>
-      <w:pPr>
-        <w:rPr>
-          <w:lang w:val="es-ES"/>
-        </w:rPr>
-      </w:pPr>
-    </w:p>
-    <w:p>
-      <w:pPr>
-        <w:rPr>
-          <w:lang w:val="es-ES"/>
-        </w:rPr>
-      </w:pPr>
-      <w:r>
-        <w:rPr>
-          <w:lang w:val="es-ES"/>
-        </w:rPr>
-        <w:t>• Reducción de errores humanos en la asignación de espacios y vencimientos.</w:t>
-      </w:r>
-    </w:p>
-    <w:p>
-      <w:pPr>
-        <w:rPr>
-          <w:lang w:val="es-ES"/>
-        </w:rPr>
-      </w:pPr>
-      <w:r>
-        <w:rPr>
-          <w:lang w:val="es-ES"/>
-        </w:rPr>
-        <w:t>• Mejora en la experiencia de los inquilinos y profesionales que alquilan espacios.</w:t>
-      </w:r>
-    </w:p>
-    <w:p>
-      <w:pPr>
-        <w:rPr>
-          <w:lang w:val="es-ES"/>
-        </w:rPr>
-      </w:pPr>
-      <w:r>
-        <w:rPr>
-          <w:lang w:val="es-ES"/>
-        </w:rPr>
-        <w:t>• Mayor eficiencia en la gestión administrativa y contable.</w:t>
-      </w:r>
-    </w:p>
-    <w:p>
-      <w:pPr>
-        <w:rPr>
-          <w:lang w:val="es-ES"/>
-        </w:rPr>
-      </w:pPr>
-      <w:r>
-        <w:rPr>
-          <w:lang w:val="es-ES"/>
-        </w:rPr>
-        <w:t>• Profesionalización de la imagen institucional ante clientes y potenciales inquilinos.</w:t>
-      </w:r>
-    </w:p>
-    <w:p>
-      <w:pPr>
-        <w:rPr>
-          <w:lang w:val="es-ES"/>
-        </w:rPr>
-      </w:pPr>
-    </w:p>
-    <w:p>
-      <w:pPr>
-        <w:pStyle w:val="Ttulo2"/>
-        <w:rPr>
-          <w:b/>
-          <w:bCs/>
-          <w:lang w:val="es-ES"/>
-        </w:rPr>
-      </w:pPr>
+      </w:pPr>
+      <w:r>
+        <w:rPr>
+          <w:rFonts w:ascii="Segoe UI Emoji" w:hAnsi="Segoe UI Emoji" w:cs="Segoe UI Emoji"/>
+          <w:lang w:val="es-ES"/>
+        </w:rPr>
+        <w:t xml:space="preserve">   </w:t>
+      </w:r>
+      <w:bookmarkStart w:id="25" w:name="_Toc211542887"/>
       <w:r>
         <w:rPr>
           <w:b/>
@@ -19629,9 +20514,85 @@
           <w:color w:val="auto"/>
           <w:lang w:val="es-ES"/>
         </w:rPr>
-        <w:t xml:space="preserve">   </w:t>
-      </w:r>
-      <w:bookmarkStart w:id="26" w:name="_Toc211542888"/>
+        <w:t>Impacto operativo</w:t>
+      </w:r>
+      <w:bookmarkEnd w:id="25"/>
+    </w:p>
+    <w:p>
+      <w:pPr>
+        <w:rPr>
+          <w:lang w:val="es-ES"/>
+        </w:rPr>
+      </w:pPr>
+    </w:p>
+    <w:p>
+      <w:pPr>
+        <w:rPr>
+          <w:lang w:val="es-ES"/>
+        </w:rPr>
+      </w:pPr>
+      <w:r>
+        <w:rPr>
+          <w:lang w:val="es-ES"/>
+        </w:rPr>
+        <w:t>• Reducción de errores humanos en la asignación de espacios y vencimientos.</w:t>
+      </w:r>
+    </w:p>
+    <w:p>
+      <w:pPr>
+        <w:rPr>
+          <w:lang w:val="es-ES"/>
+        </w:rPr>
+      </w:pPr>
+      <w:r>
+        <w:rPr>
+          <w:lang w:val="es-ES"/>
+        </w:rPr>
+        <w:t>• Mejora en la experiencia de los inquilinos y profesionales que alquilan espacios.</w:t>
+      </w:r>
+    </w:p>
+    <w:p>
+      <w:pPr>
+        <w:rPr>
+          <w:lang w:val="es-ES"/>
+        </w:rPr>
+      </w:pPr>
+      <w:r>
+        <w:rPr>
+          <w:lang w:val="es-ES"/>
+        </w:rPr>
+        <w:t>• Mayor eficiencia en la gestión administrativa y contable.</w:t>
+      </w:r>
+    </w:p>
+    <w:p>
+      <w:pPr>
+        <w:rPr>
+          <w:lang w:val="es-ES"/>
+        </w:rPr>
+      </w:pPr>
+      <w:r>
+        <w:rPr>
+          <w:lang w:val="es-ES"/>
+        </w:rPr>
+        <w:t>• Profesionalización de la imagen institucional ante clientes y potenciales inquilinos.</w:t>
+      </w:r>
+    </w:p>
+    <w:p>
+      <w:pPr>
+        <w:rPr>
+          <w:lang w:val="es-ES"/>
+        </w:rPr>
+      </w:pPr>
+    </w:p>
+    <w:p>
+      <w:pPr>
+        <w:pStyle w:val="Ttulo2"/>
+        <w:rPr>
+          <w:b/>
+          <w:bCs/>
+          <w:lang w:val="es-ES"/>
+        </w:rPr>
+      </w:pPr>
       <w:r>
         <w:rPr>
           <w:b/>
@@ -19639,114 +20600,125 @@
           <w:color w:val="auto"/>
           <w:lang w:val="es-ES"/>
         </w:rPr>
-        <w:t>Proyección futura</w:t>
-      </w:r>
-      <w:bookmarkEnd w:id="26"/>
-    </w:p>
-    <w:p>
-      <w:pPr>
-        <w:rPr>
-          <w:lang w:val="es-ES"/>
-        </w:rPr>
-      </w:pPr>
-    </w:p>
-    <w:p>
-      <w:pPr>
-        <w:rPr>
-          <w:lang w:val="es-ES"/>
-        </w:rPr>
-      </w:pPr>
-      <w:r>
-        <w:rPr>
-          <w:lang w:val="es-ES"/>
-        </w:rPr>
         <w:t xml:space="preserve">   </w:t>
       </w:r>
-      <w:r>
-        <w:rPr>
-          <w:lang w:val="es-ES"/>
-        </w:rPr>
-        <w:t>El sistema fue diseñado con escalabilidad, permitiendo incorporar nuevas funcionalidades como:</w:t>
-      </w:r>
-    </w:p>
-    <w:p>
-      <w:pPr>
-        <w:rPr>
-          <w:lang w:val="es-ES"/>
-        </w:rPr>
-      </w:pPr>
-      <w:r>
-        <w:rPr>
-          <w:lang w:val="es-ES"/>
-        </w:rPr>
-        <w:t>• Acceso directo para inquilinos.</w:t>
-      </w:r>
-    </w:p>
-    <w:p>
-      <w:pPr>
-        <w:rPr>
-          <w:lang w:val="es-ES"/>
-        </w:rPr>
-      </w:pPr>
-      <w:r>
-        <w:rPr>
-          <w:lang w:val="es-ES"/>
-        </w:rPr>
-        <w:t>• Integración con plataformas de pago virtual.</w:t>
-      </w:r>
-    </w:p>
-    <w:p>
-      <w:pPr>
-        <w:rPr>
-          <w:lang w:val="es-ES"/>
-        </w:rPr>
-      </w:pPr>
-      <w:r>
-        <w:rPr>
-          <w:lang w:val="es-ES"/>
-        </w:rPr>
-        <w:t>• Gestión de eventos o actividades en espacios comunes.</w:t>
-      </w:r>
-    </w:p>
-    <w:p>
-      <w:pPr>
-        <w:rPr>
-          <w:lang w:val="es-ES"/>
-        </w:rPr>
-      </w:pPr>
-      <w:r>
-        <w:rPr>
-          <w:lang w:val="es-ES"/>
-        </w:rPr>
-        <w:t>• Módulos de estadísticas avanzadas y visualización gráfica.</w:t>
-      </w:r>
-    </w:p>
-    <w:p>
-      <w:pPr>
-        <w:rPr>
-          <w:lang w:val="es-ES"/>
-        </w:rPr>
-      </w:pPr>
-    </w:p>
-    <w:p>
-      <w:pPr>
-        <w:pStyle w:val="Ttulo1"/>
-        <w:jc w:val="center"/>
+      <w:bookmarkStart w:id="26" w:name="_Toc211542888"/>
+      <w:r>
         <w:rPr>
           <w:b/>
           <w:bCs/>
           <w:color w:val="auto"/>
           <w:lang w:val="es-ES"/>
         </w:rPr>
-      </w:pPr>
-      <w:bookmarkStart w:id="27" w:name="_Toc211542889"/>
-      <w:r>
+        <w:t>Proyección futura</w:t>
+      </w:r>
+      <w:bookmarkEnd w:id="26"/>
+    </w:p>
+    <w:p>
+      <w:pPr>
+        <w:rPr>
+          <w:lang w:val="es-ES"/>
+        </w:rPr>
+      </w:pPr>
+    </w:p>
+    <w:p>
+      <w:pPr>
+        <w:rPr>
+          <w:lang w:val="es-ES"/>
+        </w:rPr>
+      </w:pPr>
+      <w:r>
+        <w:rPr>
+          <w:lang w:val="es-ES"/>
+        </w:rPr>
+        <w:t xml:space="preserve">   </w:t>
+      </w:r>
+      <w:r>
+        <w:rPr>
+          <w:lang w:val="es-ES"/>
+        </w:rPr>
+        <w:t>El sistema fue diseñado con escalabilidad, permitiendo incorporar nuevas funcionalidades como:</w:t>
+      </w:r>
+    </w:p>
+    <w:p>
+      <w:pPr>
+        <w:rPr>
+          <w:lang w:val="es-ES"/>
+        </w:rPr>
+      </w:pPr>
+      <w:r>
+        <w:rPr>
+          <w:lang w:val="es-ES"/>
+        </w:rPr>
+        <w:t>• Acceso directo para inquilinos.</w:t>
+      </w:r>
+    </w:p>
+    <w:p>
+      <w:pPr>
+        <w:rPr>
+          <w:lang w:val="es-ES"/>
+        </w:rPr>
+      </w:pPr>
+      <w:r>
+        <w:rPr>
+          <w:lang w:val="es-ES"/>
+        </w:rPr>
+        <w:t>• Integración con plataformas de pago virtual.</w:t>
+      </w:r>
+    </w:p>
+    <w:p>
+      <w:pPr>
+        <w:rPr>
+          <w:lang w:val="es-ES"/>
+        </w:rPr>
+      </w:pPr>
+      <w:r>
+        <w:rPr>
+          <w:lang w:val="es-ES"/>
+        </w:rPr>
+        <w:t>• Gestión de eventos o actividades en espacios comunes.</w:t>
+      </w:r>
+    </w:p>
+    <w:p>
+      <w:pPr>
+        <w:rPr>
+          <w:lang w:val="es-ES"/>
+        </w:rPr>
+      </w:pPr>
+      <w:r>
+        <w:rPr>
+          <w:lang w:val="es-ES"/>
+        </w:rPr>
+        <w:t>• Módulos de estadísticas avanzadas y visualización gráfica.</w:t>
+      </w:r>
+    </w:p>
+    <w:p>
+      <w:pPr>
+        <w:rPr>
+          <w:lang w:val="es-ES"/>
+        </w:rPr>
+      </w:pPr>
+    </w:p>
+    <w:p>
+      <w:pPr>
+        <w:pStyle w:val="Ttulo1"/>
+        <w:jc w:val="center"/>
         <w:rPr>
           <w:b/>
           <w:bCs/>
           <w:color w:val="auto"/>
           <w:lang w:val="es-ES"/>
         </w:rPr>
+      </w:pPr>
+      <w:bookmarkStart w:id="27" w:name="_Toc211542889"/>
+      <w:r>
+        <w:rPr>
+          <w:b/>
+          <w:bCs/>
+          <w:color w:val="auto"/>
+          <w:lang w:val="es-ES"/>
+        </w:rPr>
+        <w:lastRenderedPageBreak/>
         <w:t>Conclusión</w:t>
       </w:r>
       <w:bookmarkEnd w:id="27"/>
@@ -19793,14 +20765,21 @@
         <w:rPr>
           <w:lang w:val="es-ES"/>
         </w:rPr>
-        <w:t xml:space="preserve">La incorporación de reservas por franja horaria, validaciones documentales, alertas automáticas y reportes administrativos permitió profesionalizar la gestión, mejorar la experiencia de los inquilinos y facilitar la toma de </w:t>
-      </w:r>
-      <w:r>
-        <w:rPr>
-          <w:lang w:val="es-ES"/>
-        </w:rPr>
-        <w:lastRenderedPageBreak/>
-        <w:t>decisiones por parte de los administradores. Además, la Landing Page institucional fortaleció la presencia digital de la galería, consolidando su imagen comercial y ampliando su alcance en el mercado local.</w:t>
+        <w:t xml:space="preserve">La incorporación de reservas por franja horaria, validaciones documentales, alertas automáticas y reportes administrativos permitió profesionalizar la gestión, mejorar la experiencia de los inquilinos y facilitar la toma de decisiones por parte de los administradores. Además, la </w:t>
+      </w:r>
+      <w:proofErr w:type="spellStart"/>
+      <w:r>
+        <w:rPr>
+          <w:lang w:val="es-ES"/>
+        </w:rPr>
+        <w:t>Landing</w:t>
+      </w:r>
+      <w:proofErr w:type="spellEnd"/>
+      <w:r>
+        <w:rPr>
+          <w:lang w:val="es-ES"/>
+        </w:rPr>
+        <w:t xml:space="preserve"> Page institucional fortaleció la presencia digital de la galería, consolidando su imagen comercial y ampliando su alcance en el mercado local.</w:t>
       </w:r>
     </w:p>
     <w:p>
@@ -19875,6 +20854,25 @@
           <w:lang w:val="es-ES"/>
         </w:rPr>
         <w:t>, enfrentar desafíos reales y consolidar habilidades técnicas, metodológicas y colaborativas en un entorno profesional.</w:t>
+      </w:r>
+    </w:p>
+    <w:p>
+      <w:pPr>
+        <w:rPr>
+          <w:lang w:val="es-ES"/>
+        </w:rPr>
+      </w:pPr>
+      <w:r>
+        <w:rPr>
+          <w:lang w:val="es-ES"/>
+        </w:rPr>
+        <w:t xml:space="preserve">   </w:t>
+      </w:r>
+      <w:r>
+        <w:rPr>
+          <w:lang w:val="es-ES"/>
+        </w:rPr>
+        <w:t>Esta solución también puede ser adaptada y aplicada en otras galerías comerciales o emprendimientos similares que enfrenten desafíos de gestión, digitalización y profesionalización de sus operaciones.</w:t>
       </w:r>
     </w:p>
     <w:p>
@@ -19975,6 +20973,7 @@
                 <w:lang w:val="es-ES"/>
               </w:rPr>
             </w:pPr>
+            <w:proofErr w:type="spellStart"/>
             <w:r>
               <w:rPr>
                 <w:b/>
@@ -19983,6 +20982,7 @@
               </w:rPr>
               <w:t>Definicón</w:t>
             </w:r>
+            <w:proofErr w:type="spellEnd"/>
           </w:p>
         </w:tc>
       </w:tr>
@@ -20305,6 +21305,7 @@
               <w:rPr>
                 <w:lang w:val="es-ES"/>
               </w:rPr>
+              <w:lastRenderedPageBreak/>
               <w:t>Estado del espacio</w:t>
             </w:r>
           </w:p>
@@ -20495,7 +21496,6 @@
               <w:rPr>
                 <w:lang w:val="es-ES"/>
               </w:rPr>
-              <w:lastRenderedPageBreak/>
               <w:t>Reserva</w:t>
             </w:r>
           </w:p>
@@ -20530,11 +21530,19 @@
                 <w:lang w:val="es-ES"/>
               </w:rPr>
             </w:pPr>
-            <w:r>
-              <w:rPr>
-                <w:lang w:val="es-ES"/>
-              </w:rPr>
-              <w:t>Landing Page</w:t>
+            <w:proofErr w:type="spellStart"/>
+            <w:r>
+              <w:rPr>
+                <w:lang w:val="es-ES"/>
+              </w:rPr>
+              <w:t>Landing</w:t>
+            </w:r>
+            <w:proofErr w:type="spellEnd"/>
+            <w:r>
+              <w:rPr>
+                <w:lang w:val="es-ES"/>
+              </w:rPr>
+              <w:t xml:space="preserve"> Page</w:t>
             </w:r>
           </w:p>
         </w:tc>
@@ -20566,9 +21574,9 @@
       </w:pPr>
     </w:p>
     <w:sectPr>
-      <w:headerReference w:type="default" r:id="rId15"/>
-      <w:footerReference w:type="default" r:id="rId16"/>
-      <w:footerReference w:type="first" r:id="rId17"/>
+      <w:headerReference w:type="default" r:id="rId17"/>
+      <w:footerReference w:type="default" r:id="rId18"/>
+      <w:footerReference w:type="first" r:id="rId19"/>
       <w:pgSz w:w="11906" w:h="16838"/>
       <w:pgMar w:top="720" w:right="720" w:bottom="720" w:left="720" w:header="708" w:footer="708" w:gutter="0"/>
       <w:pgNumType w:start="0"/>

--- a/Herramientas/Documentación Proyecto Final - Galería Comercial.docx
+++ b/Herramientas/Documentación Proyecto Final - Galería Comercial.docx
@@ -4345,6 +4345,9 @@
                                   </w:rPr>
                                 </w:pPr>
                                 <w:r>
+                                  <w:t xml:space="preserve">Navarro, </w:t>
+                                </w:r>
+                                <w:r>
                                   <w:t>Fabricio</w:t>
                                 </w:r>
                               </w:p>
@@ -4361,21 +4364,8 @@
                                   </w:rPr>
                                 </w:pPr>
                                 <w:r>
-                                  <w:t>Mario</w:t>
+                                  <w:t xml:space="preserve">Díaz, Víctor </w:t>
                                 </w:r>
-                              </w:p>
-                              <w:p>
-                                <w:pPr>
-                                  <w:pStyle w:val="Prrafodelista"/>
-                                  <w:numPr>
-                                    <w:ilvl w:val="0"/>
-                                    <w:numId w:val="3"/>
-                                  </w:numPr>
-                                  <w:rPr>
-                                    <w:b/>
-                                    <w:bCs/>
-                                  </w:rPr>
-                                </w:pPr>
                                 <w:r>
                                   <w:t>Damián</w:t>
                                 </w:r>
@@ -4535,6 +4525,9 @@
                             </w:rPr>
                           </w:pPr>
                           <w:r>
+                            <w:t xml:space="preserve">Navarro, </w:t>
+                          </w:r>
+                          <w:r>
                             <w:t>Fabricio</w:t>
                           </w:r>
                         </w:p>
@@ -4551,21 +4544,8 @@
                             </w:rPr>
                           </w:pPr>
                           <w:r>
-                            <w:t>Mario</w:t>
+                            <w:t xml:space="preserve">Díaz, Víctor </w:t>
                           </w:r>
-                        </w:p>
-                        <w:p>
-                          <w:pPr>
-                            <w:pStyle w:val="Prrafodelista"/>
-                            <w:numPr>
-                              <w:ilvl w:val="0"/>
-                              <w:numId w:val="3"/>
-                            </w:numPr>
-                            <w:rPr>
-                              <w:b/>
-                              <w:bCs/>
-                            </w:rPr>
-                          </w:pPr>
                           <w:r>
                             <w:t>Damián</w:t>
                           </w:r>
